--- a/4-质量管理/运行记录类文件/040203-内部审核不符合报告.docx
+++ b/4-质量管理/运行记录类文件/040203-内部审核不符合报告.docx
@@ -1,13 +1,13 @@
 
 <file path=word/document.xml><?xml version="1.0" encoding="utf-8"?>
-<w:document xmlns:wpc="http://schemas.microsoft.com/office/word/2010/wordprocessingCanvas" xmlns:cx="http://schemas.microsoft.com/office/drawing/2014/chartex" xmlns:cx1="http://schemas.microsoft.com/office/drawing/2015/9/8/chartex" xmlns:cx2="http://schemas.microsoft.com/office/drawing/2015/10/21/chartex" xmlns:cx3="http://schemas.microsoft.com/office/drawing/2016/5/9/chartex" xmlns:cx4="http://schemas.microsoft.com/office/drawing/2016/5/10/chartex" xmlns:cx5="http://schemas.microsoft.com/office/drawing/2016/5/11/chartex" xmlns:cx6="http://schemas.microsoft.com/office/drawing/2016/5/12/chartex" xmlns:cx7="http://schemas.microsoft.com/office/drawing/2016/5/13/chartex" xmlns:cx8="http://schemas.microsoft.com/office/drawing/2016/5/14/chartex" xmlns:mc="http://schemas.openxmlformats.org/markup-compatibility/2006" xmlns:aink="http://schemas.microsoft.com/office/drawing/2016/ink" xmlns:am3d="http://schemas.microsoft.com/office/drawing/2017/model3d" xmlns:o="urn:schemas-microsoft-com:office:office" xmlns:oel="http://schemas.microsoft.com/office/2019/extlst" xmlns:r="http://schemas.openxmlformats.org/officeDocument/2006/relationships" xmlns:m="http://schemas.openxmlformats.org/officeDocument/2006/math" xmlns:v="urn:schemas-microsoft-com:vml" xmlns:wp14="http://schemas.microsoft.com/office/word/2010/wordprocessingDrawing" xmlns:wp="http://schemas.openxmlformats.org/drawingml/2006/wordprocessingDrawing" xmlns:w10="urn:schemas-microsoft-com:office:word" xmlns:w="http://schemas.openxmlformats.org/wordprocessingml/2006/main" xmlns:w14="http://schemas.microsoft.com/office/word/2010/wordml" xmlns:w15="http://schemas.microsoft.com/office/word/2012/wordml" xmlns:w16cex="http://schemas.microsoft.com/office/word/2018/wordml/cex" xmlns:w16cid="http://schemas.microsoft.com/office/word/2016/wordml/cid" xmlns:w16="http://schemas.microsoft.com/office/word/2018/wordml" xmlns:w16du="http://schemas.microsoft.com/office/word/2023/wordml/word16du" xmlns:w16sdtdh="http://schemas.microsoft.com/office/word/2020/wordml/sdtdatahash" xmlns:w16sdtfl="http://schemas.microsoft.com/office/word/2024/wordml/sdtformatlock" xmlns:w16se="http://schemas.microsoft.com/office/word/2015/wordml/symex" xmlns:wpg="http://schemas.microsoft.com/office/word/2010/wordprocessingGroup" xmlns:wpi="http://schemas.microsoft.com/office/word/2010/wordprocessingInk" xmlns:wne="http://schemas.microsoft.com/office/word/2006/wordml" xmlns:wps="http://schemas.microsoft.com/office/word/2010/wordprocessingShape" mc:Ignorable="w14 w15 w16se w16cid w16 w16cex w16sdtdh w16sdtfl w16du wp14">
+<w:document xmlns:wpc="http://schemas.microsoft.com/office/word/2010/wordprocessingCanvas" xmlns:mc="http://schemas.openxmlformats.org/markup-compatibility/2006" xmlns:o="urn:schemas-microsoft-com:office:office" xmlns:r="http://schemas.openxmlformats.org/officeDocument/2006/relationships" xmlns:m="http://schemas.openxmlformats.org/officeDocument/2006/math" xmlns:v="urn:schemas-microsoft-com:vml" xmlns:wp14="http://schemas.microsoft.com/office/word/2010/wordprocessingDrawing" xmlns:wp="http://schemas.openxmlformats.org/drawingml/2006/wordprocessingDrawing" xmlns:w="http://schemas.openxmlformats.org/wordprocessingml/2006/main" xmlns:w14="http://schemas.microsoft.com/office/word/2010/wordml" xmlns:w10="urn:schemas-microsoft-com:office:word" xmlns:w15="http://schemas.microsoft.com/office/word/2012/wordml" xmlns:wpg="http://schemas.microsoft.com/office/word/2010/wordprocessingGroup" xmlns:wpi="http://schemas.microsoft.com/office/word/2010/wordprocessingInk" xmlns:wne="http://schemas.microsoft.com/office/word/2006/wordml" xmlns:wps="http://schemas.microsoft.com/office/word/2010/wordprocessingShape" xmlns:wpsCustomData="http://www.wps.cn/officeDocument/2013/wpsCustomData" mc:Ignorable="w14 w15 wp14">
   <w:body>
     <w:p>
       <w:pPr>
         <w:spacing w:before="78" w:line="219" w:lineRule="auto"/>
         <w:ind w:left="25"/>
         <w:rPr>
-          <w:rFonts w:ascii="宋体" w:hAnsi="宋体" w:cs="宋体" w:hint="eastAsia"/>
+          <w:rFonts w:hint="eastAsia" w:ascii="宋体" w:hAnsi="宋体" w:cs="宋体"/>
           <w:sz w:val="24"/>
           <w:szCs w:val="24"/>
           <w:lang w:eastAsia="zh-CN"/>
@@ -27,7 +27,7 @@
       </w:r>
       <w:r>
         <w:rPr>
-          <w:rFonts w:ascii="宋体" w:hAnsi="宋体" w:cs="宋体" w:hint="eastAsia"/>
+          <w:rFonts w:hint="eastAsia" w:ascii="宋体" w:hAnsi="宋体" w:cs="宋体"/>
           <w:b/>
           <w:bCs/>
           <w:spacing w:val="-3"/>
@@ -51,7 +51,7 @@
       </w:r>
       <w:r>
         <w:rPr>
-          <w:rFonts w:ascii="宋体" w:hAnsi="宋体" w:cs="宋体" w:hint="eastAsia"/>
+          <w:rFonts w:hint="eastAsia" w:ascii="宋体" w:hAnsi="宋体" w:cs="宋体"/>
           <w:b/>
           <w:bCs/>
           <w:spacing w:val="-3"/>
@@ -70,11 +70,11 @@
         <w:autoSpaceDN/>
         <w:adjustRightInd/>
         <w:snapToGrid/>
-        <w:spacing w:afterLines="1000" w:after="3120" w:line="219" w:lineRule="auto"/>
+        <w:spacing w:after="3120" w:afterLines="1000" w:line="219" w:lineRule="auto"/>
         <w:ind w:left="23"/>
         <w:textAlignment w:val="auto"/>
         <w:rPr>
-          <w:rFonts w:ascii="宋体" w:hAnsi="宋体" w:cs="宋体" w:hint="eastAsia"/>
+          <w:rFonts w:hint="eastAsia" w:ascii="宋体" w:hAnsi="宋体" w:cs="宋体"/>
           <w:sz w:val="24"/>
           <w:szCs w:val="24"/>
           <w:lang w:eastAsia="zh-CN"/>
@@ -118,7 +118,7 @@
     </w:p>
     <w:p>
       <w:pPr>
-        <w:pStyle w:val="ab"/>
+        <w:pStyle w:val="24"/>
         <w:spacing w:after="1872"/>
         <w:rPr>
           <w:lang w:eastAsia="zh-CN"/>
@@ -135,7 +135,7 @@
     </w:p>
     <w:p>
       <w:pPr>
-        <w:pStyle w:val="ac"/>
+        <w:pStyle w:val="25"/>
         <w:spacing w:after="2808"/>
         <w:rPr>
           <w:rFonts w:hint="eastAsia"/>
@@ -151,26 +151,48 @@
     </w:p>
     <w:tbl>
       <w:tblPr>
-        <w:tblStyle w:val="a9"/>
+        <w:tblStyle w:val="21"/>
         <w:tblW w:w="0" w:type="auto"/>
         <w:tblInd w:w="2443" w:type="dxa"/>
         <w:tblBorders>
-          <w:top w:val="nil"/>
-          <w:left w:val="nil"/>
-          <w:bottom w:val="nil"/>
-          <w:right w:val="nil"/>
-          <w:insideH w:val="nil"/>
-          <w:insideV w:val="nil"/>
+          <w:top w:val="none" w:color="auto" w:sz="0" w:space="0"/>
+          <w:left w:val="none" w:color="auto" w:sz="0" w:space="0"/>
+          <w:bottom w:val="none" w:color="auto" w:sz="0" w:space="0"/>
+          <w:right w:val="none" w:color="auto" w:sz="0" w:space="0"/>
+          <w:insideH w:val="none" w:color="auto" w:sz="0" w:space="0"/>
+          <w:insideV w:val="none" w:color="auto" w:sz="0" w:space="0"/>
         </w:tblBorders>
-        <w:tblLook w:val="04A0" w:firstRow="1" w:lastRow="0" w:firstColumn="1" w:lastColumn="0" w:noHBand="0" w:noVBand="1"/>
+        <w:tblLayout w:type="autofit"/>
+        <w:tblCellMar>
+          <w:top w:w="0" w:type="dxa"/>
+          <w:left w:w="108" w:type="dxa"/>
+          <w:bottom w:w="0" w:type="dxa"/>
+          <w:right w:w="108" w:type="dxa"/>
+        </w:tblCellMar>
       </w:tblPr>
       <w:tblGrid>
-        <w:gridCol w:w="1753"/>
-        <w:gridCol w:w="4110"/>
+        <w:gridCol w:w="1818"/>
+        <w:gridCol w:w="4261"/>
       </w:tblGrid>
       <w:tr>
+        <w:tblPrEx>
+          <w:tblBorders>
+            <w:top w:val="none" w:color="auto" w:sz="0" w:space="0"/>
+            <w:left w:val="none" w:color="auto" w:sz="0" w:space="0"/>
+            <w:bottom w:val="none" w:color="auto" w:sz="0" w:space="0"/>
+            <w:right w:val="none" w:color="auto" w:sz="0" w:space="0"/>
+            <w:insideH w:val="none" w:color="auto" w:sz="0" w:space="0"/>
+            <w:insideV w:val="none" w:color="auto" w:sz="0" w:space="0"/>
+          </w:tblBorders>
+          <w:tblCellMar>
+            <w:top w:w="0" w:type="dxa"/>
+            <w:left w:w="108" w:type="dxa"/>
+            <w:bottom w:w="0" w:type="dxa"/>
+            <w:right w:w="108" w:type="dxa"/>
+          </w:tblCellMar>
+        </w:tblPrEx>
         <w:trPr>
-          <w:trHeight w:val="810"/>
+          <w:trHeight w:val="810" w:hRule="atLeast"/>
         </w:trPr>
         <w:tc>
           <w:tcPr>
@@ -178,6 +200,8 @@
           </w:tcPr>
           <w:p>
             <w:pPr>
+              <w:widowControl w:val="0"/>
+              <w:jc w:val="both"/>
               <w:rPr>
                 <w:lang w:eastAsia="zh-CN"/>
               </w:rPr>
@@ -191,7 +215,7 @@
             </w:r>
             <w:r>
               <w:rPr>
-                <w:rFonts w:asciiTheme="minorHAnsi" w:eastAsiaTheme="minorEastAsia" w:hAnsiTheme="minorHAnsi"/>
+                <w:rFonts w:asciiTheme="minorHAnsi" w:hAnsiTheme="minorHAnsi" w:eastAsiaTheme="minorEastAsia"/>
                 <w:spacing w:val="227"/>
                 <w:lang w:eastAsia="zh-CN"/>
               </w:rPr>
@@ -215,6 +239,8 @@
           </w:tcPr>
           <w:p>
             <w:pPr>
+              <w:widowControl w:val="0"/>
+              <w:jc w:val="both"/>
               <w:rPr>
                 <w:lang w:eastAsia="zh-CN"/>
               </w:rPr>
@@ -228,7 +254,7 @@
             </w:r>
             <w:r>
               <w:rPr>
-                <w:rFonts w:asciiTheme="minorHAnsi" w:eastAsiaTheme="minorEastAsia" w:hAnsiTheme="minorHAnsi" w:hint="eastAsia"/>
+                <w:rFonts w:hint="eastAsia" w:asciiTheme="minorHAnsi" w:hAnsiTheme="minorHAnsi" w:eastAsiaTheme="minorEastAsia"/>
                 <w:spacing w:val="227"/>
                 <w:lang w:eastAsia="zh-CN"/>
               </w:rPr>
@@ -246,9 +272,9 @@
               <w:rPr>
                 <w:rFonts w:hint="eastAsia"/>
                 <w:u w:val="single"/>
-                <w:lang w:eastAsia="zh-CN"/>
-              </w:rPr>
-              <w:t>6</w:t>
+                <w:lang w:val="en-US" w:eastAsia="zh-CN"/>
+              </w:rPr>
+              <w:t>5</w:t>
             </w:r>
             <w:r>
               <w:rPr>
@@ -256,14 +282,46 @@
                 <w:u w:val="single"/>
                 <w:lang w:eastAsia="zh-CN"/>
               </w:rPr>
-              <w:t>.1.16</w:t>
+              <w:t>.1</w:t>
+            </w:r>
+            <w:r>
+              <w:rPr>
+                <w:rFonts w:hint="eastAsia"/>
+                <w:u w:val="single"/>
+                <w:lang w:val="en-US" w:eastAsia="zh-CN"/>
+              </w:rPr>
+              <w:t>2</w:t>
+            </w:r>
+            <w:r>
+              <w:rPr>
+                <w:rFonts w:hint="eastAsia"/>
+                <w:u w:val="single"/>
+                <w:lang w:eastAsia="zh-CN"/>
+              </w:rPr>
+              <w:t>.16</w:t>
             </w:r>
           </w:p>
         </w:tc>
       </w:tr>
       <w:tr>
+        <w:tblPrEx>
+          <w:tblBorders>
+            <w:top w:val="none" w:color="auto" w:sz="0" w:space="0"/>
+            <w:left w:val="none" w:color="auto" w:sz="0" w:space="0"/>
+            <w:bottom w:val="none" w:color="auto" w:sz="0" w:space="0"/>
+            <w:right w:val="none" w:color="auto" w:sz="0" w:space="0"/>
+            <w:insideH w:val="none" w:color="auto" w:sz="0" w:space="0"/>
+            <w:insideV w:val="none" w:color="auto" w:sz="0" w:space="0"/>
+          </w:tblBorders>
+          <w:tblCellMar>
+            <w:top w:w="0" w:type="dxa"/>
+            <w:left w:w="108" w:type="dxa"/>
+            <w:bottom w:w="0" w:type="dxa"/>
+            <w:right w:w="108" w:type="dxa"/>
+          </w:tblCellMar>
+        </w:tblPrEx>
         <w:trPr>
-          <w:trHeight w:val="810"/>
+          <w:trHeight w:val="810" w:hRule="atLeast"/>
         </w:trPr>
         <w:tc>
           <w:tcPr>
@@ -271,6 +329,8 @@
           </w:tcPr>
           <w:p>
             <w:pPr>
+              <w:widowControl w:val="0"/>
+              <w:jc w:val="both"/>
               <w:rPr>
                 <w:rFonts w:eastAsia="Arial"/>
                 <w:lang w:eastAsia="zh-CN"/>
@@ -285,7 +345,7 @@
             </w:r>
             <w:r>
               <w:rPr>
-                <w:rFonts w:asciiTheme="minorHAnsi" w:eastAsiaTheme="minorEastAsia" w:hAnsiTheme="minorHAnsi"/>
+                <w:rFonts w:asciiTheme="minorHAnsi" w:hAnsiTheme="minorHAnsi" w:eastAsiaTheme="minorEastAsia"/>
                 <w:spacing w:val="227"/>
                 <w:lang w:eastAsia="zh-CN"/>
               </w:rPr>
@@ -294,11 +354,10 @@
             <w:r>
               <w:rPr>
                 <w:rFonts w:hint="eastAsia"/>
-                <w:spacing w:val="90"/>
                 <w:u w:val="single"/>
-                <w:lang w:eastAsia="zh-CN"/>
-              </w:rPr>
-              <w:t>严长运</w:t>
+                <w:lang w:val="en-US" w:eastAsia="zh-CN"/>
+              </w:rPr>
+              <w:t>刘钢要</w:t>
             </w:r>
           </w:p>
         </w:tc>
@@ -308,6 +367,8 @@
           </w:tcPr>
           <w:p>
             <w:pPr>
+              <w:widowControl w:val="0"/>
+              <w:jc w:val="both"/>
               <w:rPr>
                 <w:rFonts w:eastAsia="Arial"/>
                 <w:lang w:eastAsia="zh-CN"/>
@@ -322,7 +383,7 @@
             </w:r>
             <w:r>
               <w:rPr>
-                <w:rFonts w:asciiTheme="minorHAnsi" w:eastAsiaTheme="minorEastAsia" w:hAnsiTheme="minorHAnsi" w:hint="eastAsia"/>
+                <w:rFonts w:hint="eastAsia" w:asciiTheme="minorHAnsi" w:hAnsiTheme="minorHAnsi" w:eastAsiaTheme="minorEastAsia"/>
                 <w:spacing w:val="227"/>
                 <w:lang w:eastAsia="zh-CN"/>
               </w:rPr>
@@ -340,9 +401,9 @@
               <w:rPr>
                 <w:rFonts w:hint="eastAsia"/>
                 <w:u w:val="single"/>
-                <w:lang w:eastAsia="zh-CN"/>
-              </w:rPr>
-              <w:t>6</w:t>
+                <w:lang w:val="en-US" w:eastAsia="zh-CN"/>
+              </w:rPr>
+              <w:t>5</w:t>
             </w:r>
             <w:r>
               <w:rPr>
@@ -350,14 +411,46 @@
                 <w:u w:val="single"/>
                 <w:lang w:eastAsia="zh-CN"/>
               </w:rPr>
-              <w:t>.1.16</w:t>
+              <w:t>.1</w:t>
+            </w:r>
+            <w:r>
+              <w:rPr>
+                <w:rFonts w:hint="eastAsia"/>
+                <w:u w:val="single"/>
+                <w:lang w:val="en-US" w:eastAsia="zh-CN"/>
+              </w:rPr>
+              <w:t>2</w:t>
+            </w:r>
+            <w:r>
+              <w:rPr>
+                <w:rFonts w:hint="eastAsia"/>
+                <w:u w:val="single"/>
+                <w:lang w:eastAsia="zh-CN"/>
+              </w:rPr>
+              <w:t>.16</w:t>
             </w:r>
           </w:p>
         </w:tc>
       </w:tr>
       <w:tr>
+        <w:tblPrEx>
+          <w:tblBorders>
+            <w:top w:val="none" w:color="auto" w:sz="0" w:space="0"/>
+            <w:left w:val="none" w:color="auto" w:sz="0" w:space="0"/>
+            <w:bottom w:val="none" w:color="auto" w:sz="0" w:space="0"/>
+            <w:right w:val="none" w:color="auto" w:sz="0" w:space="0"/>
+            <w:insideH w:val="none" w:color="auto" w:sz="0" w:space="0"/>
+            <w:insideV w:val="none" w:color="auto" w:sz="0" w:space="0"/>
+          </w:tblBorders>
+          <w:tblCellMar>
+            <w:top w:w="0" w:type="dxa"/>
+            <w:left w:w="108" w:type="dxa"/>
+            <w:bottom w:w="0" w:type="dxa"/>
+            <w:right w:w="108" w:type="dxa"/>
+          </w:tblCellMar>
+        </w:tblPrEx>
         <w:trPr>
-          <w:trHeight w:val="635"/>
+          <w:trHeight w:val="635" w:hRule="atLeast"/>
         </w:trPr>
         <w:tc>
           <w:tcPr>
@@ -365,6 +458,8 @@
           </w:tcPr>
           <w:p>
             <w:pPr>
+              <w:widowControl w:val="0"/>
+              <w:jc w:val="both"/>
               <w:rPr>
                 <w:lang w:eastAsia="zh-CN"/>
               </w:rPr>
@@ -378,7 +473,7 @@
             </w:r>
             <w:r>
               <w:rPr>
-                <w:rFonts w:asciiTheme="minorHAnsi" w:eastAsiaTheme="minorEastAsia" w:hAnsiTheme="minorHAnsi" w:hint="eastAsia"/>
+                <w:rFonts w:hint="eastAsia" w:asciiTheme="minorHAnsi" w:hAnsiTheme="minorHAnsi" w:eastAsiaTheme="minorEastAsia"/>
                 <w:spacing w:val="227"/>
                 <w:lang w:eastAsia="zh-CN"/>
               </w:rPr>
@@ -400,6 +495,8 @@
           </w:tcPr>
           <w:p>
             <w:pPr>
+              <w:widowControl w:val="0"/>
+              <w:jc w:val="both"/>
               <w:rPr>
                 <w:lang w:eastAsia="zh-CN"/>
               </w:rPr>
@@ -413,7 +510,7 @@
             </w:r>
             <w:r>
               <w:rPr>
-                <w:rFonts w:asciiTheme="minorHAnsi" w:eastAsiaTheme="minorEastAsia" w:hAnsiTheme="minorHAnsi" w:hint="eastAsia"/>
+                <w:rFonts w:hint="eastAsia" w:asciiTheme="minorHAnsi" w:hAnsiTheme="minorHAnsi" w:eastAsiaTheme="minorEastAsia"/>
                 <w:spacing w:val="227"/>
                 <w:lang w:eastAsia="zh-CN"/>
               </w:rPr>
@@ -431,9 +528,9 @@
               <w:rPr>
                 <w:rFonts w:hint="eastAsia"/>
                 <w:u w:val="single"/>
-                <w:lang w:eastAsia="zh-CN"/>
-              </w:rPr>
-              <w:t>6</w:t>
+                <w:lang w:val="en-US" w:eastAsia="zh-CN"/>
+              </w:rPr>
+              <w:t>5</w:t>
             </w:r>
             <w:r>
               <w:rPr>
@@ -441,7 +538,23 @@
                 <w:u w:val="single"/>
                 <w:lang w:eastAsia="zh-CN"/>
               </w:rPr>
-              <w:t>.1.16</w:t>
+              <w:t>.1</w:t>
+            </w:r>
+            <w:r>
+              <w:rPr>
+                <w:rFonts w:hint="eastAsia"/>
+                <w:u w:val="single"/>
+                <w:lang w:val="en-US" w:eastAsia="zh-CN"/>
+              </w:rPr>
+              <w:t>2</w:t>
+            </w:r>
+            <w:r>
+              <w:rPr>
+                <w:rFonts w:hint="eastAsia"/>
+                <w:u w:val="single"/>
+                <w:lang w:eastAsia="zh-CN"/>
+              </w:rPr>
+              <w:t>.16</w:t>
             </w:r>
           </w:p>
         </w:tc>
@@ -457,7 +570,7 @@
         <w:spacing w:before="153" w:line="225" w:lineRule="auto"/>
         <w:ind w:left="3634"/>
         <w:rPr>
-          <w:rFonts w:ascii="宋体" w:hAnsi="宋体" w:cs="宋体" w:hint="eastAsia"/>
+          <w:rFonts w:hint="eastAsia" w:ascii="宋体" w:hAnsi="宋体" w:cs="宋体"/>
           <w:sz w:val="31"/>
           <w:szCs w:val="31"/>
         </w:rPr>
@@ -471,25 +584,29 @@
           <w:sz w:val="31"/>
           <w:szCs w:val="31"/>
         </w:rPr>
-        <w:lastRenderedPageBreak/>
         <w:t>修订记录</w:t>
       </w:r>
     </w:p>
     <w:tbl>
       <w:tblPr>
-        <w:tblStyle w:val="TableNormal0"/>
+        <w:tblStyle w:val="26"/>
         <w:tblW w:w="8301" w:type="dxa"/>
         <w:tblInd w:w="2" w:type="dxa"/>
         <w:tblBorders>
-          <w:top w:val="single" w:sz="2" w:space="0" w:color="000000"/>
-          <w:left w:val="single" w:sz="2" w:space="0" w:color="000000"/>
-          <w:bottom w:val="single" w:sz="2" w:space="0" w:color="000000"/>
-          <w:right w:val="single" w:sz="2" w:space="0" w:color="000000"/>
-          <w:insideH w:val="single" w:sz="2" w:space="0" w:color="000000"/>
-          <w:insideV w:val="single" w:sz="2" w:space="0" w:color="000000"/>
+          <w:top w:val="single" w:color="000000" w:sz="2" w:space="0"/>
+          <w:left w:val="single" w:color="000000" w:sz="2" w:space="0"/>
+          <w:bottom w:val="single" w:color="000000" w:sz="2" w:space="0"/>
+          <w:right w:val="single" w:color="000000" w:sz="2" w:space="0"/>
+          <w:insideH w:val="single" w:color="000000" w:sz="2" w:space="0"/>
+          <w:insideV w:val="single" w:color="000000" w:sz="2" w:space="0"/>
         </w:tblBorders>
         <w:tblLayout w:type="fixed"/>
-        <w:tblLook w:val="04A0" w:firstRow="1" w:lastRow="0" w:firstColumn="1" w:lastColumn="0" w:noHBand="0" w:noVBand="1"/>
+        <w:tblCellMar>
+          <w:top w:w="0" w:type="dxa"/>
+          <w:left w:w="0" w:type="dxa"/>
+          <w:bottom w:w="0" w:type="dxa"/>
+          <w:right w:w="0" w:type="dxa"/>
+        </w:tblCellMar>
       </w:tblPr>
       <w:tblGrid>
         <w:gridCol w:w="1555"/>
@@ -500,8 +617,24 @@
         <w:gridCol w:w="1240"/>
       </w:tblGrid>
       <w:tr>
+        <w:tblPrEx>
+          <w:tblBorders>
+            <w:top w:val="single" w:color="000000" w:sz="2" w:space="0"/>
+            <w:left w:val="single" w:color="000000" w:sz="2" w:space="0"/>
+            <w:bottom w:val="single" w:color="000000" w:sz="2" w:space="0"/>
+            <w:right w:val="single" w:color="000000" w:sz="2" w:space="0"/>
+            <w:insideH w:val="single" w:color="000000" w:sz="2" w:space="0"/>
+            <w:insideV w:val="single" w:color="000000" w:sz="2" w:space="0"/>
+          </w:tblBorders>
+          <w:tblCellMar>
+            <w:top w:w="0" w:type="dxa"/>
+            <w:left w:w="0" w:type="dxa"/>
+            <w:bottom w:w="0" w:type="dxa"/>
+            <w:right w:w="0" w:type="dxa"/>
+          </w:tblCellMar>
+        </w:tblPrEx>
         <w:trPr>
-          <w:trHeight w:val="593"/>
+          <w:trHeight w:val="593" w:hRule="atLeast"/>
         </w:trPr>
         <w:tc>
           <w:tcPr>
@@ -512,7 +645,7 @@
               <w:spacing w:before="176" w:line="228" w:lineRule="auto"/>
               <w:ind w:left="607"/>
               <w:rPr>
-                <w:rFonts w:ascii="宋体" w:hAnsi="宋体" w:cs="宋体" w:hint="eastAsia"/>
+                <w:rFonts w:hint="eastAsia" w:ascii="宋体" w:hAnsi="宋体" w:cs="宋体"/>
                 <w:sz w:val="20"/>
                 <w:szCs w:val="20"/>
               </w:rPr>
@@ -537,7 +670,7 @@
               <w:spacing w:before="175" w:line="227" w:lineRule="auto"/>
               <w:ind w:left="253"/>
               <w:rPr>
-                <w:rFonts w:ascii="宋体" w:hAnsi="宋体" w:cs="宋体" w:hint="eastAsia"/>
+                <w:rFonts w:hint="eastAsia" w:ascii="宋体" w:hAnsi="宋体" w:cs="宋体"/>
                 <w:sz w:val="20"/>
                 <w:szCs w:val="20"/>
               </w:rPr>
@@ -562,7 +695,7 @@
               <w:spacing w:before="175" w:line="228" w:lineRule="auto"/>
               <w:ind w:left="730"/>
               <w:rPr>
-                <w:rFonts w:ascii="宋体" w:hAnsi="宋体" w:cs="宋体" w:hint="eastAsia"/>
+                <w:rFonts w:hint="eastAsia" w:ascii="宋体" w:hAnsi="宋体" w:cs="宋体"/>
                 <w:sz w:val="20"/>
                 <w:szCs w:val="20"/>
               </w:rPr>
@@ -587,7 +720,7 @@
               <w:spacing w:before="175" w:line="228" w:lineRule="auto"/>
               <w:ind w:left="310"/>
               <w:rPr>
-                <w:rFonts w:ascii="宋体" w:hAnsi="宋体" w:cs="宋体" w:hint="eastAsia"/>
+                <w:rFonts w:hint="eastAsia" w:ascii="宋体" w:hAnsi="宋体" w:cs="宋体"/>
                 <w:sz w:val="20"/>
                 <w:szCs w:val="20"/>
               </w:rPr>
@@ -612,7 +745,7 @@
               <w:spacing w:before="175" w:line="228" w:lineRule="auto"/>
               <w:ind w:left="310"/>
               <w:rPr>
-                <w:rFonts w:ascii="宋体" w:hAnsi="宋体" w:cs="宋体" w:hint="eastAsia"/>
+                <w:rFonts w:hint="eastAsia" w:ascii="宋体" w:hAnsi="宋体" w:cs="宋体"/>
                 <w:spacing w:val="6"/>
                 <w:sz w:val="20"/>
                 <w:szCs w:val="20"/>
@@ -621,7 +754,7 @@
             </w:pPr>
             <w:r>
               <w:rPr>
-                <w:rFonts w:ascii="宋体" w:hAnsi="宋体" w:cs="宋体" w:hint="eastAsia"/>
+                <w:rFonts w:hint="eastAsia" w:ascii="宋体" w:hAnsi="宋体" w:cs="宋体"/>
                 <w:spacing w:val="6"/>
                 <w:sz w:val="20"/>
                 <w:szCs w:val="20"/>
@@ -640,7 +773,7 @@
               <w:spacing w:before="176" w:line="229" w:lineRule="auto"/>
               <w:ind w:left="311"/>
               <w:rPr>
-                <w:rFonts w:ascii="宋体" w:hAnsi="宋体" w:cs="宋体" w:hint="eastAsia"/>
+                <w:rFonts w:hint="eastAsia" w:ascii="宋体" w:hAnsi="宋体" w:cs="宋体"/>
                 <w:sz w:val="20"/>
                 <w:szCs w:val="20"/>
               </w:rPr>
@@ -658,8 +791,24 @@
         </w:tc>
       </w:tr>
       <w:tr>
+        <w:tblPrEx>
+          <w:tblBorders>
+            <w:top w:val="single" w:color="000000" w:sz="2" w:space="0"/>
+            <w:left w:val="single" w:color="000000" w:sz="2" w:space="0"/>
+            <w:bottom w:val="single" w:color="000000" w:sz="2" w:space="0"/>
+            <w:right w:val="single" w:color="000000" w:sz="2" w:space="0"/>
+            <w:insideH w:val="single" w:color="000000" w:sz="2" w:space="0"/>
+            <w:insideV w:val="single" w:color="000000" w:sz="2" w:space="0"/>
+          </w:tblBorders>
+          <w:tblCellMar>
+            <w:top w:w="0" w:type="dxa"/>
+            <w:left w:w="0" w:type="dxa"/>
+            <w:bottom w:w="0" w:type="dxa"/>
+            <w:right w:w="0" w:type="dxa"/>
+          </w:tblCellMar>
+        </w:tblPrEx>
         <w:trPr>
-          <w:trHeight w:val="556"/>
+          <w:trHeight w:val="556" w:hRule="atLeast"/>
         </w:trPr>
         <w:tc>
           <w:tcPr>
@@ -670,7 +819,7 @@
               <w:spacing w:before="173" w:line="267" w:lineRule="exact"/>
               <w:ind w:left="260"/>
               <w:rPr>
-                <w:rFonts w:ascii="宋体" w:hAnsi="宋体" w:cs="宋体" w:hint="eastAsia"/>
+                <w:rFonts w:hint="eastAsia" w:ascii="宋体" w:hAnsi="宋体" w:cs="宋体"/>
                 <w:sz w:val="20"/>
                 <w:szCs w:val="20"/>
                 <w:lang w:eastAsia="zh-CN"/>
@@ -688,14 +837,14 @@
             </w:r>
             <w:r>
               <w:rPr>
-                <w:rFonts w:ascii="宋体" w:hAnsi="宋体" w:cs="宋体" w:hint="eastAsia"/>
+                <w:rFonts w:hint="eastAsia" w:ascii="宋体" w:hAnsi="宋体" w:cs="宋体"/>
                 <w:spacing w:val="3"/>
                 <w:position w:val="1"/>
                 <w:sz w:val="20"/>
                 <w:szCs w:val="20"/>
-                <w:lang w:eastAsia="zh-CN"/>
-              </w:rPr>
-              <w:t>6</w:t>
+                <w:lang w:val="en-US" w:eastAsia="zh-CN"/>
+              </w:rPr>
+              <w:t>5</w:t>
             </w:r>
             <w:r>
               <w:rPr>
@@ -709,11 +858,22 @@
             </w:r>
             <w:r>
               <w:rPr>
-                <w:rFonts w:ascii="宋体" w:hAnsi="宋体" w:cs="宋体" w:hint="eastAsia"/>
+                <w:rFonts w:hint="eastAsia" w:ascii="宋体" w:hAnsi="宋体" w:cs="宋体"/>
                 <w:spacing w:val="3"/>
                 <w:position w:val="1"/>
                 <w:sz w:val="20"/>
                 <w:szCs w:val="20"/>
+                <w:lang w:val="en-US" w:eastAsia="zh-CN"/>
+              </w:rPr>
+              <w:t>2</w:t>
+            </w:r>
+            <w:r>
+              <w:rPr>
+                <w:rFonts w:hint="eastAsia" w:ascii="宋体" w:hAnsi="宋体" w:cs="宋体"/>
+                <w:spacing w:val="3"/>
+                <w:position w:val="1"/>
+                <w:sz w:val="20"/>
+                <w:szCs w:val="20"/>
                 <w:lang w:eastAsia="zh-CN"/>
               </w:rPr>
               <w:t>.16</w:t>
@@ -729,7 +889,7 @@
               <w:spacing w:before="173" w:line="267" w:lineRule="exact"/>
               <w:ind w:left="248"/>
               <w:rPr>
-                <w:rFonts w:ascii="宋体" w:hAnsi="宋体" w:cs="宋体" w:hint="eastAsia"/>
+                <w:rFonts w:hint="eastAsia" w:ascii="宋体" w:hAnsi="宋体" w:cs="宋体"/>
                 <w:sz w:val="20"/>
                 <w:szCs w:val="20"/>
               </w:rPr>
@@ -756,7 +916,7 @@
               <w:ind w:left="114"/>
               <w:jc w:val="center"/>
               <w:rPr>
-                <w:rFonts w:ascii="宋体" w:hAnsi="宋体" w:cs="宋体" w:hint="eastAsia"/>
+                <w:rFonts w:hint="eastAsia" w:ascii="宋体" w:hAnsi="宋体" w:cs="宋体"/>
                 <w:sz w:val="20"/>
                 <w:szCs w:val="20"/>
               </w:rPr>
@@ -781,7 +941,7 @@
               <w:spacing w:before="172" w:line="228" w:lineRule="auto"/>
               <w:ind w:left="313"/>
               <w:rPr>
-                <w:rFonts w:ascii="宋体" w:hAnsi="宋体" w:cs="宋体" w:hint="eastAsia"/>
+                <w:rFonts w:hint="eastAsia" w:ascii="宋体" w:hAnsi="宋体" w:cs="宋体"/>
                 <w:sz w:val="20"/>
                 <w:szCs w:val="20"/>
                 <w:lang w:eastAsia="zh-CN"/>
@@ -789,7 +949,7 @@
             </w:pPr>
             <w:r>
               <w:rPr>
-                <w:rFonts w:ascii="宋体" w:hAnsi="宋体" w:cs="宋体" w:hint="eastAsia"/>
+                <w:rFonts w:hint="eastAsia" w:ascii="宋体" w:hAnsi="宋体" w:cs="宋体"/>
                 <w:sz w:val="20"/>
                 <w:szCs w:val="20"/>
                 <w:lang w:eastAsia="zh-CN"/>
@@ -807,7 +967,7 @@
               <w:spacing w:before="172" w:line="228" w:lineRule="auto"/>
               <w:ind w:left="313"/>
               <w:rPr>
-                <w:rFonts w:ascii="宋体" w:hAnsi="宋体" w:cs="宋体" w:hint="eastAsia"/>
+                <w:rFonts w:hint="eastAsia" w:ascii="宋体" w:hAnsi="宋体" w:cs="宋体"/>
                 <w:spacing w:val="5"/>
                 <w:sz w:val="20"/>
                 <w:szCs w:val="20"/>
@@ -815,33 +975,30 @@
             </w:pPr>
             <w:r>
               <w:rPr>
-                <w:rFonts w:ascii="宋体" w:hAnsi="宋体" w:cs="宋体" w:hint="eastAsia"/>
-                <w:spacing w:val="100"/>
+                <w:rFonts w:hint="eastAsia"/>
+                <w:lang w:val="en-US" w:eastAsia="zh-CN"/>
+              </w:rPr>
+              <w:t>刘钢要</w:t>
+            </w:r>
+          </w:p>
+        </w:tc>
+        <w:tc>
+          <w:tcPr>
+            <w:tcW w:w="1240" w:type="dxa"/>
+          </w:tcPr>
+          <w:p>
+            <w:pPr>
+              <w:spacing w:before="173" w:line="229" w:lineRule="auto"/>
+              <w:ind w:left="314"/>
+              <w:rPr>
+                <w:rFonts w:hint="eastAsia" w:ascii="宋体" w:hAnsi="宋体" w:cs="宋体"/>
                 <w:sz w:val="20"/>
                 <w:szCs w:val="20"/>
-                <w:lang w:eastAsia="zh-CN"/>
-              </w:rPr>
-              <w:t>严长运</w:t>
-            </w:r>
-          </w:p>
-        </w:tc>
-        <w:tc>
-          <w:tcPr>
-            <w:tcW w:w="1240" w:type="dxa"/>
-          </w:tcPr>
-          <w:p>
-            <w:pPr>
-              <w:spacing w:before="173" w:line="229" w:lineRule="auto"/>
-              <w:ind w:left="314"/>
-              <w:rPr>
-                <w:rFonts w:ascii="宋体" w:hAnsi="宋体" w:cs="宋体" w:hint="eastAsia"/>
-                <w:sz w:val="20"/>
-                <w:szCs w:val="20"/>
-              </w:rPr>
-            </w:pPr>
-            <w:r>
-              <w:rPr>
-                <w:rFonts w:ascii="宋体" w:hAnsi="宋体" w:cs="宋体" w:hint="eastAsia"/>
+              </w:rPr>
+            </w:pPr>
+            <w:r>
+              <w:rPr>
+                <w:rFonts w:hint="eastAsia" w:ascii="宋体" w:hAnsi="宋体" w:cs="宋体"/>
                 <w:spacing w:val="6"/>
                 <w:sz w:val="20"/>
                 <w:szCs w:val="20"/>
@@ -853,8 +1010,24 @@
         </w:tc>
       </w:tr>
       <w:tr>
+        <w:tblPrEx>
+          <w:tblBorders>
+            <w:top w:val="single" w:color="000000" w:sz="2" w:space="0"/>
+            <w:left w:val="single" w:color="000000" w:sz="2" w:space="0"/>
+            <w:bottom w:val="single" w:color="000000" w:sz="2" w:space="0"/>
+            <w:right w:val="single" w:color="000000" w:sz="2" w:space="0"/>
+            <w:insideH w:val="single" w:color="000000" w:sz="2" w:space="0"/>
+            <w:insideV w:val="single" w:color="000000" w:sz="2" w:space="0"/>
+          </w:tblBorders>
+          <w:tblCellMar>
+            <w:top w:w="0" w:type="dxa"/>
+            <w:left w:w="0" w:type="dxa"/>
+            <w:bottom w:w="0" w:type="dxa"/>
+            <w:right w:w="0" w:type="dxa"/>
+          </w:tblCellMar>
+        </w:tblPrEx>
         <w:trPr>
-          <w:trHeight w:val="556"/>
+          <w:trHeight w:val="556" w:hRule="atLeast"/>
         </w:trPr>
         <w:tc>
           <w:tcPr>
@@ -862,7 +1035,7 @@
           </w:tcPr>
           <w:p>
             <w:pPr>
-              <w:pStyle w:val="TableText"/>
+              <w:pStyle w:val="27"/>
               <w:rPr>
                 <w:rFonts w:hint="eastAsia"/>
               </w:rPr>
@@ -875,7 +1048,7 @@
           </w:tcPr>
           <w:p>
             <w:pPr>
-              <w:pStyle w:val="TableText"/>
+              <w:pStyle w:val="27"/>
               <w:rPr>
                 <w:rFonts w:hint="eastAsia"/>
               </w:rPr>
@@ -888,7 +1061,7 @@
           </w:tcPr>
           <w:p>
             <w:pPr>
-              <w:pStyle w:val="TableText"/>
+              <w:pStyle w:val="27"/>
               <w:rPr>
                 <w:rFonts w:hint="eastAsia"/>
               </w:rPr>
@@ -923,7 +1096,7 @@
           </w:tcPr>
           <w:p>
             <w:pPr>
-              <w:pStyle w:val="TableText"/>
+              <w:pStyle w:val="27"/>
               <w:rPr>
                 <w:rFonts w:hint="eastAsia"/>
               </w:rPr>
@@ -932,8 +1105,24 @@
         </w:tc>
       </w:tr>
       <w:tr>
+        <w:tblPrEx>
+          <w:tblBorders>
+            <w:top w:val="single" w:color="000000" w:sz="2" w:space="0"/>
+            <w:left w:val="single" w:color="000000" w:sz="2" w:space="0"/>
+            <w:bottom w:val="single" w:color="000000" w:sz="2" w:space="0"/>
+            <w:right w:val="single" w:color="000000" w:sz="2" w:space="0"/>
+            <w:insideH w:val="single" w:color="000000" w:sz="2" w:space="0"/>
+            <w:insideV w:val="single" w:color="000000" w:sz="2" w:space="0"/>
+          </w:tblBorders>
+          <w:tblCellMar>
+            <w:top w:w="0" w:type="dxa"/>
+            <w:left w:w="0" w:type="dxa"/>
+            <w:bottom w:w="0" w:type="dxa"/>
+            <w:right w:w="0" w:type="dxa"/>
+          </w:tblCellMar>
+        </w:tblPrEx>
         <w:trPr>
-          <w:trHeight w:val="556"/>
+          <w:trHeight w:val="556" w:hRule="atLeast"/>
         </w:trPr>
         <w:tc>
           <w:tcPr>
@@ -941,7 +1130,7 @@
           </w:tcPr>
           <w:p>
             <w:pPr>
-              <w:pStyle w:val="TableText"/>
+              <w:pStyle w:val="27"/>
               <w:rPr>
                 <w:rFonts w:hint="eastAsia"/>
               </w:rPr>
@@ -954,7 +1143,7 @@
           </w:tcPr>
           <w:p>
             <w:pPr>
-              <w:pStyle w:val="TableText"/>
+              <w:pStyle w:val="27"/>
               <w:rPr>
                 <w:rFonts w:hint="eastAsia"/>
               </w:rPr>
@@ -967,7 +1156,7 @@
           </w:tcPr>
           <w:p>
             <w:pPr>
-              <w:pStyle w:val="TableText"/>
+              <w:pStyle w:val="27"/>
               <w:rPr>
                 <w:rFonts w:hint="eastAsia"/>
               </w:rPr>
@@ -1002,7 +1191,7 @@
           </w:tcPr>
           <w:p>
             <w:pPr>
-              <w:pStyle w:val="TableText"/>
+              <w:pStyle w:val="27"/>
               <w:rPr>
                 <w:rFonts w:hint="eastAsia"/>
               </w:rPr>
@@ -1011,8 +1200,24 @@
         </w:tc>
       </w:tr>
       <w:tr>
+        <w:tblPrEx>
+          <w:tblBorders>
+            <w:top w:val="single" w:color="000000" w:sz="2" w:space="0"/>
+            <w:left w:val="single" w:color="000000" w:sz="2" w:space="0"/>
+            <w:bottom w:val="single" w:color="000000" w:sz="2" w:space="0"/>
+            <w:right w:val="single" w:color="000000" w:sz="2" w:space="0"/>
+            <w:insideH w:val="single" w:color="000000" w:sz="2" w:space="0"/>
+            <w:insideV w:val="single" w:color="000000" w:sz="2" w:space="0"/>
+          </w:tblBorders>
+          <w:tblCellMar>
+            <w:top w:w="0" w:type="dxa"/>
+            <w:left w:w="0" w:type="dxa"/>
+            <w:bottom w:w="0" w:type="dxa"/>
+            <w:right w:w="0" w:type="dxa"/>
+          </w:tblCellMar>
+        </w:tblPrEx>
         <w:trPr>
-          <w:trHeight w:val="557"/>
+          <w:trHeight w:val="557" w:hRule="atLeast"/>
         </w:trPr>
         <w:tc>
           <w:tcPr>
@@ -1020,7 +1225,7 @@
           </w:tcPr>
           <w:p>
             <w:pPr>
-              <w:pStyle w:val="TableText"/>
+              <w:pStyle w:val="27"/>
               <w:rPr>
                 <w:rFonts w:hint="eastAsia"/>
               </w:rPr>
@@ -1033,7 +1238,7 @@
           </w:tcPr>
           <w:p>
             <w:pPr>
-              <w:pStyle w:val="TableText"/>
+              <w:pStyle w:val="27"/>
               <w:rPr>
                 <w:rFonts w:hint="eastAsia"/>
               </w:rPr>
@@ -1046,7 +1251,7 @@
           </w:tcPr>
           <w:p>
             <w:pPr>
-              <w:pStyle w:val="TableText"/>
+              <w:pStyle w:val="27"/>
               <w:rPr>
                 <w:rFonts w:hint="eastAsia"/>
               </w:rPr>
@@ -1059,7 +1264,7 @@
           </w:tcPr>
           <w:p>
             <w:pPr>
-              <w:pStyle w:val="TableText"/>
+              <w:pStyle w:val="27"/>
               <w:rPr>
                 <w:rFonts w:hint="eastAsia"/>
               </w:rPr>
@@ -1072,7 +1277,7 @@
           </w:tcPr>
           <w:p>
             <w:pPr>
-              <w:pStyle w:val="TableText"/>
+              <w:pStyle w:val="27"/>
               <w:rPr>
                 <w:rFonts w:hint="eastAsia"/>
               </w:rPr>
@@ -1085,7 +1290,7 @@
           </w:tcPr>
           <w:p>
             <w:pPr>
-              <w:pStyle w:val="TableText"/>
+              <w:pStyle w:val="27"/>
               <w:rPr>
                 <w:rFonts w:hint="eastAsia"/>
               </w:rPr>
@@ -1094,8 +1299,24 @@
         </w:tc>
       </w:tr>
       <w:tr>
+        <w:tblPrEx>
+          <w:tblBorders>
+            <w:top w:val="single" w:color="000000" w:sz="2" w:space="0"/>
+            <w:left w:val="single" w:color="000000" w:sz="2" w:space="0"/>
+            <w:bottom w:val="single" w:color="000000" w:sz="2" w:space="0"/>
+            <w:right w:val="single" w:color="000000" w:sz="2" w:space="0"/>
+            <w:insideH w:val="single" w:color="000000" w:sz="2" w:space="0"/>
+            <w:insideV w:val="single" w:color="000000" w:sz="2" w:space="0"/>
+          </w:tblBorders>
+          <w:tblCellMar>
+            <w:top w:w="0" w:type="dxa"/>
+            <w:left w:w="0" w:type="dxa"/>
+            <w:bottom w:w="0" w:type="dxa"/>
+            <w:right w:w="0" w:type="dxa"/>
+          </w:tblCellMar>
+        </w:tblPrEx>
         <w:trPr>
-          <w:trHeight w:val="556"/>
+          <w:trHeight w:val="556" w:hRule="atLeast"/>
         </w:trPr>
         <w:tc>
           <w:tcPr>
@@ -1103,7 +1324,7 @@
           </w:tcPr>
           <w:p>
             <w:pPr>
-              <w:pStyle w:val="TableText"/>
+              <w:pStyle w:val="27"/>
               <w:rPr>
                 <w:rFonts w:hint="eastAsia"/>
               </w:rPr>
@@ -1116,7 +1337,7 @@
           </w:tcPr>
           <w:p>
             <w:pPr>
-              <w:pStyle w:val="TableText"/>
+              <w:pStyle w:val="27"/>
               <w:rPr>
                 <w:rFonts w:hint="eastAsia"/>
               </w:rPr>
@@ -1129,7 +1350,7 @@
           </w:tcPr>
           <w:p>
             <w:pPr>
-              <w:pStyle w:val="TableText"/>
+              <w:pStyle w:val="27"/>
               <w:rPr>
                 <w:rFonts w:hint="eastAsia"/>
               </w:rPr>
@@ -1142,7 +1363,7 @@
           </w:tcPr>
           <w:p>
             <w:pPr>
-              <w:pStyle w:val="TableText"/>
+              <w:pStyle w:val="27"/>
               <w:rPr>
                 <w:rFonts w:hint="eastAsia"/>
               </w:rPr>
@@ -1155,7 +1376,7 @@
           </w:tcPr>
           <w:p>
             <w:pPr>
-              <w:pStyle w:val="TableText"/>
+              <w:pStyle w:val="27"/>
               <w:rPr>
                 <w:rFonts w:hint="eastAsia"/>
               </w:rPr>
@@ -1168,7 +1389,7 @@
           </w:tcPr>
           <w:p>
             <w:pPr>
-              <w:pStyle w:val="TableText"/>
+              <w:pStyle w:val="27"/>
               <w:rPr>
                 <w:rFonts w:hint="eastAsia"/>
               </w:rPr>
@@ -1177,8 +1398,24 @@
         </w:tc>
       </w:tr>
       <w:tr>
+        <w:tblPrEx>
+          <w:tblBorders>
+            <w:top w:val="single" w:color="000000" w:sz="2" w:space="0"/>
+            <w:left w:val="single" w:color="000000" w:sz="2" w:space="0"/>
+            <w:bottom w:val="single" w:color="000000" w:sz="2" w:space="0"/>
+            <w:right w:val="single" w:color="000000" w:sz="2" w:space="0"/>
+            <w:insideH w:val="single" w:color="000000" w:sz="2" w:space="0"/>
+            <w:insideV w:val="single" w:color="000000" w:sz="2" w:space="0"/>
+          </w:tblBorders>
+          <w:tblCellMar>
+            <w:top w:w="0" w:type="dxa"/>
+            <w:left w:w="0" w:type="dxa"/>
+            <w:bottom w:w="0" w:type="dxa"/>
+            <w:right w:w="0" w:type="dxa"/>
+          </w:tblCellMar>
+        </w:tblPrEx>
         <w:trPr>
-          <w:trHeight w:val="561"/>
+          <w:trHeight w:val="561" w:hRule="atLeast"/>
         </w:trPr>
         <w:tc>
           <w:tcPr>
@@ -1186,7 +1423,7 @@
           </w:tcPr>
           <w:p>
             <w:pPr>
-              <w:pStyle w:val="TableText"/>
+              <w:pStyle w:val="27"/>
               <w:rPr>
                 <w:rFonts w:hint="eastAsia"/>
               </w:rPr>
@@ -1199,7 +1436,7 @@
           </w:tcPr>
           <w:p>
             <w:pPr>
-              <w:pStyle w:val="TableText"/>
+              <w:pStyle w:val="27"/>
               <w:rPr>
                 <w:rFonts w:hint="eastAsia"/>
               </w:rPr>
@@ -1212,7 +1449,7 @@
           </w:tcPr>
           <w:p>
             <w:pPr>
-              <w:pStyle w:val="TableText"/>
+              <w:pStyle w:val="27"/>
               <w:rPr>
                 <w:rFonts w:hint="eastAsia"/>
               </w:rPr>
@@ -1225,7 +1462,7 @@
           </w:tcPr>
           <w:p>
             <w:pPr>
-              <w:pStyle w:val="TableText"/>
+              <w:pStyle w:val="27"/>
               <w:rPr>
                 <w:rFonts w:hint="eastAsia"/>
               </w:rPr>
@@ -1238,7 +1475,7 @@
           </w:tcPr>
           <w:p>
             <w:pPr>
-              <w:pStyle w:val="TableText"/>
+              <w:pStyle w:val="27"/>
               <w:rPr>
                 <w:rFonts w:hint="eastAsia"/>
               </w:rPr>
@@ -1251,7 +1488,7 @@
           </w:tcPr>
           <w:p>
             <w:pPr>
-              <w:pStyle w:val="TableText"/>
+              <w:pStyle w:val="27"/>
               <w:rPr>
                 <w:rFonts w:hint="eastAsia"/>
               </w:rPr>
@@ -1271,7 +1508,7 @@
         <w:ind w:left="3192"/>
         <w:outlineLvl w:val="0"/>
         <w:rPr>
-          <w:rFonts w:ascii="宋体" w:hAnsi="宋体" w:cs="宋体" w:hint="eastAsia"/>
+          <w:rFonts w:hint="eastAsia" w:ascii="宋体" w:hAnsi="宋体" w:cs="宋体"/>
           <w:sz w:val="31"/>
           <w:szCs w:val="31"/>
         </w:rPr>
@@ -1284,7 +1521,6 @@
           <w:sz w:val="31"/>
           <w:szCs w:val="31"/>
         </w:rPr>
-        <w:lastRenderedPageBreak/>
         <w:t>内审不合格报告</w:t>
       </w:r>
     </w:p>
@@ -1295,19 +1531,24 @@
     </w:p>
     <w:tbl>
       <w:tblPr>
-        <w:tblStyle w:val="TableNormal0"/>
+        <w:tblStyle w:val="26"/>
         <w:tblW w:w="8524" w:type="dxa"/>
         <w:tblInd w:w="2" w:type="dxa"/>
         <w:tblBorders>
-          <w:top w:val="single" w:sz="2" w:space="0" w:color="000000"/>
-          <w:left w:val="single" w:sz="2" w:space="0" w:color="000000"/>
-          <w:bottom w:val="single" w:sz="2" w:space="0" w:color="000000"/>
-          <w:right w:val="single" w:sz="2" w:space="0" w:color="000000"/>
-          <w:insideH w:val="single" w:sz="2" w:space="0" w:color="000000"/>
-          <w:insideV w:val="single" w:sz="2" w:space="0" w:color="000000"/>
+          <w:top w:val="single" w:color="000000" w:sz="2" w:space="0"/>
+          <w:left w:val="single" w:color="000000" w:sz="2" w:space="0"/>
+          <w:bottom w:val="single" w:color="000000" w:sz="2" w:space="0"/>
+          <w:right w:val="single" w:color="000000" w:sz="2" w:space="0"/>
+          <w:insideH w:val="single" w:color="000000" w:sz="2" w:space="0"/>
+          <w:insideV w:val="single" w:color="000000" w:sz="2" w:space="0"/>
         </w:tblBorders>
         <w:tblLayout w:type="fixed"/>
-        <w:tblLook w:val="04A0" w:firstRow="1" w:lastRow="0" w:firstColumn="1" w:lastColumn="0" w:noHBand="0" w:noVBand="1"/>
+        <w:tblCellMar>
+          <w:top w:w="0" w:type="dxa"/>
+          <w:left w:w="0" w:type="dxa"/>
+          <w:bottom w:w="0" w:type="dxa"/>
+          <w:right w:w="0" w:type="dxa"/>
+        </w:tblCellMar>
       </w:tblPr>
       <w:tblGrid>
         <w:gridCol w:w="1468"/>
@@ -1317,8 +1558,24 @@
         <w:gridCol w:w="2813"/>
       </w:tblGrid>
       <w:tr>
+        <w:tblPrEx>
+          <w:tblBorders>
+            <w:top w:val="single" w:color="000000" w:sz="2" w:space="0"/>
+            <w:left w:val="single" w:color="000000" w:sz="2" w:space="0"/>
+            <w:bottom w:val="single" w:color="000000" w:sz="2" w:space="0"/>
+            <w:right w:val="single" w:color="000000" w:sz="2" w:space="0"/>
+            <w:insideH w:val="single" w:color="000000" w:sz="2" w:space="0"/>
+            <w:insideV w:val="single" w:color="000000" w:sz="2" w:space="0"/>
+          </w:tblBorders>
+          <w:tblCellMar>
+            <w:top w:w="0" w:type="dxa"/>
+            <w:left w:w="0" w:type="dxa"/>
+            <w:bottom w:w="0" w:type="dxa"/>
+            <w:right w:w="0" w:type="dxa"/>
+          </w:tblCellMar>
+        </w:tblPrEx>
         <w:trPr>
-          <w:trHeight w:val="477"/>
+          <w:trHeight w:val="477" w:hRule="atLeast"/>
         </w:trPr>
         <w:tc>
           <w:tcPr>
@@ -1326,7 +1583,7 @@
           </w:tcPr>
           <w:p>
             <w:pPr>
-              <w:pStyle w:val="TableText"/>
+              <w:pStyle w:val="27"/>
               <w:spacing w:before="131" w:line="228" w:lineRule="auto"/>
               <w:ind w:left="216"/>
               <w:rPr>
@@ -1350,7 +1607,7 @@
           </w:tcPr>
           <w:p>
             <w:pPr>
-              <w:pStyle w:val="TableText"/>
+              <w:pStyle w:val="27"/>
               <w:spacing w:before="129" w:line="228" w:lineRule="auto"/>
               <w:ind w:left="1076"/>
               <w:rPr>
@@ -1371,7 +1628,7 @@
           </w:tcPr>
           <w:p>
             <w:pPr>
-              <w:pStyle w:val="TableText"/>
+              <w:pStyle w:val="27"/>
               <w:spacing w:before="131" w:line="228" w:lineRule="auto"/>
               <w:ind w:left="314"/>
               <w:rPr>
@@ -1394,7 +1651,7 @@
           </w:tcPr>
           <w:p>
             <w:pPr>
-              <w:pStyle w:val="TableText"/>
+              <w:pStyle w:val="27"/>
               <w:spacing w:before="129" w:line="228" w:lineRule="auto"/>
               <w:ind w:left="1101"/>
               <w:rPr>
@@ -1406,16 +1663,32 @@
               <w:rPr>
                 <w:rFonts w:hint="eastAsia"/>
                 <w:spacing w:val="5"/>
-                <w:lang w:eastAsia="zh-CN"/>
-              </w:rPr>
-              <w:t>孙光莉</w:t>
+                <w:lang w:val="en-US" w:eastAsia="zh-CN"/>
+              </w:rPr>
+              <w:t>王潇</w:t>
             </w:r>
           </w:p>
         </w:tc>
       </w:tr>
       <w:tr>
+        <w:tblPrEx>
+          <w:tblBorders>
+            <w:top w:val="single" w:color="000000" w:sz="2" w:space="0"/>
+            <w:left w:val="single" w:color="000000" w:sz="2" w:space="0"/>
+            <w:bottom w:val="single" w:color="000000" w:sz="2" w:space="0"/>
+            <w:right w:val="single" w:color="000000" w:sz="2" w:space="0"/>
+            <w:insideH w:val="single" w:color="000000" w:sz="2" w:space="0"/>
+            <w:insideV w:val="single" w:color="000000" w:sz="2" w:space="0"/>
+          </w:tblBorders>
+          <w:tblCellMar>
+            <w:top w:w="0" w:type="dxa"/>
+            <w:left w:w="0" w:type="dxa"/>
+            <w:bottom w:w="0" w:type="dxa"/>
+            <w:right w:w="0" w:type="dxa"/>
+          </w:tblCellMar>
+        </w:tblPrEx>
         <w:trPr>
-          <w:trHeight w:val="472"/>
+          <w:trHeight w:val="472" w:hRule="atLeast"/>
         </w:trPr>
         <w:tc>
           <w:tcPr>
@@ -1423,7 +1696,7 @@
           </w:tcPr>
           <w:p>
             <w:pPr>
-              <w:pStyle w:val="TableText"/>
+              <w:pStyle w:val="27"/>
               <w:spacing w:before="128" w:line="228" w:lineRule="auto"/>
               <w:ind w:left="433"/>
               <w:rPr>
@@ -1447,7 +1720,7 @@
           </w:tcPr>
           <w:p>
             <w:pPr>
-              <w:pStyle w:val="TableText"/>
+              <w:pStyle w:val="27"/>
               <w:spacing w:before="125" w:line="228" w:lineRule="auto"/>
               <w:ind w:left="1078"/>
               <w:rPr>
@@ -1465,7 +1738,7 @@
           </w:tcPr>
           <w:p>
             <w:pPr>
-              <w:pStyle w:val="TableText"/>
+              <w:pStyle w:val="27"/>
               <w:spacing w:before="128" w:line="228" w:lineRule="auto"/>
               <w:ind w:left="325"/>
               <w:rPr>
@@ -1488,7 +1761,7 @@
           </w:tcPr>
           <w:p>
             <w:pPr>
-              <w:pStyle w:val="TableText"/>
+              <w:pStyle w:val="27"/>
               <w:spacing w:before="125" w:line="268" w:lineRule="exact"/>
               <w:ind w:left="887"/>
               <w:rPr>
@@ -1501,14 +1774,62 @@
                 <w:spacing w:val="4"/>
                 <w:position w:val="1"/>
               </w:rPr>
-              <w:t>2026.1.16</w:t>
+              <w:t>202</w:t>
+            </w:r>
+            <w:r>
+              <w:rPr>
+                <w:rFonts w:hint="eastAsia"/>
+                <w:spacing w:val="4"/>
+                <w:position w:val="1"/>
+                <w:lang w:val="en-US" w:eastAsia="zh-CN"/>
+              </w:rPr>
+              <w:t>5</w:t>
+            </w:r>
+            <w:r>
+              <w:rPr>
+                <w:spacing w:val="4"/>
+                <w:position w:val="1"/>
+              </w:rPr>
+              <w:t>.1</w:t>
+            </w:r>
+            <w:r>
+              <w:rPr>
+                <w:rFonts w:hint="eastAsia"/>
+                <w:spacing w:val="4"/>
+                <w:position w:val="1"/>
+                <w:lang w:val="en-US" w:eastAsia="zh-CN"/>
+              </w:rPr>
+              <w:t>2</w:t>
+            </w:r>
+            <w:r>
+              <w:rPr>
+                <w:spacing w:val="4"/>
+                <w:position w:val="1"/>
+              </w:rPr>
+              <w:t>.16</w:t>
             </w:r>
           </w:p>
         </w:tc>
       </w:tr>
       <w:tr>
+        <w:tblPrEx>
+          <w:tblBorders>
+            <w:top w:val="single" w:color="000000" w:sz="2" w:space="0"/>
+            <w:left w:val="single" w:color="000000" w:sz="2" w:space="0"/>
+            <w:bottom w:val="single" w:color="000000" w:sz="2" w:space="0"/>
+            <w:right w:val="single" w:color="000000" w:sz="2" w:space="0"/>
+            <w:insideH w:val="single" w:color="000000" w:sz="2" w:space="0"/>
+            <w:insideV w:val="single" w:color="000000" w:sz="2" w:space="0"/>
+          </w:tblBorders>
+          <w:tblCellMar>
+            <w:top w:w="0" w:type="dxa"/>
+            <w:left w:w="0" w:type="dxa"/>
+            <w:bottom w:w="0" w:type="dxa"/>
+            <w:right w:w="0" w:type="dxa"/>
+          </w:tblCellMar>
+        </w:tblPrEx>
         <w:trPr>
-          <w:trHeight w:val="1408"/>
+          <w:trHeight w:val="1408" w:hRule="atLeast"/>
         </w:trPr>
         <w:tc>
           <w:tcPr>
@@ -1517,7 +1838,7 @@
           </w:tcPr>
           <w:p>
             <w:pPr>
-              <w:pStyle w:val="TableText"/>
+              <w:pStyle w:val="27"/>
               <w:spacing w:before="48" w:line="228" w:lineRule="auto"/>
               <w:ind w:left="119"/>
               <w:rPr>
@@ -1545,7 +1866,7 @@
           </w:p>
           <w:p>
             <w:pPr>
-              <w:pStyle w:val="ad"/>
+              <w:pStyle w:val="29"/>
               <w:ind w:firstLine="480"/>
             </w:pPr>
             <w:r>
@@ -1555,8 +1876,24 @@
         </w:tc>
       </w:tr>
       <w:tr>
+        <w:tblPrEx>
+          <w:tblBorders>
+            <w:top w:val="single" w:color="000000" w:sz="2" w:space="0"/>
+            <w:left w:val="single" w:color="000000" w:sz="2" w:space="0"/>
+            <w:bottom w:val="single" w:color="000000" w:sz="2" w:space="0"/>
+            <w:right w:val="single" w:color="000000" w:sz="2" w:space="0"/>
+            <w:insideH w:val="single" w:color="000000" w:sz="2" w:space="0"/>
+            <w:insideV w:val="single" w:color="000000" w:sz="2" w:space="0"/>
+          </w:tblBorders>
+          <w:tblCellMar>
+            <w:top w:w="0" w:type="dxa"/>
+            <w:left w:w="0" w:type="dxa"/>
+            <w:bottom w:w="0" w:type="dxa"/>
+            <w:right w:w="0" w:type="dxa"/>
+          </w:tblCellMar>
+        </w:tblPrEx>
         <w:trPr>
-          <w:trHeight w:val="940"/>
+          <w:trHeight w:val="940" w:hRule="atLeast"/>
         </w:trPr>
         <w:tc>
           <w:tcPr>
@@ -1565,7 +1902,7 @@
           </w:tcPr>
           <w:p>
             <w:pPr>
-              <w:pStyle w:val="TableText"/>
+              <w:pStyle w:val="27"/>
               <w:spacing w:before="128" w:line="370" w:lineRule="auto"/>
               <w:ind w:left="115" w:right="106" w:firstLine="4"/>
               <w:rPr>
@@ -1634,8 +1971,24 @@
         </w:tc>
       </w:tr>
       <w:tr>
+        <w:tblPrEx>
+          <w:tblBorders>
+            <w:top w:val="single" w:color="000000" w:sz="2" w:space="0"/>
+            <w:left w:val="single" w:color="000000" w:sz="2" w:space="0"/>
+            <w:bottom w:val="single" w:color="000000" w:sz="2" w:space="0"/>
+            <w:right w:val="single" w:color="000000" w:sz="2" w:space="0"/>
+            <w:insideH w:val="single" w:color="000000" w:sz="2" w:space="0"/>
+            <w:insideV w:val="single" w:color="000000" w:sz="2" w:space="0"/>
+          </w:tblBorders>
+          <w:tblCellMar>
+            <w:top w:w="0" w:type="dxa"/>
+            <w:left w:w="0" w:type="dxa"/>
+            <w:bottom w:w="0" w:type="dxa"/>
+            <w:right w:w="0" w:type="dxa"/>
+          </w:tblCellMar>
+        </w:tblPrEx>
         <w:trPr>
-          <w:trHeight w:val="472"/>
+          <w:trHeight w:val="472" w:hRule="atLeast"/>
         </w:trPr>
         <w:tc>
           <w:tcPr>
@@ -1644,7 +1997,7 @@
           </w:tcPr>
           <w:p>
             <w:pPr>
-              <w:pStyle w:val="TableText"/>
+              <w:pStyle w:val="27"/>
               <w:spacing w:before="129" w:line="228" w:lineRule="auto"/>
               <w:ind w:left="119"/>
               <w:rPr>
@@ -1708,11 +2061,8 @@
               <w:t xml:space="preserve">             </w:t>
             </w:r>
             <w:r>
-              <w:rPr>
-                <w:noProof/>
-              </w:rPr>
               <w:drawing>
-                <wp:inline distT="0" distB="0" distL="0" distR="0" wp14:anchorId="2A498B68" wp14:editId="6275D54B">
+                <wp:inline distT="0" distB="0" distL="0" distR="0">
                   <wp:extent cx="106680" cy="102235"/>
                   <wp:effectExtent l="0" t="0" r="0" b="4445"/>
                   <wp:docPr id="4" name="IM 4"/>
@@ -1785,8 +2135,24 @@
         </w:tc>
       </w:tr>
       <w:tr>
+        <w:tblPrEx>
+          <w:tblBorders>
+            <w:top w:val="single" w:color="000000" w:sz="2" w:space="0"/>
+            <w:left w:val="single" w:color="000000" w:sz="2" w:space="0"/>
+            <w:bottom w:val="single" w:color="000000" w:sz="2" w:space="0"/>
+            <w:right w:val="single" w:color="000000" w:sz="2" w:space="0"/>
+            <w:insideH w:val="single" w:color="000000" w:sz="2" w:space="0"/>
+            <w:insideV w:val="single" w:color="000000" w:sz="2" w:space="0"/>
+          </w:tblBorders>
+          <w:tblCellMar>
+            <w:top w:w="0" w:type="dxa"/>
+            <w:left w:w="0" w:type="dxa"/>
+            <w:bottom w:w="0" w:type="dxa"/>
+            <w:right w:w="0" w:type="dxa"/>
+          </w:tblCellMar>
+        </w:tblPrEx>
         <w:trPr>
-          <w:trHeight w:val="475"/>
+          <w:trHeight w:val="475" w:hRule="atLeast"/>
         </w:trPr>
         <w:tc>
           <w:tcPr>
@@ -1795,7 +2161,7 @@
           </w:tcPr>
           <w:p>
             <w:pPr>
-              <w:pStyle w:val="TableText"/>
+              <w:pStyle w:val="27"/>
               <w:spacing w:before="130" w:line="228" w:lineRule="auto"/>
               <w:ind w:left="126"/>
               <w:rPr>
@@ -1822,7 +2188,7 @@
           </w:tcPr>
           <w:p>
             <w:pPr>
-              <w:pStyle w:val="TableText"/>
+              <w:pStyle w:val="27"/>
               <w:spacing w:before="129" w:line="228" w:lineRule="auto"/>
               <w:ind w:left="113"/>
               <w:rPr>
@@ -1843,16 +2209,32 @@
               <w:rPr>
                 <w:rFonts w:hint="eastAsia"/>
                 <w:spacing w:val="5"/>
-                <w:lang w:eastAsia="zh-CN"/>
-              </w:rPr>
-              <w:t>孙光莉</w:t>
+                <w:lang w:val="en-US" w:eastAsia="zh-CN"/>
+              </w:rPr>
+              <w:t>王潇</w:t>
             </w:r>
           </w:p>
         </w:tc>
       </w:tr>
       <w:tr>
+        <w:tblPrEx>
+          <w:tblBorders>
+            <w:top w:val="single" w:color="000000" w:sz="2" w:space="0"/>
+            <w:left w:val="single" w:color="000000" w:sz="2" w:space="0"/>
+            <w:bottom w:val="single" w:color="000000" w:sz="2" w:space="0"/>
+            <w:right w:val="single" w:color="000000" w:sz="2" w:space="0"/>
+            <w:insideH w:val="single" w:color="000000" w:sz="2" w:space="0"/>
+            <w:insideV w:val="single" w:color="000000" w:sz="2" w:space="0"/>
+          </w:tblBorders>
+          <w:tblCellMar>
+            <w:top w:w="0" w:type="dxa"/>
+            <w:left w:w="0" w:type="dxa"/>
+            <w:bottom w:w="0" w:type="dxa"/>
+            <w:right w:w="0" w:type="dxa"/>
+          </w:tblCellMar>
+        </w:tblPrEx>
         <w:trPr>
-          <w:trHeight w:val="1797"/>
+          <w:trHeight w:val="1797" w:hRule="atLeast"/>
         </w:trPr>
         <w:tc>
           <w:tcPr>
@@ -1861,7 +2243,7 @@
           </w:tcPr>
           <w:p>
             <w:pPr>
-              <w:pStyle w:val="TableText"/>
+              <w:pStyle w:val="27"/>
               <w:spacing w:before="129" w:line="228" w:lineRule="auto"/>
               <w:ind w:left="119"/>
               <w:rPr>
@@ -1881,7 +2263,7 @@
           </w:p>
           <w:p>
             <w:pPr>
-              <w:pStyle w:val="TableText"/>
+              <w:pStyle w:val="27"/>
               <w:spacing w:before="141" w:line="228" w:lineRule="auto"/>
               <w:ind w:left="340"/>
               <w:rPr>
@@ -1940,7 +2322,7 @@
           </w:p>
           <w:p>
             <w:pPr>
-              <w:pStyle w:val="TableText"/>
+              <w:pStyle w:val="27"/>
               <w:spacing w:before="65" w:line="226" w:lineRule="auto"/>
               <w:ind w:left="327"/>
               <w:rPr>
@@ -1958,7 +2340,7 @@
           </w:p>
           <w:p>
             <w:pPr>
-              <w:pStyle w:val="TableText"/>
+              <w:pStyle w:val="27"/>
               <w:spacing w:before="146" w:line="228" w:lineRule="auto"/>
               <w:ind w:left="4107"/>
               <w:rPr>
@@ -1978,9 +2360,9 @@
               <w:rPr>
                 <w:rFonts w:hint="eastAsia"/>
                 <w:spacing w:val="5"/>
-                <w:lang w:eastAsia="zh-CN"/>
-              </w:rPr>
-              <w:t>孙光莉</w:t>
+                <w:lang w:val="en-US" w:eastAsia="zh-CN"/>
+              </w:rPr>
+              <w:t>王潇</w:t>
             </w:r>
             <w:r>
               <w:rPr>
@@ -1990,16 +2372,65 @@
             </w:r>
             <w:r>
               <w:rPr>
-                <w:spacing w:val="6"/>
-              </w:rPr>
-              <w:t>2026.1.16</w:t>
+                <w:spacing w:val="4"/>
+                <w:position w:val="1"/>
+              </w:rPr>
+              <w:t>202</w:t>
+            </w:r>
+            <w:r>
+              <w:rPr>
+                <w:rFonts w:hint="eastAsia"/>
+                <w:spacing w:val="4"/>
+                <w:position w:val="1"/>
+                <w:lang w:val="en-US" w:eastAsia="zh-CN"/>
+              </w:rPr>
+              <w:t>5</w:t>
+            </w:r>
+            <w:r>
+              <w:rPr>
+                <w:spacing w:val="4"/>
+                <w:position w:val="1"/>
+              </w:rPr>
+              <w:t>.1</w:t>
+            </w:r>
+            <w:r>
+              <w:rPr>
+                <w:rFonts w:hint="eastAsia"/>
+                <w:spacing w:val="4"/>
+                <w:position w:val="1"/>
+                <w:lang w:val="en-US" w:eastAsia="zh-CN"/>
+              </w:rPr>
+              <w:t>2</w:t>
+            </w:r>
+            <w:r>
+              <w:rPr>
+                <w:spacing w:val="4"/>
+                <w:position w:val="1"/>
+              </w:rPr>
+              <w:t>.16</w:t>
             </w:r>
           </w:p>
         </w:tc>
       </w:tr>
       <w:tr>
+        <w:tblPrEx>
+          <w:tblBorders>
+            <w:top w:val="single" w:color="000000" w:sz="2" w:space="0"/>
+            <w:left w:val="single" w:color="000000" w:sz="2" w:space="0"/>
+            <w:bottom w:val="single" w:color="000000" w:sz="2" w:space="0"/>
+            <w:right w:val="single" w:color="000000" w:sz="2" w:space="0"/>
+            <w:insideH w:val="single" w:color="000000" w:sz="2" w:space="0"/>
+            <w:insideV w:val="single" w:color="000000" w:sz="2" w:space="0"/>
+          </w:tblBorders>
+          <w:tblCellMar>
+            <w:top w:w="0" w:type="dxa"/>
+            <w:left w:w="0" w:type="dxa"/>
+            <w:bottom w:w="0" w:type="dxa"/>
+            <w:right w:w="0" w:type="dxa"/>
+          </w:tblCellMar>
+        </w:tblPrEx>
         <w:trPr>
-          <w:trHeight w:val="1799"/>
+          <w:trHeight w:val="1799" w:hRule="atLeast"/>
         </w:trPr>
         <w:tc>
           <w:tcPr>
@@ -2008,7 +2439,7 @@
           </w:tcPr>
           <w:p>
             <w:pPr>
-              <w:pStyle w:val="TableText"/>
+              <w:pStyle w:val="27"/>
               <w:spacing w:before="130" w:line="228" w:lineRule="auto"/>
               <w:ind w:left="115"/>
               <w:rPr>
@@ -2028,7 +2459,7 @@
           </w:p>
           <w:p>
             <w:pPr>
-              <w:pStyle w:val="TableText"/>
+              <w:pStyle w:val="27"/>
               <w:spacing w:before="202" w:line="226" w:lineRule="auto"/>
               <w:ind w:left="324"/>
               <w:rPr>
@@ -2046,7 +2477,7 @@
           </w:p>
           <w:p>
             <w:pPr>
-              <w:pStyle w:val="TableText"/>
+              <w:pStyle w:val="27"/>
               <w:spacing w:before="133" w:line="228" w:lineRule="auto"/>
               <w:ind w:left="4107"/>
               <w:rPr>
@@ -2065,9 +2496,9 @@
               <w:rPr>
                 <w:rFonts w:hint="eastAsia"/>
                 <w:spacing w:val="5"/>
-                <w:lang w:eastAsia="zh-CN"/>
-              </w:rPr>
-              <w:t>孙光莉</w:t>
+                <w:lang w:val="en-US" w:eastAsia="zh-CN"/>
+              </w:rPr>
+              <w:t>王潇</w:t>
             </w:r>
             <w:r>
               <w:rPr>
@@ -2077,16 +2508,65 @@
             </w:r>
             <w:r>
               <w:rPr>
-                <w:spacing w:val="6"/>
-              </w:rPr>
-              <w:t>2026.1.16</w:t>
+                <w:spacing w:val="4"/>
+                <w:position w:val="1"/>
+              </w:rPr>
+              <w:t>202</w:t>
+            </w:r>
+            <w:r>
+              <w:rPr>
+                <w:rFonts w:hint="eastAsia"/>
+                <w:spacing w:val="4"/>
+                <w:position w:val="1"/>
+                <w:lang w:val="en-US" w:eastAsia="zh-CN"/>
+              </w:rPr>
+              <w:t>5</w:t>
+            </w:r>
+            <w:r>
+              <w:rPr>
+                <w:spacing w:val="4"/>
+                <w:position w:val="1"/>
+              </w:rPr>
+              <w:t>.1</w:t>
+            </w:r>
+            <w:r>
+              <w:rPr>
+                <w:rFonts w:hint="eastAsia"/>
+                <w:spacing w:val="4"/>
+                <w:position w:val="1"/>
+                <w:lang w:val="en-US" w:eastAsia="zh-CN"/>
+              </w:rPr>
+              <w:t>2</w:t>
+            </w:r>
+            <w:r>
+              <w:rPr>
+                <w:spacing w:val="4"/>
+                <w:position w:val="1"/>
+              </w:rPr>
+              <w:t>.16</w:t>
             </w:r>
           </w:p>
         </w:tc>
       </w:tr>
       <w:tr>
+        <w:tblPrEx>
+          <w:tblBorders>
+            <w:top w:val="single" w:color="000000" w:sz="2" w:space="0"/>
+            <w:left w:val="single" w:color="000000" w:sz="2" w:space="0"/>
+            <w:bottom w:val="single" w:color="000000" w:sz="2" w:space="0"/>
+            <w:right w:val="single" w:color="000000" w:sz="2" w:space="0"/>
+            <w:insideH w:val="single" w:color="000000" w:sz="2" w:space="0"/>
+            <w:insideV w:val="single" w:color="000000" w:sz="2" w:space="0"/>
+          </w:tblBorders>
+          <w:tblCellMar>
+            <w:top w:w="0" w:type="dxa"/>
+            <w:left w:w="0" w:type="dxa"/>
+            <w:bottom w:w="0" w:type="dxa"/>
+            <w:right w:w="0" w:type="dxa"/>
+          </w:tblCellMar>
+        </w:tblPrEx>
         <w:trPr>
-          <w:trHeight w:val="2032"/>
+          <w:trHeight w:val="2032" w:hRule="atLeast"/>
         </w:trPr>
         <w:tc>
           <w:tcPr>
@@ -2095,7 +2575,7 @@
           </w:tcPr>
           <w:p>
             <w:pPr>
-              <w:pStyle w:val="TableText"/>
+              <w:pStyle w:val="27"/>
               <w:spacing w:before="131" w:line="227" w:lineRule="auto"/>
               <w:ind w:left="115"/>
               <w:rPr>
@@ -2115,7 +2595,7 @@
           </w:p>
           <w:p>
             <w:pPr>
-              <w:pStyle w:val="TableText"/>
+              <w:pStyle w:val="27"/>
               <w:spacing w:before="142" w:line="228" w:lineRule="auto"/>
               <w:ind w:left="131"/>
               <w:rPr>
@@ -2167,7 +2647,7 @@
           </w:p>
           <w:p>
             <w:pPr>
-              <w:pStyle w:val="TableText"/>
+              <w:pStyle w:val="27"/>
               <w:spacing w:before="65" w:line="226" w:lineRule="auto"/>
               <w:ind w:right="12"/>
               <w:rPr>
@@ -2185,7 +2665,7 @@
           </w:p>
           <w:p>
             <w:pPr>
-              <w:pStyle w:val="TableText"/>
+              <w:pStyle w:val="27"/>
               <w:spacing w:before="145" w:line="228" w:lineRule="auto"/>
               <w:ind w:left="120"/>
               <w:rPr>
@@ -2210,7 +2690,7 @@
           </w:p>
           <w:p>
             <w:pPr>
-              <w:pStyle w:val="TableText"/>
+              <w:pStyle w:val="27"/>
               <w:spacing w:before="221" w:line="228" w:lineRule="auto"/>
               <w:ind w:left="4124"/>
               <w:rPr>
@@ -2229,9 +2709,9 @@
               <w:rPr>
                 <w:rFonts w:hint="eastAsia"/>
                 <w:spacing w:val="5"/>
-                <w:lang w:eastAsia="zh-CN"/>
-              </w:rPr>
-              <w:t>孙光莉</w:t>
+                <w:lang w:val="en-US" w:eastAsia="zh-CN"/>
+              </w:rPr>
+              <w:t>王潇</w:t>
             </w:r>
             <w:r>
               <w:rPr>
@@ -2241,16 +2721,65 @@
             </w:r>
             <w:r>
               <w:rPr>
-                <w:spacing w:val="6"/>
-              </w:rPr>
-              <w:t>2026.1.16</w:t>
+                <w:spacing w:val="4"/>
+                <w:position w:val="1"/>
+              </w:rPr>
+              <w:t>202</w:t>
+            </w:r>
+            <w:r>
+              <w:rPr>
+                <w:rFonts w:hint="eastAsia"/>
+                <w:spacing w:val="4"/>
+                <w:position w:val="1"/>
+                <w:lang w:val="en-US" w:eastAsia="zh-CN"/>
+              </w:rPr>
+              <w:t>5</w:t>
+            </w:r>
+            <w:r>
+              <w:rPr>
+                <w:spacing w:val="4"/>
+                <w:position w:val="1"/>
+              </w:rPr>
+              <w:t>.1</w:t>
+            </w:r>
+            <w:r>
+              <w:rPr>
+                <w:rFonts w:hint="eastAsia"/>
+                <w:spacing w:val="4"/>
+                <w:position w:val="1"/>
+                <w:lang w:val="en-US" w:eastAsia="zh-CN"/>
+              </w:rPr>
+              <w:t>2</w:t>
+            </w:r>
+            <w:r>
+              <w:rPr>
+                <w:spacing w:val="4"/>
+                <w:position w:val="1"/>
+              </w:rPr>
+              <w:t>.16</w:t>
             </w:r>
           </w:p>
         </w:tc>
       </w:tr>
       <w:tr>
+        <w:tblPrEx>
+          <w:tblBorders>
+            <w:top w:val="single" w:color="000000" w:sz="2" w:space="0"/>
+            <w:left w:val="single" w:color="000000" w:sz="2" w:space="0"/>
+            <w:bottom w:val="single" w:color="000000" w:sz="2" w:space="0"/>
+            <w:right w:val="single" w:color="000000" w:sz="2" w:space="0"/>
+            <w:insideH w:val="single" w:color="000000" w:sz="2" w:space="0"/>
+            <w:insideV w:val="single" w:color="000000" w:sz="2" w:space="0"/>
+          </w:tblBorders>
+          <w:tblCellMar>
+            <w:top w:w="0" w:type="dxa"/>
+            <w:left w:w="0" w:type="dxa"/>
+            <w:bottom w:w="0" w:type="dxa"/>
+            <w:right w:w="0" w:type="dxa"/>
+          </w:tblCellMar>
+        </w:tblPrEx>
         <w:trPr>
-          <w:trHeight w:val="1881"/>
+          <w:trHeight w:val="1881" w:hRule="atLeast"/>
         </w:trPr>
         <w:tc>
           <w:tcPr>
@@ -2259,7 +2788,7 @@
           </w:tcPr>
           <w:p>
             <w:pPr>
-              <w:pStyle w:val="TableText"/>
+              <w:pStyle w:val="27"/>
               <w:spacing w:before="132" w:line="228" w:lineRule="auto"/>
               <w:ind w:left="120"/>
               <w:rPr>
@@ -2279,7 +2808,7 @@
           </w:p>
           <w:p>
             <w:pPr>
-              <w:pStyle w:val="TableText"/>
+              <w:pStyle w:val="27"/>
               <w:spacing w:before="145" w:line="228" w:lineRule="auto"/>
               <w:ind w:left="120"/>
               <w:rPr>
@@ -2314,7 +2843,7 @@
           </w:p>
           <w:p>
             <w:pPr>
-              <w:pStyle w:val="TableText"/>
+              <w:pStyle w:val="27"/>
               <w:spacing w:before="65" w:line="228" w:lineRule="auto"/>
               <w:ind w:left="4554"/>
               <w:rPr>
@@ -2346,10 +2875,45 @@
             </w:r>
             <w:r>
               <w:rPr>
-                <w:spacing w:val="6"/>
-              </w:rPr>
-              <w:t>2026.1.16</w:t>
-            </w:r>
+                <w:spacing w:val="4"/>
+                <w:position w:val="1"/>
+              </w:rPr>
+              <w:t>202</w:t>
+            </w:r>
+            <w:r>
+              <w:rPr>
+                <w:rFonts w:hint="eastAsia"/>
+                <w:spacing w:val="4"/>
+                <w:position w:val="1"/>
+                <w:lang w:val="en-US" w:eastAsia="zh-CN"/>
+              </w:rPr>
+              <w:t>5</w:t>
+            </w:r>
+            <w:r>
+              <w:rPr>
+                <w:spacing w:val="4"/>
+                <w:position w:val="1"/>
+              </w:rPr>
+              <w:t>.1</w:t>
+            </w:r>
+            <w:r>
+              <w:rPr>
+                <w:rFonts w:hint="eastAsia"/>
+                <w:spacing w:val="4"/>
+                <w:position w:val="1"/>
+                <w:lang w:val="en-US" w:eastAsia="zh-CN"/>
+              </w:rPr>
+              <w:t>2</w:t>
+            </w:r>
+            <w:r>
+              <w:rPr>
+                <w:spacing w:val="4"/>
+                <w:position w:val="1"/>
+              </w:rPr>
+              <w:t>.16</w:t>
+            </w:r>
+            <w:bookmarkStart w:id="1" w:name="_GoBack"/>
+            <w:bookmarkEnd w:id="1"/>
           </w:p>
         </w:tc>
       </w:tr>
@@ -2357,7 +2921,7 @@
     <w:p>
       <w:pPr>
         <w:rPr>
-          <w:rFonts w:ascii="宋体" w:hAnsi="宋体" w:cs="宋体" w:hint="eastAsia"/>
+          <w:rFonts w:hint="eastAsia" w:ascii="宋体" w:hAnsi="宋体" w:cs="宋体"/>
           <w:sz w:val="24"/>
           <w:szCs w:val="24"/>
           <w:lang w:eastAsia="zh-CN"/>
@@ -2365,19 +2929,19 @@
       </w:pPr>
     </w:p>
     <w:sectPr>
-      <w:headerReference w:type="default" r:id="rId8"/>
+      <w:headerReference r:id="rId5" w:type="default"/>
       <w:pgSz w:w="11906" w:h="16838"/>
       <w:pgMar w:top="1417" w:right="1800" w:bottom="1440" w:left="1800" w:header="1140" w:footer="992" w:gutter="0"/>
-      <w:cols w:space="425"/>
-      <w:docGrid w:type="lines" w:linePitch="312"/>
+      <w:cols w:space="425" w:num="1"/>
+      <w:docGrid w:type="lines" w:linePitch="312" w:charSpace="0"/>
     </w:sectPr>
   </w:body>
 </w:document>
 </file>
 
 <file path=word/endnotes.xml><?xml version="1.0" encoding="utf-8"?>
-<w:endnotes xmlns:wpc="http://schemas.microsoft.com/office/word/2010/wordprocessingCanvas" xmlns:cx="http://schemas.microsoft.com/office/drawing/2014/chartex" xmlns:cx1="http://schemas.microsoft.com/office/drawing/2015/9/8/chartex" xmlns:cx2="http://schemas.microsoft.com/office/drawing/2015/10/21/chartex" xmlns:cx3="http://schemas.microsoft.com/office/drawing/2016/5/9/chartex" xmlns:cx4="http://schemas.microsoft.com/office/drawing/2016/5/10/chartex" xmlns:cx5="http://schemas.microsoft.com/office/drawing/2016/5/11/chartex" xmlns:cx6="http://schemas.microsoft.com/office/drawing/2016/5/12/chartex" xmlns:cx7="http://schemas.microsoft.com/office/drawing/2016/5/13/chartex" xmlns:cx8="http://schemas.microsoft.com/office/drawing/2016/5/14/chartex" xmlns:mc="http://schemas.openxmlformats.org/markup-compatibility/2006" xmlns:aink="http://schemas.microsoft.com/office/drawing/2016/ink" xmlns:am3d="http://schemas.microsoft.com/office/drawing/2017/model3d" xmlns:o="urn:schemas-microsoft-com:office:office" xmlns:oel="http://schemas.microsoft.com/office/2019/extlst" xmlns:r="http://schemas.openxmlformats.org/officeDocument/2006/relationships" xmlns:m="http://schemas.openxmlformats.org/officeDocument/2006/math" xmlns:v="urn:schemas-microsoft-com:vml" xmlns:wp14="http://schemas.microsoft.com/office/word/2010/wordprocessingDrawing" xmlns:wp="http://schemas.openxmlformats.org/drawingml/2006/wordprocessingDrawing" xmlns:w10="urn:schemas-microsoft-com:office:word" xmlns:w="http://schemas.openxmlformats.org/wordprocessingml/2006/main" xmlns:w14="http://schemas.microsoft.com/office/word/2010/wordml" xmlns:w15="http://schemas.microsoft.com/office/word/2012/wordml" xmlns:w16cex="http://schemas.microsoft.com/office/word/2018/wordml/cex" xmlns:w16cid="http://schemas.microsoft.com/office/word/2016/wordml/cid" xmlns:w16="http://schemas.microsoft.com/office/word/2018/wordml" xmlns:w16du="http://schemas.microsoft.com/office/word/2023/wordml/word16du" xmlns:w16sdtdh="http://schemas.microsoft.com/office/word/2020/wordml/sdtdatahash" xmlns:w16sdtfl="http://schemas.microsoft.com/office/word/2024/wordml/sdtformatlock" xmlns:w16se="http://schemas.microsoft.com/office/word/2015/wordml/symex" xmlns:wpg="http://schemas.microsoft.com/office/word/2010/wordprocessingGroup" xmlns:wpi="http://schemas.microsoft.com/office/word/2010/wordprocessingInk" xmlns:wne="http://schemas.microsoft.com/office/word/2006/wordml" xmlns:wps="http://schemas.microsoft.com/office/word/2010/wordprocessingShape" mc:Ignorable="w14 w15 w16se w16cid w16 w16cex w16sdtdh w16sdtfl w16du wp14">
-  <w:endnote w:type="separator" w:id="-1">
+<w:endnotes xmlns:wpc="http://schemas.microsoft.com/office/word/2010/wordprocessingCanvas" xmlns:mc="http://schemas.openxmlformats.org/markup-compatibility/2006" xmlns:o="urn:schemas-microsoft-com:office:office" xmlns:r="http://schemas.openxmlformats.org/officeDocument/2006/relationships" xmlns:m="http://schemas.openxmlformats.org/officeDocument/2006/math" xmlns:v="urn:schemas-microsoft-com:vml" xmlns:wp14="http://schemas.microsoft.com/office/word/2010/wordprocessingDrawing" xmlns:wp="http://schemas.openxmlformats.org/drawingml/2006/wordprocessingDrawing" xmlns:w="http://schemas.openxmlformats.org/wordprocessingml/2006/main" xmlns:w14="http://schemas.microsoft.com/office/word/2010/wordml" xmlns:w15="http://schemas.microsoft.com/office/word/2012/wordml" xmlns:w10="urn:schemas-microsoft-com:office:word" xmlns:wpg="http://schemas.microsoft.com/office/word/2010/wordprocessingGroup" xmlns:wpi="http://schemas.microsoft.com/office/word/2010/wordprocessingInk" xmlns:wne="http://schemas.microsoft.com/office/word/2006/wordml" xmlns:wps="http://schemas.microsoft.com/office/word/2010/wordprocessingShape" xmlns:wpsCustomData="http://www.wps.cn/officeDocument/2013/wpsCustomData" mc:Ignorable="w14 w15 wp14">
+  <w:endnote w:type="separator" w:id="0">
     <w:p>
       <w:pPr>
         <w:spacing w:line="240" w:lineRule="auto"/>
@@ -2387,7 +2951,7 @@
       </w:r>
     </w:p>
   </w:endnote>
-  <w:endnote w:type="continuationSeparator" w:id="0">
+  <w:endnote w:type="continuationSeparator" w:id="1">
     <w:p>
       <w:pPr>
         <w:spacing w:line="240" w:lineRule="auto"/>
@@ -2401,21 +2965,21 @@
 </file>
 
 <file path=word/footnotes.xml><?xml version="1.0" encoding="utf-8"?>
-<w:footnotes xmlns:wpc="http://schemas.microsoft.com/office/word/2010/wordprocessingCanvas" xmlns:cx="http://schemas.microsoft.com/office/drawing/2014/chartex" xmlns:cx1="http://schemas.microsoft.com/office/drawing/2015/9/8/chartex" xmlns:cx2="http://schemas.microsoft.com/office/drawing/2015/10/21/chartex" xmlns:cx3="http://schemas.microsoft.com/office/drawing/2016/5/9/chartex" xmlns:cx4="http://schemas.microsoft.com/office/drawing/2016/5/10/chartex" xmlns:cx5="http://schemas.microsoft.com/office/drawing/2016/5/11/chartex" xmlns:cx6="http://schemas.microsoft.com/office/drawing/2016/5/12/chartex" xmlns:cx7="http://schemas.microsoft.com/office/drawing/2016/5/13/chartex" xmlns:cx8="http://schemas.microsoft.com/office/drawing/2016/5/14/chartex" xmlns:mc="http://schemas.openxmlformats.org/markup-compatibility/2006" xmlns:aink="http://schemas.microsoft.com/office/drawing/2016/ink" xmlns:am3d="http://schemas.microsoft.com/office/drawing/2017/model3d" xmlns:o="urn:schemas-microsoft-com:office:office" xmlns:oel="http://schemas.microsoft.com/office/2019/extlst" xmlns:r="http://schemas.openxmlformats.org/officeDocument/2006/relationships" xmlns:m="http://schemas.openxmlformats.org/officeDocument/2006/math" xmlns:v="urn:schemas-microsoft-com:vml" xmlns:wp14="http://schemas.microsoft.com/office/word/2010/wordprocessingDrawing" xmlns:wp="http://schemas.openxmlformats.org/drawingml/2006/wordprocessingDrawing" xmlns:w10="urn:schemas-microsoft-com:office:word" xmlns:w="http://schemas.openxmlformats.org/wordprocessingml/2006/main" xmlns:w14="http://schemas.microsoft.com/office/word/2010/wordml" xmlns:w15="http://schemas.microsoft.com/office/word/2012/wordml" xmlns:w16cex="http://schemas.microsoft.com/office/word/2018/wordml/cex" xmlns:w16cid="http://schemas.microsoft.com/office/word/2016/wordml/cid" xmlns:w16="http://schemas.microsoft.com/office/word/2018/wordml" xmlns:w16du="http://schemas.microsoft.com/office/word/2023/wordml/word16du" xmlns:w16sdtdh="http://schemas.microsoft.com/office/word/2020/wordml/sdtdatahash" xmlns:w16sdtfl="http://schemas.microsoft.com/office/word/2024/wordml/sdtformatlock" xmlns:w16se="http://schemas.microsoft.com/office/word/2015/wordml/symex" xmlns:wpg="http://schemas.microsoft.com/office/word/2010/wordprocessingGroup" xmlns:wpi="http://schemas.microsoft.com/office/word/2010/wordprocessingInk" xmlns:wne="http://schemas.microsoft.com/office/word/2006/wordml" xmlns:wps="http://schemas.microsoft.com/office/word/2010/wordprocessingShape" mc:Ignorable="w14 w15 w16se w16cid w16 w16cex w16sdtdh w16sdtfl w16du wp14">
-  <w:footnote w:type="separator" w:id="-1">
+<w:footnotes xmlns:wpc="http://schemas.microsoft.com/office/word/2010/wordprocessingCanvas" xmlns:mc="http://schemas.openxmlformats.org/markup-compatibility/2006" xmlns:o="urn:schemas-microsoft-com:office:office" xmlns:r="http://schemas.openxmlformats.org/officeDocument/2006/relationships" xmlns:m="http://schemas.openxmlformats.org/officeDocument/2006/math" xmlns:v="urn:schemas-microsoft-com:vml" xmlns:wp14="http://schemas.microsoft.com/office/word/2010/wordprocessingDrawing" xmlns:wp="http://schemas.openxmlformats.org/drawingml/2006/wordprocessingDrawing" xmlns:w="http://schemas.openxmlformats.org/wordprocessingml/2006/main" xmlns:w14="http://schemas.microsoft.com/office/word/2010/wordml" xmlns:w15="http://schemas.microsoft.com/office/word/2012/wordml" xmlns:w10="urn:schemas-microsoft-com:office:word" xmlns:wpg="http://schemas.microsoft.com/office/word/2010/wordprocessingGroup" xmlns:wpi="http://schemas.microsoft.com/office/word/2010/wordprocessingInk" xmlns:wne="http://schemas.microsoft.com/office/word/2006/wordml" xmlns:wps="http://schemas.microsoft.com/office/word/2010/wordprocessingShape" xmlns:wpsCustomData="http://www.wps.cn/officeDocument/2013/wpsCustomData" mc:Ignorable="w14 w15 wp14">
+  <w:footnote w:type="separator" w:id="0">
     <w:p>
       <w:pPr>
-        <w:spacing w:line="240" w:lineRule="auto"/>
+        <w:spacing w:line="360" w:lineRule="auto"/>
       </w:pPr>
       <w:r>
         <w:separator/>
       </w:r>
     </w:p>
   </w:footnote>
-  <w:footnote w:type="continuationSeparator" w:id="0">
+  <w:footnote w:type="continuationSeparator" w:id="1">
     <w:p>
       <w:pPr>
-        <w:spacing w:line="240" w:lineRule="auto"/>
+        <w:spacing w:line="360" w:lineRule="auto"/>
       </w:pPr>
       <w:r>
         <w:continuationSeparator/>
@@ -2426,12 +2990,12 @@
 </file>
 
 <file path=word/header1.xml><?xml version="1.0" encoding="utf-8"?>
-<w:hdr xmlns:wpc="http://schemas.microsoft.com/office/word/2010/wordprocessingCanvas" xmlns:cx="http://schemas.microsoft.com/office/drawing/2014/chartex" xmlns:cx1="http://schemas.microsoft.com/office/drawing/2015/9/8/chartex" xmlns:cx2="http://schemas.microsoft.com/office/drawing/2015/10/21/chartex" xmlns:cx3="http://schemas.microsoft.com/office/drawing/2016/5/9/chartex" xmlns:cx4="http://schemas.microsoft.com/office/drawing/2016/5/10/chartex" xmlns:cx5="http://schemas.microsoft.com/office/drawing/2016/5/11/chartex" xmlns:cx6="http://schemas.microsoft.com/office/drawing/2016/5/12/chartex" xmlns:cx7="http://schemas.microsoft.com/office/drawing/2016/5/13/chartex" xmlns:cx8="http://schemas.microsoft.com/office/drawing/2016/5/14/chartex" xmlns:mc="http://schemas.openxmlformats.org/markup-compatibility/2006" xmlns:aink="http://schemas.microsoft.com/office/drawing/2016/ink" xmlns:am3d="http://schemas.microsoft.com/office/drawing/2017/model3d" xmlns:o="urn:schemas-microsoft-com:office:office" xmlns:oel="http://schemas.microsoft.com/office/2019/extlst" xmlns:r="http://schemas.openxmlformats.org/officeDocument/2006/relationships" xmlns:m="http://schemas.openxmlformats.org/officeDocument/2006/math" xmlns:v="urn:schemas-microsoft-com:vml" xmlns:wp14="http://schemas.microsoft.com/office/word/2010/wordprocessingDrawing" xmlns:wp="http://schemas.openxmlformats.org/drawingml/2006/wordprocessingDrawing" xmlns:w10="urn:schemas-microsoft-com:office:word" xmlns:w="http://schemas.openxmlformats.org/wordprocessingml/2006/main" xmlns:w14="http://schemas.microsoft.com/office/word/2010/wordml" xmlns:w15="http://schemas.microsoft.com/office/word/2012/wordml" xmlns:w16cex="http://schemas.microsoft.com/office/word/2018/wordml/cex" xmlns:w16cid="http://schemas.microsoft.com/office/word/2016/wordml/cid" xmlns:w16="http://schemas.microsoft.com/office/word/2018/wordml" xmlns:w16du="http://schemas.microsoft.com/office/word/2023/wordml/word16du" xmlns:w16sdtdh="http://schemas.microsoft.com/office/word/2020/wordml/sdtdatahash" xmlns:w16sdtfl="http://schemas.microsoft.com/office/word/2024/wordml/sdtformatlock" xmlns:w16se="http://schemas.microsoft.com/office/word/2015/wordml/symex" xmlns:wpg="http://schemas.microsoft.com/office/word/2010/wordprocessingGroup" xmlns:wpi="http://schemas.microsoft.com/office/word/2010/wordprocessingInk" xmlns:wne="http://schemas.microsoft.com/office/word/2006/wordml" xmlns:wps="http://schemas.microsoft.com/office/word/2010/wordprocessingShape" mc:Ignorable="w14 w15 w16se w16cid w16 w16cex w16sdtdh w16sdtfl w16du wp14">
+<w:hdr xmlns:wpc="http://schemas.microsoft.com/office/word/2010/wordprocessingCanvas" xmlns:mc="http://schemas.openxmlformats.org/markup-compatibility/2006" xmlns:o="urn:schemas-microsoft-com:office:office" xmlns:r="http://schemas.openxmlformats.org/officeDocument/2006/relationships" xmlns:m="http://schemas.openxmlformats.org/officeDocument/2006/math" xmlns:v="urn:schemas-microsoft-com:vml" xmlns:wp14="http://schemas.microsoft.com/office/word/2010/wordprocessingDrawing" xmlns:wp="http://schemas.openxmlformats.org/drawingml/2006/wordprocessingDrawing" xmlns:w10="urn:schemas-microsoft-com:office:word" xmlns:w="http://schemas.openxmlformats.org/wordprocessingml/2006/main" xmlns:w14="http://schemas.microsoft.com/office/word/2010/wordml" xmlns:w15="http://schemas.microsoft.com/office/word/2012/wordml" xmlns:wpg="http://schemas.microsoft.com/office/word/2010/wordprocessingGroup" xmlns:wpi="http://schemas.microsoft.com/office/word/2010/wordprocessingInk" xmlns:wne="http://schemas.microsoft.com/office/word/2006/wordml" xmlns:wps="http://schemas.microsoft.com/office/word/2010/wordprocessingShape" xmlns:wpsCustomData="http://www.wps.cn/officeDocument/2013/wpsCustomData" mc:Ignorable="w14 w15 wp14">
   <w:p>
     <w:pPr>
-      <w:pStyle w:val="a6"/>
+      <w:pStyle w:val="15"/>
       <w:pBdr>
-        <w:bottom w:val="single" w:sz="4" w:space="1" w:color="auto"/>
+        <w:bottom w:val="single" w:color="auto" w:sz="4" w:space="1"/>
       </w:pBdr>
       <w:jc w:val="right"/>
       <w:rPr>
@@ -2441,7 +3005,7 @@
     </w:pPr>
     <w:r>
       <w:rPr>
-        <w:rFonts w:eastAsiaTheme="minorEastAsia" w:hint="eastAsia"/>
+        <w:rFonts w:hint="eastAsia" w:eastAsiaTheme="minorEastAsia"/>
         <w:lang w:eastAsia="zh-CN"/>
       </w:rPr>
       <w:t>陕西益利德软件科技有限公司</w:t>
@@ -2451,15 +3015,15 @@
 </file>
 
 <file path=word/numbering.xml><?xml version="1.0" encoding="utf-8"?>
-<w:numbering xmlns:wpc="http://schemas.microsoft.com/office/word/2010/wordprocessingCanvas" xmlns:cx="http://schemas.microsoft.com/office/drawing/2014/chartex" xmlns:cx1="http://schemas.microsoft.com/office/drawing/2015/9/8/chartex" xmlns:cx2="http://schemas.microsoft.com/office/drawing/2015/10/21/chartex" xmlns:cx3="http://schemas.microsoft.com/office/drawing/2016/5/9/chartex" xmlns:cx4="http://schemas.microsoft.com/office/drawing/2016/5/10/chartex" xmlns:cx5="http://schemas.microsoft.com/office/drawing/2016/5/11/chartex" xmlns:cx6="http://schemas.microsoft.com/office/drawing/2016/5/12/chartex" xmlns:cx7="http://schemas.microsoft.com/office/drawing/2016/5/13/chartex" xmlns:cx8="http://schemas.microsoft.com/office/drawing/2016/5/14/chartex" xmlns:mc="http://schemas.openxmlformats.org/markup-compatibility/2006" xmlns:aink="http://schemas.microsoft.com/office/drawing/2016/ink" xmlns:am3d="http://schemas.microsoft.com/office/drawing/2017/model3d" xmlns:o="urn:schemas-microsoft-com:office:office" xmlns:oel="http://schemas.microsoft.com/office/2019/extlst" xmlns:r="http://schemas.openxmlformats.org/officeDocument/2006/relationships" xmlns:m="http://schemas.openxmlformats.org/officeDocument/2006/math" xmlns:v="urn:schemas-microsoft-com:vml" xmlns:wp14="http://schemas.microsoft.com/office/word/2010/wordprocessingDrawing" xmlns:wp="http://schemas.openxmlformats.org/drawingml/2006/wordprocessingDrawing" xmlns:w10="urn:schemas-microsoft-com:office:word" xmlns:w="http://schemas.openxmlformats.org/wordprocessingml/2006/main" xmlns:w14="http://schemas.microsoft.com/office/word/2010/wordml" xmlns:w15="http://schemas.microsoft.com/office/word/2012/wordml" xmlns:w16cex="http://schemas.microsoft.com/office/word/2018/wordml/cex" xmlns:w16cid="http://schemas.microsoft.com/office/word/2016/wordml/cid" xmlns:w16="http://schemas.microsoft.com/office/word/2018/wordml" xmlns:w16du="http://schemas.microsoft.com/office/word/2023/wordml/word16du" xmlns:w16sdtdh="http://schemas.microsoft.com/office/word/2020/wordml/sdtdatahash" xmlns:w16sdtfl="http://schemas.microsoft.com/office/word/2024/wordml/sdtformatlock" xmlns:w16se="http://schemas.microsoft.com/office/word/2015/wordml/symex" xmlns:wpg="http://schemas.microsoft.com/office/word/2010/wordprocessingGroup" xmlns:wpi="http://schemas.microsoft.com/office/word/2010/wordprocessingInk" xmlns:wne="http://schemas.microsoft.com/office/word/2006/wordml" xmlns:wps="http://schemas.microsoft.com/office/word/2010/wordprocessingShape" mc:Ignorable="w14 w15 w16se w16cid w16 w16cex w16sdtdh w16sdtfl w16du wp14">
-  <w:abstractNum w:abstractNumId="0" w15:restartNumberingAfterBreak="0">
+<w:numbering xmlns:wpc="http://schemas.microsoft.com/office/word/2010/wordprocessingCanvas" xmlns:mc="http://schemas.openxmlformats.org/markup-compatibility/2006" xmlns:o="urn:schemas-microsoft-com:office:office" xmlns:r="http://schemas.openxmlformats.org/officeDocument/2006/relationships" xmlns:m="http://schemas.openxmlformats.org/officeDocument/2006/math" xmlns:v="urn:schemas-microsoft-com:vml" xmlns:wp14="http://schemas.microsoft.com/office/word/2010/wordprocessingDrawing" xmlns:wp="http://schemas.openxmlformats.org/drawingml/2006/wordprocessingDrawing" xmlns:w10="urn:schemas-microsoft-com:office:word" xmlns:w="http://schemas.openxmlformats.org/wordprocessingml/2006/main" xmlns:w14="http://schemas.microsoft.com/office/word/2010/wordml" xmlns:wpg="http://schemas.microsoft.com/office/word/2010/wordprocessingGroup" xmlns:wpi="http://schemas.microsoft.com/office/word/2010/wordprocessingInk" xmlns:wne="http://schemas.microsoft.com/office/word/2006/wordml" xmlns:wps="http://schemas.microsoft.com/office/word/2010/wordprocessingShape" xmlns:wpsCustomData="http://www.wps.cn/officeDocument/2013/wpsCustomData" mc:Ignorable="w14 wp14">
+  <w:abstractNum w:abstractNumId="0">
     <w:nsid w:val="8E964DCE"/>
     <w:multiLevelType w:val="multilevel"/>
     <w:tmpl w:val="8E964DCE"/>
-    <w:lvl w:ilvl="0">
+    <w:lvl w:ilvl="0" w:tentative="0">
       <w:start w:val="1"/>
       <w:numFmt w:val="decimal"/>
-      <w:pStyle w:val="1"/>
+      <w:pStyle w:val="2"/>
       <w:lvlText w:val="%1."/>
       <w:lvlJc w:val="left"/>
       <w:pPr>
@@ -2469,10 +3033,10 @@
         <w:rFonts w:hint="default"/>
       </w:rPr>
     </w:lvl>
-    <w:lvl w:ilvl="1">
+    <w:lvl w:ilvl="1" w:tentative="0">
       <w:start w:val="1"/>
       <w:numFmt w:val="decimal"/>
-      <w:pStyle w:val="2"/>
+      <w:pStyle w:val="3"/>
       <w:lvlText w:val="%1.%2."/>
       <w:lvlJc w:val="left"/>
       <w:pPr>
@@ -2482,10 +3046,10 @@
         <w:rFonts w:hint="default"/>
       </w:rPr>
     </w:lvl>
-    <w:lvl w:ilvl="2">
+    <w:lvl w:ilvl="2" w:tentative="0">
       <w:start w:val="1"/>
       <w:numFmt w:val="decimal"/>
-      <w:pStyle w:val="3"/>
+      <w:pStyle w:val="4"/>
       <w:lvlText w:val="%1.%2.%3."/>
       <w:lvlJc w:val="left"/>
       <w:pPr>
@@ -2495,10 +3059,10 @@
         <w:rFonts w:hint="default"/>
       </w:rPr>
     </w:lvl>
-    <w:lvl w:ilvl="3">
+    <w:lvl w:ilvl="3" w:tentative="0">
       <w:start w:val="1"/>
       <w:numFmt w:val="decimal"/>
-      <w:pStyle w:val="4"/>
+      <w:pStyle w:val="5"/>
       <w:lvlText w:val="%1.%2.%3.%4."/>
       <w:lvlJc w:val="left"/>
       <w:pPr>
@@ -2508,10 +3072,10 @@
         <w:rFonts w:hint="default"/>
       </w:rPr>
     </w:lvl>
-    <w:lvl w:ilvl="4">
+    <w:lvl w:ilvl="4" w:tentative="0">
       <w:start w:val="1"/>
       <w:numFmt w:val="decimal"/>
-      <w:pStyle w:val="5"/>
+      <w:pStyle w:val="6"/>
       <w:lvlText w:val="%1.%2.%3.%4.%5."/>
       <w:lvlJc w:val="left"/>
       <w:pPr>
@@ -2521,10 +3085,10 @@
         <w:rFonts w:hint="default"/>
       </w:rPr>
     </w:lvl>
-    <w:lvl w:ilvl="5">
+    <w:lvl w:ilvl="5" w:tentative="0">
       <w:start w:val="1"/>
       <w:numFmt w:val="decimal"/>
-      <w:pStyle w:val="6"/>
+      <w:pStyle w:val="7"/>
       <w:lvlText w:val="%1.%2.%3.%4.%5.%6."/>
       <w:lvlJc w:val="left"/>
       <w:pPr>
@@ -2534,10 +3098,10 @@
         <w:rFonts w:hint="default"/>
       </w:rPr>
     </w:lvl>
-    <w:lvl w:ilvl="6">
+    <w:lvl w:ilvl="6" w:tentative="0">
       <w:start w:val="1"/>
       <w:numFmt w:val="decimal"/>
-      <w:pStyle w:val="7"/>
+      <w:pStyle w:val="8"/>
       <w:lvlText w:val="%1.%2.%3.%4.%5.%6.%7."/>
       <w:lvlJc w:val="left"/>
       <w:pPr>
@@ -2547,10 +3111,10 @@
         <w:rFonts w:hint="default"/>
       </w:rPr>
     </w:lvl>
-    <w:lvl w:ilvl="7">
+    <w:lvl w:ilvl="7" w:tentative="0">
       <w:start w:val="1"/>
       <w:numFmt w:val="decimal"/>
-      <w:pStyle w:val="8"/>
+      <w:pStyle w:val="9"/>
       <w:lvlText w:val="%1.%2.%3.%4.%5.%6.%7.%8."/>
       <w:lvlJc w:val="left"/>
       <w:pPr>
@@ -2560,10 +3124,10 @@
         <w:rFonts w:hint="default"/>
       </w:rPr>
     </w:lvl>
-    <w:lvl w:ilvl="8">
+    <w:lvl w:ilvl="8" w:tentative="0">
       <w:start w:val="1"/>
       <w:numFmt w:val="decimal"/>
-      <w:pStyle w:val="9"/>
+      <w:pStyle w:val="10"/>
       <w:lvlText w:val="%1.%2.%3.%4.%5.%6.%7.%8.%9."/>
       <w:lvlJc w:val="left"/>
       <w:pPr>
@@ -2574,324 +3138,276 @@
       </w:rPr>
     </w:lvl>
   </w:abstractNum>
-  <w:num w:numId="1" w16cid:durableId="1695106327">
+  <w:num w:numId="1">
     <w:abstractNumId w:val="0"/>
   </w:num>
 </w:numbering>
 </file>
 
 <file path=word/styles.xml><?xml version="1.0" encoding="utf-8"?>
-<w:styles xmlns:mc="http://schemas.openxmlformats.org/markup-compatibility/2006" xmlns:r="http://schemas.openxmlformats.org/officeDocument/2006/relationships" xmlns:w="http://schemas.openxmlformats.org/wordprocessingml/2006/main" xmlns:w14="http://schemas.microsoft.com/office/word/2010/wordml" xmlns:w15="http://schemas.microsoft.com/office/word/2012/wordml" xmlns:w16cex="http://schemas.microsoft.com/office/word/2018/wordml/cex" xmlns:w16cid="http://schemas.microsoft.com/office/word/2016/wordml/cid" xmlns:w16="http://schemas.microsoft.com/office/word/2018/wordml" xmlns:w16du="http://schemas.microsoft.com/office/word/2023/wordml/word16du" xmlns:w16sdtdh="http://schemas.microsoft.com/office/word/2020/wordml/sdtdatahash" xmlns:w16sdtfl="http://schemas.microsoft.com/office/word/2024/wordml/sdtformatlock" xmlns:w16se="http://schemas.microsoft.com/office/word/2015/wordml/symex" mc:Ignorable="w14 w15 w16se w16cid w16 w16cex w16sdtdh w16sdtfl w16du">
+<w:styles xmlns:mc="http://schemas.openxmlformats.org/markup-compatibility/2006" xmlns:o="urn:schemas-microsoft-com:office:office" xmlns:r="http://schemas.openxmlformats.org/officeDocument/2006/relationships" xmlns:m="http://schemas.openxmlformats.org/officeDocument/2006/math" xmlns:v="urn:schemas-microsoft-com:vml" xmlns:w="http://schemas.openxmlformats.org/wordprocessingml/2006/main" xmlns:w14="http://schemas.microsoft.com/office/word/2010/wordml" xmlns:w10="urn:schemas-microsoft-com:office:word" xmlns:sl="http://schemas.openxmlformats.org/schemaLibrary/2006/main" xmlns:wpsCustomData="http://www.wps.cn/officeDocument/2013/wpsCustomData" mc:Ignorable="w14">
   <w:docDefaults>
     <w:rPrDefault>
       <w:rPr>
-        <w:rFonts w:ascii="Times New Roman" w:eastAsia="宋体" w:hAnsi="Times New Roman" w:cs="Times New Roman"/>
-        <w:lang w:val="en-US" w:eastAsia="zh-CN" w:bidi="ar-SA"/>
+        <w:rFonts w:ascii="Times New Roman" w:hAnsi="Times New Roman" w:eastAsia="宋体" w:cs="Times New Roman"/>
       </w:rPr>
     </w:rPrDefault>
     <w:pPrDefault/>
   </w:docDefaults>
-  <w:latentStyles w:defLockedState="0" w:defUIPriority="0" w:defSemiHidden="0" w:defUnhideWhenUsed="0" w:defQFormat="0" w:count="376">
-    <w:lsdException w:name="Normal" w:qFormat="1"/>
-    <w:lsdException w:name="heading 1" w:qFormat="1"/>
-    <w:lsdException w:name="heading 2" w:unhideWhenUsed="1" w:qFormat="1"/>
-    <w:lsdException w:name="heading 3" w:semiHidden="1" w:unhideWhenUsed="1" w:qFormat="1"/>
-    <w:lsdException w:name="heading 4" w:unhideWhenUsed="1" w:qFormat="1"/>
-    <w:lsdException w:name="heading 5" w:semiHidden="1" w:unhideWhenUsed="1" w:qFormat="1"/>
-    <w:lsdException w:name="heading 6" w:semiHidden="1" w:unhideWhenUsed="1" w:qFormat="1"/>
-    <w:lsdException w:name="heading 7" w:semiHidden="1" w:unhideWhenUsed="1" w:qFormat="1"/>
-    <w:lsdException w:name="heading 8" w:semiHidden="1" w:unhideWhenUsed="1" w:qFormat="1"/>
-    <w:lsdException w:name="heading 9" w:semiHidden="1" w:unhideWhenUsed="1" w:qFormat="1"/>
-    <w:lsdException w:name="toc 1" w:qFormat="1"/>
-    <w:lsdException w:name="toc 2" w:qFormat="1"/>
-    <w:lsdException w:name="toc 3" w:qFormat="1"/>
-    <w:lsdException w:name="annotation text" w:qFormat="1"/>
-    <w:lsdException w:name="header" w:qFormat="1"/>
-    <w:lsdException w:name="footer" w:qFormat="1"/>
-    <w:lsdException w:name="caption" w:semiHidden="1" w:unhideWhenUsed="1" w:qFormat="1"/>
-    <w:lsdException w:name="Title" w:qFormat="1"/>
-    <w:lsdException w:name="Default Paragraph Font" w:semiHidden="1" w:qFormat="1"/>
-    <w:lsdException w:name="Body Text" w:semiHidden="1" w:qFormat="1"/>
-    <w:lsdException w:name="Subtitle" w:qFormat="1"/>
-    <w:lsdException w:name="Note Heading" w:semiHidden="1" w:uiPriority="99" w:unhideWhenUsed="1"/>
-    <w:lsdException w:name="Strong" w:qFormat="1"/>
-    <w:lsdException w:name="Emphasis" w:qFormat="1"/>
-    <w:lsdException w:name="HTML Top of Form" w:semiHidden="1" w:uiPriority="99" w:unhideWhenUsed="1"/>
-    <w:lsdException w:name="HTML Bottom of Form" w:semiHidden="1" w:uiPriority="99" w:unhideWhenUsed="1"/>
-    <w:lsdException w:name="Normal (Web)" w:qFormat="1"/>
-    <w:lsdException w:name="Normal Table" w:semiHidden="1" w:unhideWhenUsed="1" w:qFormat="1"/>
-    <w:lsdException w:name="No List" w:semiHidden="1" w:uiPriority="99" w:unhideWhenUsed="1"/>
-    <w:lsdException w:name="Outline List 1" w:semiHidden="1" w:uiPriority="99" w:unhideWhenUsed="1"/>
-    <w:lsdException w:name="Outline List 2" w:semiHidden="1" w:uiPriority="99" w:unhideWhenUsed="1"/>
-    <w:lsdException w:name="Outline List 3" w:semiHidden="1" w:uiPriority="99" w:unhideWhenUsed="1"/>
-    <w:lsdException w:name="Table Simple 1" w:semiHidden="1" w:unhideWhenUsed="1"/>
-    <w:lsdException w:name="Table Simple 2" w:semiHidden="1" w:unhideWhenUsed="1"/>
-    <w:lsdException w:name="Table Simple 3" w:semiHidden="1" w:unhideWhenUsed="1"/>
-    <w:lsdException w:name="Table Classic 1" w:semiHidden="1" w:unhideWhenUsed="1"/>
-    <w:lsdException w:name="Table Classic 2" w:semiHidden="1" w:unhideWhenUsed="1"/>
-    <w:lsdException w:name="Table Classic 3" w:semiHidden="1" w:unhideWhenUsed="1"/>
-    <w:lsdException w:name="Table Classic 4" w:semiHidden="1" w:unhideWhenUsed="1"/>
-    <w:lsdException w:name="Table Colorful 1" w:semiHidden="1" w:unhideWhenUsed="1"/>
-    <w:lsdException w:name="Table Colorful 2" w:semiHidden="1" w:unhideWhenUsed="1"/>
-    <w:lsdException w:name="Table Colorful 3" w:semiHidden="1" w:unhideWhenUsed="1"/>
-    <w:lsdException w:name="Table Columns 1" w:semiHidden="1" w:unhideWhenUsed="1"/>
-    <w:lsdException w:name="Table Columns 2" w:semiHidden="1" w:unhideWhenUsed="1"/>
-    <w:lsdException w:name="Table Columns 3" w:semiHidden="1" w:unhideWhenUsed="1"/>
-    <w:lsdException w:name="Table Columns 4" w:semiHidden="1" w:unhideWhenUsed="1"/>
-    <w:lsdException w:name="Table Columns 5" w:semiHidden="1" w:unhideWhenUsed="1"/>
-    <w:lsdException w:name="Table Grid 1" w:semiHidden="1" w:unhideWhenUsed="1"/>
-    <w:lsdException w:name="Table Grid 2" w:semiHidden="1" w:unhideWhenUsed="1"/>
-    <w:lsdException w:name="Table Grid 3" w:semiHidden="1" w:unhideWhenUsed="1"/>
-    <w:lsdException w:name="Table Grid 4" w:semiHidden="1" w:unhideWhenUsed="1"/>
-    <w:lsdException w:name="Table Grid 5" w:semiHidden="1" w:unhideWhenUsed="1"/>
-    <w:lsdException w:name="Table Grid 6" w:semiHidden="1" w:unhideWhenUsed="1"/>
-    <w:lsdException w:name="Table Grid 7" w:semiHidden="1" w:unhideWhenUsed="1"/>
-    <w:lsdException w:name="Table Grid 8" w:semiHidden="1" w:unhideWhenUsed="1"/>
-    <w:lsdException w:name="Table List 1" w:semiHidden="1" w:unhideWhenUsed="1"/>
-    <w:lsdException w:name="Table List 2" w:semiHidden="1" w:unhideWhenUsed="1"/>
-    <w:lsdException w:name="Table List 3" w:semiHidden="1" w:unhideWhenUsed="1"/>
-    <w:lsdException w:name="Table List 4" w:semiHidden="1" w:unhideWhenUsed="1"/>
-    <w:lsdException w:name="Table List 5" w:semiHidden="1" w:unhideWhenUsed="1"/>
-    <w:lsdException w:name="Table List 6" w:semiHidden="1" w:unhideWhenUsed="1"/>
-    <w:lsdException w:name="Table List 7" w:semiHidden="1" w:unhideWhenUsed="1"/>
-    <w:lsdException w:name="Table List 8" w:semiHidden="1" w:unhideWhenUsed="1"/>
-    <w:lsdException w:name="Table 3D effects 1" w:semiHidden="1" w:unhideWhenUsed="1"/>
-    <w:lsdException w:name="Table 3D effects 2" w:semiHidden="1" w:unhideWhenUsed="1"/>
-    <w:lsdException w:name="Table 3D effects 3" w:semiHidden="1" w:unhideWhenUsed="1"/>
-    <w:lsdException w:name="Table Contemporary" w:semiHidden="1" w:unhideWhenUsed="1"/>
-    <w:lsdException w:name="Table Elegant" w:semiHidden="1" w:unhideWhenUsed="1"/>
-    <w:lsdException w:name="Table Professional" w:semiHidden="1" w:unhideWhenUsed="1"/>
-    <w:lsdException w:name="Table Subtle 1" w:semiHidden="1" w:unhideWhenUsed="1"/>
-    <w:lsdException w:name="Table Subtle 2" w:semiHidden="1" w:unhideWhenUsed="1"/>
-    <w:lsdException w:name="Table Web 1" w:semiHidden="1" w:unhideWhenUsed="1"/>
-    <w:lsdException w:name="Table Web 2" w:semiHidden="1" w:unhideWhenUsed="1"/>
-    <w:lsdException w:name="Table Web 3" w:semiHidden="1" w:unhideWhenUsed="1"/>
-    <w:lsdException w:name="Table Grid" w:qFormat="1"/>
-    <w:lsdException w:name="Table Theme" w:semiHidden="1" w:unhideWhenUsed="1"/>
-    <w:lsdException w:name="Placeholder Text" w:semiHidden="1" w:uiPriority="99" w:unhideWhenUsed="1"/>
-    <w:lsdException w:name="No Spacing" w:semiHidden="1" w:uiPriority="99" w:unhideWhenUsed="1"/>
-    <w:lsdException w:name="Light Shading" w:uiPriority="60"/>
-    <w:lsdException w:name="Light List" w:uiPriority="61"/>
-    <w:lsdException w:name="Light Grid" w:uiPriority="62"/>
-    <w:lsdException w:name="Medium Shading 1" w:uiPriority="63"/>
-    <w:lsdException w:name="Medium Shading 2" w:uiPriority="64"/>
-    <w:lsdException w:name="Medium List 1" w:uiPriority="65"/>
-    <w:lsdException w:name="Medium List 2" w:uiPriority="66"/>
-    <w:lsdException w:name="Medium Grid 1" w:uiPriority="67"/>
-    <w:lsdException w:name="Medium Grid 2" w:uiPriority="68"/>
-    <w:lsdException w:name="Medium Grid 3" w:uiPriority="69"/>
-    <w:lsdException w:name="Dark List" w:uiPriority="70"/>
-    <w:lsdException w:name="Colorful Shading" w:uiPriority="71"/>
-    <w:lsdException w:name="Colorful List" w:uiPriority="72"/>
-    <w:lsdException w:name="Colorful Grid" w:uiPriority="73"/>
-    <w:lsdException w:name="Light Shading Accent 1" w:uiPriority="60"/>
-    <w:lsdException w:name="Light List Accent 1" w:uiPriority="61"/>
-    <w:lsdException w:name="Light Grid Accent 1" w:uiPriority="62"/>
-    <w:lsdException w:name="Medium Shading 1 Accent 1" w:uiPriority="63"/>
-    <w:lsdException w:name="Medium Shading 2 Accent 1" w:uiPriority="64"/>
-    <w:lsdException w:name="Medium List 1 Accent 1" w:uiPriority="65"/>
-    <w:lsdException w:name="Revision" w:semiHidden="1" w:uiPriority="99" w:unhideWhenUsed="1"/>
-    <w:lsdException w:name="List Paragraph" w:semiHidden="1" w:uiPriority="99" w:unhideWhenUsed="1"/>
-    <w:lsdException w:name="Quote" w:semiHidden="1" w:uiPriority="99" w:unhideWhenUsed="1"/>
-    <w:lsdException w:name="Intense Quote" w:semiHidden="1" w:uiPriority="99" w:unhideWhenUsed="1"/>
-    <w:lsdException w:name="Medium List 2 Accent 1" w:uiPriority="66"/>
-    <w:lsdException w:name="Medium Grid 1 Accent 1" w:uiPriority="67"/>
-    <w:lsdException w:name="Medium Grid 2 Accent 1" w:uiPriority="68"/>
-    <w:lsdException w:name="Medium Grid 3 Accent 1" w:uiPriority="69"/>
-    <w:lsdException w:name="Dark List Accent 1" w:uiPriority="70"/>
-    <w:lsdException w:name="Colorful Shading Accent 1" w:uiPriority="71"/>
-    <w:lsdException w:name="Colorful List Accent 1" w:uiPriority="72"/>
-    <w:lsdException w:name="Colorful Grid Accent 1" w:uiPriority="73"/>
-    <w:lsdException w:name="Light Shading Accent 2" w:uiPriority="60"/>
-    <w:lsdException w:name="Light List Accent 2" w:uiPriority="61"/>
-    <w:lsdException w:name="Light Grid Accent 2" w:uiPriority="62"/>
-    <w:lsdException w:name="Medium Shading 1 Accent 2" w:uiPriority="63"/>
-    <w:lsdException w:name="Medium Shading 2 Accent 2" w:uiPriority="64"/>
-    <w:lsdException w:name="Medium List 1 Accent 2" w:uiPriority="65"/>
-    <w:lsdException w:name="Medium List 2 Accent 2" w:uiPriority="66"/>
-    <w:lsdException w:name="Medium Grid 1 Accent 2" w:uiPriority="67"/>
-    <w:lsdException w:name="Medium Grid 2 Accent 2" w:uiPriority="68"/>
-    <w:lsdException w:name="Medium Grid 3 Accent 2" w:uiPriority="69"/>
-    <w:lsdException w:name="Dark List Accent 2" w:uiPriority="70"/>
-    <w:lsdException w:name="Colorful Shading Accent 2" w:uiPriority="71"/>
-    <w:lsdException w:name="Colorful List Accent 2" w:uiPriority="72"/>
-    <w:lsdException w:name="Colorful Grid Accent 2" w:uiPriority="73"/>
-    <w:lsdException w:name="Light Shading Accent 3" w:uiPriority="60"/>
-    <w:lsdException w:name="Light List Accent 3" w:uiPriority="61"/>
-    <w:lsdException w:name="Light Grid Accent 3" w:uiPriority="62"/>
-    <w:lsdException w:name="Medium Shading 1 Accent 3" w:uiPriority="63"/>
-    <w:lsdException w:name="Medium Shading 2 Accent 3" w:uiPriority="64"/>
-    <w:lsdException w:name="Medium List 1 Accent 3" w:uiPriority="65"/>
-    <w:lsdException w:name="Medium List 2 Accent 3" w:uiPriority="66"/>
-    <w:lsdException w:name="Medium Grid 1 Accent 3" w:uiPriority="67"/>
-    <w:lsdException w:name="Medium Grid 2 Accent 3" w:uiPriority="68"/>
-    <w:lsdException w:name="Medium Grid 3 Accent 3" w:uiPriority="69"/>
-    <w:lsdException w:name="Dark List Accent 3" w:uiPriority="70"/>
-    <w:lsdException w:name="Colorful Shading Accent 3" w:uiPriority="71"/>
-    <w:lsdException w:name="Colorful List Accent 3" w:uiPriority="72"/>
-    <w:lsdException w:name="Colorful Grid Accent 3" w:uiPriority="73"/>
-    <w:lsdException w:name="Light Shading Accent 4" w:uiPriority="60"/>
-    <w:lsdException w:name="Light List Accent 4" w:uiPriority="61"/>
-    <w:lsdException w:name="Light Grid Accent 4" w:uiPriority="62"/>
-    <w:lsdException w:name="Medium Shading 1 Accent 4" w:uiPriority="63"/>
-    <w:lsdException w:name="Medium Shading 2 Accent 4" w:uiPriority="64"/>
-    <w:lsdException w:name="Medium List 1 Accent 4" w:uiPriority="65"/>
-    <w:lsdException w:name="Medium List 2 Accent 4" w:uiPriority="66"/>
-    <w:lsdException w:name="Medium Grid 1 Accent 4" w:uiPriority="67"/>
-    <w:lsdException w:name="Medium Grid 2 Accent 4" w:uiPriority="68"/>
-    <w:lsdException w:name="Medium Grid 3 Accent 4" w:uiPriority="69"/>
-    <w:lsdException w:name="Dark List Accent 4" w:uiPriority="70"/>
-    <w:lsdException w:name="Colorful Shading Accent 4" w:uiPriority="71"/>
-    <w:lsdException w:name="Colorful List Accent 4" w:uiPriority="72"/>
-    <w:lsdException w:name="Colorful Grid Accent 4" w:uiPriority="73"/>
-    <w:lsdException w:name="Light Shading Accent 5" w:uiPriority="60"/>
-    <w:lsdException w:name="Light List Accent 5" w:uiPriority="61"/>
-    <w:lsdException w:name="Light Grid Accent 5" w:uiPriority="62"/>
-    <w:lsdException w:name="Medium Shading 1 Accent 5" w:uiPriority="63"/>
-    <w:lsdException w:name="Medium Shading 2 Accent 5" w:uiPriority="64"/>
-    <w:lsdException w:name="Medium List 1 Accent 5" w:uiPriority="65"/>
-    <w:lsdException w:name="Medium List 2 Accent 5" w:uiPriority="66"/>
-    <w:lsdException w:name="Medium Grid 1 Accent 5" w:uiPriority="67"/>
-    <w:lsdException w:name="Medium Grid 2 Accent 5" w:uiPriority="68"/>
-    <w:lsdException w:name="Medium Grid 3 Accent 5" w:uiPriority="69"/>
-    <w:lsdException w:name="Dark List Accent 5" w:uiPriority="70"/>
-    <w:lsdException w:name="Colorful Shading Accent 5" w:uiPriority="71"/>
-    <w:lsdException w:name="Colorful List Accent 5" w:uiPriority="72"/>
-    <w:lsdException w:name="Colorful Grid Accent 5" w:uiPriority="73"/>
-    <w:lsdException w:name="Light Shading Accent 6" w:uiPriority="60"/>
-    <w:lsdException w:name="Light List Accent 6" w:uiPriority="61"/>
-    <w:lsdException w:name="Light Grid Accent 6" w:uiPriority="62"/>
-    <w:lsdException w:name="Medium Shading 1 Accent 6" w:uiPriority="63"/>
-    <w:lsdException w:name="Medium Shading 2 Accent 6" w:uiPriority="64"/>
-    <w:lsdException w:name="Medium List 1 Accent 6" w:uiPriority="65"/>
-    <w:lsdException w:name="Medium List 2 Accent 6" w:uiPriority="66"/>
-    <w:lsdException w:name="Medium Grid 1 Accent 6" w:uiPriority="67"/>
-    <w:lsdException w:name="Medium Grid 2 Accent 6" w:uiPriority="68"/>
-    <w:lsdException w:name="Medium Grid 3 Accent 6" w:uiPriority="69"/>
-    <w:lsdException w:name="Dark List Accent 6" w:uiPriority="70"/>
-    <w:lsdException w:name="Colorful Shading Accent 6" w:uiPriority="71"/>
-    <w:lsdException w:name="Colorful List Accent 6" w:uiPriority="72"/>
-    <w:lsdException w:name="Colorful Grid Accent 6" w:uiPriority="73"/>
-    <w:lsdException w:name="Subtle Emphasis" w:uiPriority="19" w:qFormat="1"/>
-    <w:lsdException w:name="Intense Emphasis" w:uiPriority="21" w:qFormat="1"/>
-    <w:lsdException w:name="Subtle Reference" w:uiPriority="31" w:qFormat="1"/>
-    <w:lsdException w:name="Intense Reference" w:uiPriority="32" w:qFormat="1"/>
-    <w:lsdException w:name="Book Title" w:uiPriority="33" w:qFormat="1"/>
-    <w:lsdException w:name="Bibliography" w:semiHidden="1" w:uiPriority="37" w:unhideWhenUsed="1"/>
-    <w:lsdException w:name="TOC Heading" w:semiHidden="1" w:uiPriority="39" w:unhideWhenUsed="1" w:qFormat="1"/>
-    <w:lsdException w:name="Plain Table 1" w:uiPriority="41"/>
-    <w:lsdException w:name="Plain Table 2" w:uiPriority="42"/>
-    <w:lsdException w:name="Plain Table 3" w:uiPriority="43"/>
-    <w:lsdException w:name="Plain Table 4" w:uiPriority="44"/>
-    <w:lsdException w:name="Plain Table 5" w:uiPriority="45"/>
-    <w:lsdException w:name="Grid Table Light" w:uiPriority="40"/>
-    <w:lsdException w:name="Grid Table 1 Light" w:uiPriority="46"/>
-    <w:lsdException w:name="Grid Table 2" w:uiPriority="47"/>
-    <w:lsdException w:name="Grid Table 3" w:uiPriority="48"/>
-    <w:lsdException w:name="Grid Table 4" w:uiPriority="49"/>
-    <w:lsdException w:name="Grid Table 5 Dark" w:uiPriority="50"/>
-    <w:lsdException w:name="Grid Table 6 Colorful" w:uiPriority="51"/>
-    <w:lsdException w:name="Grid Table 7 Colorful" w:uiPriority="52"/>
-    <w:lsdException w:name="Grid Table 1 Light Accent 1" w:uiPriority="46"/>
-    <w:lsdException w:name="Grid Table 2 Accent 1" w:uiPriority="47"/>
-    <w:lsdException w:name="Grid Table 3 Accent 1" w:uiPriority="48"/>
-    <w:lsdException w:name="Grid Table 4 Accent 1" w:uiPriority="49"/>
-    <w:lsdException w:name="Grid Table 5 Dark Accent 1" w:uiPriority="50"/>
-    <w:lsdException w:name="Grid Table 6 Colorful Accent 1" w:uiPriority="51"/>
-    <w:lsdException w:name="Grid Table 7 Colorful Accent 1" w:uiPriority="52"/>
-    <w:lsdException w:name="Grid Table 1 Light Accent 2" w:uiPriority="46"/>
-    <w:lsdException w:name="Grid Table 2 Accent 2" w:uiPriority="47"/>
-    <w:lsdException w:name="Grid Table 3 Accent 2" w:uiPriority="48"/>
-    <w:lsdException w:name="Grid Table 4 Accent 2" w:uiPriority="49"/>
-    <w:lsdException w:name="Grid Table 5 Dark Accent 2" w:uiPriority="50"/>
-    <w:lsdException w:name="Grid Table 6 Colorful Accent 2" w:uiPriority="51"/>
-    <w:lsdException w:name="Grid Table 7 Colorful Accent 2" w:uiPriority="52"/>
-    <w:lsdException w:name="Grid Table 1 Light Accent 3" w:uiPriority="46"/>
-    <w:lsdException w:name="Grid Table 2 Accent 3" w:uiPriority="47"/>
-    <w:lsdException w:name="Grid Table 3 Accent 3" w:uiPriority="48"/>
-    <w:lsdException w:name="Grid Table 4 Accent 3" w:uiPriority="49"/>
-    <w:lsdException w:name="Grid Table 5 Dark Accent 3" w:uiPriority="50"/>
-    <w:lsdException w:name="Grid Table 6 Colorful Accent 3" w:uiPriority="51"/>
-    <w:lsdException w:name="Grid Table 7 Colorful Accent 3" w:uiPriority="52"/>
-    <w:lsdException w:name="Grid Table 1 Light Accent 4" w:uiPriority="46"/>
-    <w:lsdException w:name="Grid Table 2 Accent 4" w:uiPriority="47"/>
-    <w:lsdException w:name="Grid Table 3 Accent 4" w:uiPriority="48"/>
-    <w:lsdException w:name="Grid Table 4 Accent 4" w:uiPriority="49"/>
-    <w:lsdException w:name="Grid Table 5 Dark Accent 4" w:uiPriority="50"/>
-    <w:lsdException w:name="Grid Table 6 Colorful Accent 4" w:uiPriority="51"/>
-    <w:lsdException w:name="Grid Table 7 Colorful Accent 4" w:uiPriority="52"/>
-    <w:lsdException w:name="Grid Table 1 Light Accent 5" w:uiPriority="46"/>
-    <w:lsdException w:name="Grid Table 2 Accent 5" w:uiPriority="47"/>
-    <w:lsdException w:name="Grid Table 3 Accent 5" w:uiPriority="48"/>
-    <w:lsdException w:name="Grid Table 4 Accent 5" w:uiPriority="49"/>
-    <w:lsdException w:name="Grid Table 5 Dark Accent 5" w:uiPriority="50"/>
-    <w:lsdException w:name="Grid Table 6 Colorful Accent 5" w:uiPriority="51"/>
-    <w:lsdException w:name="Grid Table 7 Colorful Accent 5" w:uiPriority="52"/>
-    <w:lsdException w:name="Grid Table 1 Light Accent 6" w:uiPriority="46"/>
-    <w:lsdException w:name="Grid Table 2 Accent 6" w:uiPriority="47"/>
-    <w:lsdException w:name="Grid Table 3 Accent 6" w:uiPriority="48"/>
-    <w:lsdException w:name="Grid Table 4 Accent 6" w:uiPriority="49"/>
-    <w:lsdException w:name="Grid Table 5 Dark Accent 6" w:uiPriority="50"/>
-    <w:lsdException w:name="Grid Table 6 Colorful Accent 6" w:uiPriority="51"/>
-    <w:lsdException w:name="Grid Table 7 Colorful Accent 6" w:uiPriority="52"/>
-    <w:lsdException w:name="List Table 1 Light" w:uiPriority="46"/>
-    <w:lsdException w:name="List Table 2" w:uiPriority="47"/>
-    <w:lsdException w:name="List Table 3" w:uiPriority="48"/>
-    <w:lsdException w:name="List Table 4" w:uiPriority="49"/>
-    <w:lsdException w:name="List Table 5 Dark" w:uiPriority="50"/>
-    <w:lsdException w:name="List Table 6 Colorful" w:uiPriority="51"/>
-    <w:lsdException w:name="List Table 7 Colorful" w:uiPriority="52"/>
-    <w:lsdException w:name="List Table 1 Light Accent 1" w:uiPriority="46"/>
-    <w:lsdException w:name="List Table 2 Accent 1" w:uiPriority="47"/>
-    <w:lsdException w:name="List Table 3 Accent 1" w:uiPriority="48"/>
-    <w:lsdException w:name="List Table 4 Accent 1" w:uiPriority="49"/>
-    <w:lsdException w:name="List Table 5 Dark Accent 1" w:uiPriority="50"/>
-    <w:lsdException w:name="List Table 6 Colorful Accent 1" w:uiPriority="51"/>
-    <w:lsdException w:name="List Table 7 Colorful Accent 1" w:uiPriority="52"/>
-    <w:lsdException w:name="List Table 1 Light Accent 2" w:uiPriority="46"/>
-    <w:lsdException w:name="List Table 2 Accent 2" w:uiPriority="47"/>
-    <w:lsdException w:name="List Table 3 Accent 2" w:uiPriority="48"/>
-    <w:lsdException w:name="List Table 4 Accent 2" w:uiPriority="49"/>
-    <w:lsdException w:name="List Table 5 Dark Accent 2" w:uiPriority="50"/>
-    <w:lsdException w:name="List Table 6 Colorful Accent 2" w:uiPriority="51"/>
-    <w:lsdException w:name="List Table 7 Colorful Accent 2" w:uiPriority="52"/>
-    <w:lsdException w:name="List Table 1 Light Accent 3" w:uiPriority="46"/>
-    <w:lsdException w:name="List Table 2 Accent 3" w:uiPriority="47"/>
-    <w:lsdException w:name="List Table 3 Accent 3" w:uiPriority="48"/>
-    <w:lsdException w:name="List Table 4 Accent 3" w:uiPriority="49"/>
-    <w:lsdException w:name="List Table 5 Dark Accent 3" w:uiPriority="50"/>
-    <w:lsdException w:name="List Table 6 Colorful Accent 3" w:uiPriority="51"/>
-    <w:lsdException w:name="List Table 7 Colorful Accent 3" w:uiPriority="52"/>
-    <w:lsdException w:name="List Table 1 Light Accent 4" w:uiPriority="46"/>
-    <w:lsdException w:name="List Table 2 Accent 4" w:uiPriority="47"/>
-    <w:lsdException w:name="List Table 3 Accent 4" w:uiPriority="48"/>
-    <w:lsdException w:name="List Table 4 Accent 4" w:uiPriority="49"/>
-    <w:lsdException w:name="List Table 5 Dark Accent 4" w:uiPriority="50"/>
-    <w:lsdException w:name="List Table 6 Colorful Accent 4" w:uiPriority="51"/>
-    <w:lsdException w:name="List Table 7 Colorful Accent 4" w:uiPriority="52"/>
-    <w:lsdException w:name="List Table 1 Light Accent 5" w:uiPriority="46"/>
-    <w:lsdException w:name="List Table 2 Accent 5" w:uiPriority="47"/>
-    <w:lsdException w:name="List Table 3 Accent 5" w:uiPriority="48"/>
-    <w:lsdException w:name="List Table 4 Accent 5" w:uiPriority="49"/>
-    <w:lsdException w:name="List Table 5 Dark Accent 5" w:uiPriority="50"/>
-    <w:lsdException w:name="List Table 6 Colorful Accent 5" w:uiPriority="51"/>
-    <w:lsdException w:name="List Table 7 Colorful Accent 5" w:uiPriority="52"/>
-    <w:lsdException w:name="List Table 1 Light Accent 6" w:uiPriority="46"/>
-    <w:lsdException w:name="List Table 2 Accent 6" w:uiPriority="47"/>
-    <w:lsdException w:name="List Table 3 Accent 6" w:uiPriority="48"/>
-    <w:lsdException w:name="List Table 4 Accent 6" w:uiPriority="49"/>
-    <w:lsdException w:name="List Table 5 Dark Accent 6" w:uiPriority="50"/>
-    <w:lsdException w:name="List Table 6 Colorful Accent 6" w:uiPriority="51"/>
-    <w:lsdException w:name="List Table 7 Colorful Accent 6" w:uiPriority="52"/>
-    <w:lsdException w:name="Mention" w:semiHidden="1" w:uiPriority="99" w:unhideWhenUsed="1"/>
-    <w:lsdException w:name="Smart Hyperlink" w:semiHidden="1" w:uiPriority="99" w:unhideWhenUsed="1"/>
-    <w:lsdException w:name="Hashtag" w:semiHidden="1" w:uiPriority="99" w:unhideWhenUsed="1"/>
-    <w:lsdException w:name="Unresolved Mention" w:semiHidden="1" w:uiPriority="99" w:unhideWhenUsed="1"/>
-    <w:lsdException w:name="Smart Link" w:semiHidden="1" w:uiPriority="99" w:unhideWhenUsed="1"/>
+  <w:latentStyles w:count="260" w:defQFormat="0" w:defUnhideWhenUsed="1" w:defSemiHidden="1" w:defUIPriority="99" w:defLockedState="0">
+    <w:lsdException w:qFormat="1" w:unhideWhenUsed="0" w:uiPriority="0" w:semiHidden="0" w:name="Normal"/>
+    <w:lsdException w:qFormat="1" w:unhideWhenUsed="0" w:uiPriority="0" w:semiHidden="0" w:name="heading 1"/>
+    <w:lsdException w:qFormat="1" w:uiPriority="0" w:semiHidden="0" w:name="heading 2"/>
+    <w:lsdException w:qFormat="1" w:uiPriority="0" w:name="heading 3"/>
+    <w:lsdException w:qFormat="1" w:uiPriority="0" w:semiHidden="0" w:name="heading 4"/>
+    <w:lsdException w:qFormat="1" w:uiPriority="0" w:name="heading 5"/>
+    <w:lsdException w:qFormat="1" w:uiPriority="0" w:name="heading 6"/>
+    <w:lsdException w:qFormat="1" w:uiPriority="0" w:name="heading 7"/>
+    <w:lsdException w:qFormat="1" w:uiPriority="0" w:name="heading 8"/>
+    <w:lsdException w:qFormat="1" w:uiPriority="0" w:name="heading 9"/>
+    <w:lsdException w:unhideWhenUsed="0" w:uiPriority="0" w:semiHidden="0" w:name="index 1"/>
+    <w:lsdException w:unhideWhenUsed="0" w:uiPriority="0" w:semiHidden="0" w:name="index 2"/>
+    <w:lsdException w:unhideWhenUsed="0" w:uiPriority="0" w:semiHidden="0" w:name="index 3"/>
+    <w:lsdException w:unhideWhenUsed="0" w:uiPriority="0" w:semiHidden="0" w:name="index 4"/>
+    <w:lsdException w:unhideWhenUsed="0" w:uiPriority="0" w:semiHidden="0" w:name="index 5"/>
+    <w:lsdException w:unhideWhenUsed="0" w:uiPriority="0" w:semiHidden="0" w:name="index 6"/>
+    <w:lsdException w:unhideWhenUsed="0" w:uiPriority="0" w:semiHidden="0" w:name="index 7"/>
+    <w:lsdException w:unhideWhenUsed="0" w:uiPriority="0" w:semiHidden="0" w:name="index 8"/>
+    <w:lsdException w:unhideWhenUsed="0" w:uiPriority="0" w:semiHidden="0" w:name="index 9"/>
+    <w:lsdException w:qFormat="1" w:unhideWhenUsed="0" w:uiPriority="0" w:semiHidden="0" w:name="toc 1"/>
+    <w:lsdException w:qFormat="1" w:unhideWhenUsed="0" w:uiPriority="0" w:semiHidden="0" w:name="toc 2"/>
+    <w:lsdException w:qFormat="1" w:unhideWhenUsed="0" w:uiPriority="0" w:semiHidden="0" w:name="toc 3"/>
+    <w:lsdException w:unhideWhenUsed="0" w:uiPriority="0" w:semiHidden="0" w:name="toc 4"/>
+    <w:lsdException w:unhideWhenUsed="0" w:uiPriority="0" w:semiHidden="0" w:name="toc 5"/>
+    <w:lsdException w:unhideWhenUsed="0" w:uiPriority="0" w:semiHidden="0" w:name="toc 6"/>
+    <w:lsdException w:unhideWhenUsed="0" w:uiPriority="0" w:semiHidden="0" w:name="toc 7"/>
+    <w:lsdException w:unhideWhenUsed="0" w:uiPriority="0" w:semiHidden="0" w:name="toc 8"/>
+    <w:lsdException w:unhideWhenUsed="0" w:uiPriority="0" w:semiHidden="0" w:name="toc 9"/>
+    <w:lsdException w:unhideWhenUsed="0" w:uiPriority="0" w:semiHidden="0" w:name="Normal Indent"/>
+    <w:lsdException w:unhideWhenUsed="0" w:uiPriority="0" w:semiHidden="0" w:name="footnote text"/>
+    <w:lsdException w:qFormat="1" w:unhideWhenUsed="0" w:uiPriority="0" w:semiHidden="0" w:name="annotation text"/>
+    <w:lsdException w:qFormat="1" w:unhideWhenUsed="0" w:uiPriority="0" w:semiHidden="0" w:name="header"/>
+    <w:lsdException w:qFormat="1" w:unhideWhenUsed="0" w:uiPriority="0" w:semiHidden="0" w:name="footer"/>
+    <w:lsdException w:unhideWhenUsed="0" w:uiPriority="0" w:semiHidden="0" w:name="index heading"/>
+    <w:lsdException w:qFormat="1" w:uiPriority="0" w:name="caption"/>
+    <w:lsdException w:unhideWhenUsed="0" w:uiPriority="0" w:semiHidden="0" w:name="table of figures"/>
+    <w:lsdException w:unhideWhenUsed="0" w:uiPriority="0" w:semiHidden="0" w:name="envelope address"/>
+    <w:lsdException w:unhideWhenUsed="0" w:uiPriority="0" w:semiHidden="0" w:name="envelope return"/>
+    <w:lsdException w:unhideWhenUsed="0" w:uiPriority="0" w:semiHidden="0" w:name="footnote reference"/>
+    <w:lsdException w:unhideWhenUsed="0" w:uiPriority="0" w:semiHidden="0" w:name="annotation reference"/>
+    <w:lsdException w:unhideWhenUsed="0" w:uiPriority="0" w:semiHidden="0" w:name="line number"/>
+    <w:lsdException w:unhideWhenUsed="0" w:uiPriority="0" w:semiHidden="0" w:name="page number"/>
+    <w:lsdException w:unhideWhenUsed="0" w:uiPriority="0" w:semiHidden="0" w:name="endnote reference"/>
+    <w:lsdException w:unhideWhenUsed="0" w:uiPriority="0" w:semiHidden="0" w:name="endnote text"/>
+    <w:lsdException w:unhideWhenUsed="0" w:uiPriority="0" w:semiHidden="0" w:name="table of authorities"/>
+    <w:lsdException w:unhideWhenUsed="0" w:uiPriority="0" w:semiHidden="0" w:name="macro"/>
+    <w:lsdException w:unhideWhenUsed="0" w:uiPriority="0" w:semiHidden="0" w:name="toa heading"/>
+    <w:lsdException w:unhideWhenUsed="0" w:uiPriority="0" w:semiHidden="0" w:name="List"/>
+    <w:lsdException w:unhideWhenUsed="0" w:uiPriority="0" w:semiHidden="0" w:name="List Bullet"/>
+    <w:lsdException w:unhideWhenUsed="0" w:uiPriority="0" w:semiHidden="0" w:name="List Number"/>
+    <w:lsdException w:unhideWhenUsed="0" w:uiPriority="0" w:semiHidden="0" w:name="List 2"/>
+    <w:lsdException w:unhideWhenUsed="0" w:uiPriority="0" w:semiHidden="0" w:name="List 3"/>
+    <w:lsdException w:unhideWhenUsed="0" w:uiPriority="0" w:semiHidden="0" w:name="List 4"/>
+    <w:lsdException w:unhideWhenUsed="0" w:uiPriority="0" w:semiHidden="0" w:name="List 5"/>
+    <w:lsdException w:unhideWhenUsed="0" w:uiPriority="0" w:semiHidden="0" w:name="List Bullet 2"/>
+    <w:lsdException w:unhideWhenUsed="0" w:uiPriority="0" w:semiHidden="0" w:name="List Bullet 3"/>
+    <w:lsdException w:unhideWhenUsed="0" w:uiPriority="0" w:semiHidden="0" w:name="List Bullet 4"/>
+    <w:lsdException w:unhideWhenUsed="0" w:uiPriority="0" w:semiHidden="0" w:name="List Bullet 5"/>
+    <w:lsdException w:unhideWhenUsed="0" w:uiPriority="0" w:semiHidden="0" w:name="List Number 2"/>
+    <w:lsdException w:unhideWhenUsed="0" w:uiPriority="0" w:semiHidden="0" w:name="List Number 3"/>
+    <w:lsdException w:unhideWhenUsed="0" w:uiPriority="0" w:semiHidden="0" w:name="List Number 4"/>
+    <w:lsdException w:unhideWhenUsed="0" w:uiPriority="0" w:semiHidden="0" w:name="List Number 5"/>
+    <w:lsdException w:qFormat="1" w:unhideWhenUsed="0" w:uiPriority="0" w:semiHidden="0" w:name="Title"/>
+    <w:lsdException w:unhideWhenUsed="0" w:uiPriority="0" w:semiHidden="0" w:name="Closing"/>
+    <w:lsdException w:unhideWhenUsed="0" w:uiPriority="0" w:semiHidden="0" w:name="Signature"/>
+    <w:lsdException w:uiPriority="1" w:name="Default Paragraph Font"/>
+    <w:lsdException w:qFormat="1" w:unhideWhenUsed="0" w:uiPriority="0" w:name="Body Text"/>
+    <w:lsdException w:unhideWhenUsed="0" w:uiPriority="0" w:semiHidden="0" w:name="Body Text Indent"/>
+    <w:lsdException w:unhideWhenUsed="0" w:uiPriority="0" w:semiHidden="0" w:name="List Continue"/>
+    <w:lsdException w:unhideWhenUsed="0" w:uiPriority="0" w:semiHidden="0" w:name="List Continue 2"/>
+    <w:lsdException w:unhideWhenUsed="0" w:uiPriority="0" w:semiHidden="0" w:name="List Continue 3"/>
+    <w:lsdException w:unhideWhenUsed="0" w:uiPriority="0" w:semiHidden="0" w:name="List Continue 4"/>
+    <w:lsdException w:unhideWhenUsed="0" w:uiPriority="0" w:semiHidden="0" w:name="List Continue 5"/>
+    <w:lsdException w:unhideWhenUsed="0" w:uiPriority="0" w:semiHidden="0" w:name="Message Header"/>
+    <w:lsdException w:qFormat="1" w:unhideWhenUsed="0" w:uiPriority="0" w:semiHidden="0" w:name="Subtitle"/>
+    <w:lsdException w:unhideWhenUsed="0" w:uiPriority="0" w:semiHidden="0" w:name="Salutation"/>
+    <w:lsdException w:unhideWhenUsed="0" w:uiPriority="0" w:semiHidden="0" w:name="Date"/>
+    <w:lsdException w:unhideWhenUsed="0" w:uiPriority="0" w:semiHidden="0" w:name="Body Text First Indent"/>
+    <w:lsdException w:unhideWhenUsed="0" w:uiPriority="0" w:semiHidden="0" w:name="Body Text First Indent 2"/>
+    <w:lsdException w:uiPriority="99" w:name="Note Heading"/>
+    <w:lsdException w:unhideWhenUsed="0" w:uiPriority="0" w:semiHidden="0" w:name="Body Text 2"/>
+    <w:lsdException w:unhideWhenUsed="0" w:uiPriority="0" w:semiHidden="0" w:name="Body Text 3"/>
+    <w:lsdException w:unhideWhenUsed="0" w:uiPriority="0" w:semiHidden="0" w:name="Body Text Indent 2"/>
+    <w:lsdException w:unhideWhenUsed="0" w:uiPriority="0" w:semiHidden="0" w:name="Body Text Indent 3"/>
+    <w:lsdException w:unhideWhenUsed="0" w:uiPriority="0" w:semiHidden="0" w:name="Block Text"/>
+    <w:lsdException w:unhideWhenUsed="0" w:uiPriority="0" w:semiHidden="0" w:name="Hyperlink"/>
+    <w:lsdException w:unhideWhenUsed="0" w:uiPriority="0" w:semiHidden="0" w:name="FollowedHyperlink"/>
+    <w:lsdException w:qFormat="1" w:unhideWhenUsed="0" w:uiPriority="0" w:semiHidden="0" w:name="Strong"/>
+    <w:lsdException w:qFormat="1" w:unhideWhenUsed="0" w:uiPriority="0" w:semiHidden="0" w:name="Emphasis"/>
+    <w:lsdException w:unhideWhenUsed="0" w:uiPriority="0" w:semiHidden="0" w:name="Document Map"/>
+    <w:lsdException w:unhideWhenUsed="0" w:uiPriority="0" w:semiHidden="0" w:name="Plain Text"/>
+    <w:lsdException w:unhideWhenUsed="0" w:uiPriority="0" w:semiHidden="0" w:name="E-mail Signature"/>
+    <w:lsdException w:qFormat="1" w:unhideWhenUsed="0" w:uiPriority="0" w:semiHidden="0" w:name="Normal (Web)"/>
+    <w:lsdException w:unhideWhenUsed="0" w:uiPriority="0" w:semiHidden="0" w:name="HTML Acronym"/>
+    <w:lsdException w:unhideWhenUsed="0" w:uiPriority="0" w:semiHidden="0" w:name="HTML Address"/>
+    <w:lsdException w:unhideWhenUsed="0" w:uiPriority="0" w:semiHidden="0" w:name="HTML Cite"/>
+    <w:lsdException w:unhideWhenUsed="0" w:uiPriority="0" w:semiHidden="0" w:name="HTML Code"/>
+    <w:lsdException w:unhideWhenUsed="0" w:uiPriority="0" w:semiHidden="0" w:name="HTML Definition"/>
+    <w:lsdException w:unhideWhenUsed="0" w:uiPriority="0" w:semiHidden="0" w:name="HTML Keyboard"/>
+    <w:lsdException w:unhideWhenUsed="0" w:uiPriority="0" w:semiHidden="0" w:name="HTML Preformatted"/>
+    <w:lsdException w:unhideWhenUsed="0" w:uiPriority="0" w:semiHidden="0" w:name="HTML Sample"/>
+    <w:lsdException w:unhideWhenUsed="0" w:uiPriority="0" w:semiHidden="0" w:name="HTML Typewriter"/>
+    <w:lsdException w:unhideWhenUsed="0" w:uiPriority="0" w:semiHidden="0" w:name="HTML Variable"/>
+    <w:lsdException w:uiPriority="99" w:name="Normal Table"/>
+    <w:lsdException w:unhideWhenUsed="0" w:uiPriority="0" w:semiHidden="0" w:name="annotation subject"/>
+    <w:lsdException w:uiPriority="0" w:name="Table Simple 1"/>
+    <w:lsdException w:uiPriority="0" w:name="Table Simple 2"/>
+    <w:lsdException w:uiPriority="0" w:name="Table Simple 3"/>
+    <w:lsdException w:uiPriority="0" w:name="Table Classic 1"/>
+    <w:lsdException w:uiPriority="0" w:name="Table Classic 2"/>
+    <w:lsdException w:uiPriority="0" w:name="Table Classic 3"/>
+    <w:lsdException w:uiPriority="0" w:name="Table Classic 4"/>
+    <w:lsdException w:uiPriority="0" w:name="Table Colorful 1"/>
+    <w:lsdException w:uiPriority="0" w:name="Table Colorful 2"/>
+    <w:lsdException w:uiPriority="0" w:name="Table Colorful 3"/>
+    <w:lsdException w:uiPriority="0" w:name="Table Columns 1"/>
+    <w:lsdException w:uiPriority="0" w:name="Table Columns 2"/>
+    <w:lsdException w:uiPriority="0" w:name="Table Columns 3"/>
+    <w:lsdException w:uiPriority="0" w:name="Table Columns 4"/>
+    <w:lsdException w:uiPriority="0" w:name="Table Columns 5"/>
+    <w:lsdException w:uiPriority="0" w:name="Table Grid 1"/>
+    <w:lsdException w:uiPriority="0" w:name="Table Grid 2"/>
+    <w:lsdException w:uiPriority="0" w:name="Table Grid 3"/>
+    <w:lsdException w:uiPriority="0" w:name="Table Grid 4"/>
+    <w:lsdException w:uiPriority="0" w:name="Table Grid 5"/>
+    <w:lsdException w:uiPriority="0" w:name="Table Grid 6"/>
+    <w:lsdException w:uiPriority="0" w:name="Table Grid 7"/>
+    <w:lsdException w:uiPriority="0" w:name="Table Grid 8"/>
+    <w:lsdException w:uiPriority="0" w:name="Table List 1"/>
+    <w:lsdException w:uiPriority="0" w:name="Table List 2"/>
+    <w:lsdException w:uiPriority="0" w:name="Table List 3"/>
+    <w:lsdException w:uiPriority="0" w:name="Table List 4"/>
+    <w:lsdException w:uiPriority="0" w:name="Table List 5"/>
+    <w:lsdException w:uiPriority="0" w:name="Table List 6"/>
+    <w:lsdException w:uiPriority="0" w:name="Table List 7"/>
+    <w:lsdException w:uiPriority="0" w:name="Table List 8"/>
+    <w:lsdException w:uiPriority="0" w:name="Table 3D effects 1"/>
+    <w:lsdException w:uiPriority="0" w:name="Table 3D effects 2"/>
+    <w:lsdException w:uiPriority="0" w:name="Table 3D effects 3"/>
+    <w:lsdException w:uiPriority="0" w:name="Table Contemporary"/>
+    <w:lsdException w:uiPriority="0" w:name="Table Elegant"/>
+    <w:lsdException w:uiPriority="0" w:name="Table Professional"/>
+    <w:lsdException w:uiPriority="0" w:name="Table Subtle 1"/>
+    <w:lsdException w:uiPriority="0" w:name="Table Subtle 2"/>
+    <w:lsdException w:uiPriority="0" w:name="Table Web 1"/>
+    <w:lsdException w:uiPriority="0" w:name="Table Web 2"/>
+    <w:lsdException w:uiPriority="0" w:name="Table Web 3"/>
+    <w:lsdException w:unhideWhenUsed="0" w:uiPriority="0" w:semiHidden="0" w:name="Balloon Text"/>
+    <w:lsdException w:qFormat="1" w:unhideWhenUsed="0" w:uiPriority="0" w:semiHidden="0" w:name="Table Grid"/>
+    <w:lsdException w:uiPriority="0" w:name="Table Theme"/>
+    <w:lsdException w:unhideWhenUsed="0" w:uiPriority="60" w:semiHidden="0" w:name="Light Shading"/>
+    <w:lsdException w:unhideWhenUsed="0" w:uiPriority="61" w:semiHidden="0" w:name="Light List"/>
+    <w:lsdException w:unhideWhenUsed="0" w:uiPriority="62" w:semiHidden="0" w:name="Light Grid"/>
+    <w:lsdException w:unhideWhenUsed="0" w:uiPriority="63" w:semiHidden="0" w:name="Medium Shading 1"/>
+    <w:lsdException w:unhideWhenUsed="0" w:uiPriority="64" w:semiHidden="0" w:name="Medium Shading 2"/>
+    <w:lsdException w:unhideWhenUsed="0" w:uiPriority="65" w:semiHidden="0" w:name="Medium List 1"/>
+    <w:lsdException w:unhideWhenUsed="0" w:uiPriority="66" w:semiHidden="0" w:name="Medium List 2"/>
+    <w:lsdException w:unhideWhenUsed="0" w:uiPriority="67" w:semiHidden="0" w:name="Medium Grid 1"/>
+    <w:lsdException w:unhideWhenUsed="0" w:uiPriority="68" w:semiHidden="0" w:name="Medium Grid 2"/>
+    <w:lsdException w:unhideWhenUsed="0" w:uiPriority="69" w:semiHidden="0" w:name="Medium Grid 3"/>
+    <w:lsdException w:unhideWhenUsed="0" w:uiPriority="70" w:semiHidden="0" w:name="Dark List"/>
+    <w:lsdException w:unhideWhenUsed="0" w:uiPriority="71" w:semiHidden="0" w:name="Colorful Shading"/>
+    <w:lsdException w:unhideWhenUsed="0" w:uiPriority="72" w:semiHidden="0" w:name="Colorful List"/>
+    <w:lsdException w:unhideWhenUsed="0" w:uiPriority="73" w:semiHidden="0" w:name="Colorful Grid"/>
+    <w:lsdException w:unhideWhenUsed="0" w:uiPriority="60" w:semiHidden="0" w:name="Light Shading Accent 1"/>
+    <w:lsdException w:unhideWhenUsed="0" w:uiPriority="61" w:semiHidden="0" w:name="Light List Accent 1"/>
+    <w:lsdException w:unhideWhenUsed="0" w:uiPriority="62" w:semiHidden="0" w:name="Light Grid Accent 1"/>
+    <w:lsdException w:unhideWhenUsed="0" w:uiPriority="63" w:semiHidden="0" w:name="Medium Shading 1 Accent 1"/>
+    <w:lsdException w:unhideWhenUsed="0" w:uiPriority="64" w:semiHidden="0" w:name="Medium Shading 2 Accent 1"/>
+    <w:lsdException w:unhideWhenUsed="0" w:uiPriority="65" w:semiHidden="0" w:name="Medium List 1 Accent 1"/>
+    <w:lsdException w:unhideWhenUsed="0" w:uiPriority="66" w:semiHidden="0" w:name="Medium List 2 Accent 1"/>
+    <w:lsdException w:unhideWhenUsed="0" w:uiPriority="67" w:semiHidden="0" w:name="Medium Grid 1 Accent 1"/>
+    <w:lsdException w:unhideWhenUsed="0" w:uiPriority="68" w:semiHidden="0" w:name="Medium Grid 2 Accent 1"/>
+    <w:lsdException w:unhideWhenUsed="0" w:uiPriority="69" w:semiHidden="0" w:name="Medium Grid 3 Accent 1"/>
+    <w:lsdException w:unhideWhenUsed="0" w:uiPriority="70" w:semiHidden="0" w:name="Dark List Accent 1"/>
+    <w:lsdException w:unhideWhenUsed="0" w:uiPriority="71" w:semiHidden="0" w:name="Colorful Shading Accent 1"/>
+    <w:lsdException w:unhideWhenUsed="0" w:uiPriority="72" w:semiHidden="0" w:name="Colorful List Accent 1"/>
+    <w:lsdException w:unhideWhenUsed="0" w:uiPriority="73" w:semiHidden="0" w:name="Colorful Grid Accent 1"/>
+    <w:lsdException w:unhideWhenUsed="0" w:uiPriority="60" w:semiHidden="0" w:name="Light Shading Accent 2"/>
+    <w:lsdException w:unhideWhenUsed="0" w:uiPriority="61" w:semiHidden="0" w:name="Light List Accent 2"/>
+    <w:lsdException w:unhideWhenUsed="0" w:uiPriority="62" w:semiHidden="0" w:name="Light Grid Accent 2"/>
+    <w:lsdException w:unhideWhenUsed="0" w:uiPriority="63" w:semiHidden="0" w:name="Medium Shading 1 Accent 2"/>
+    <w:lsdException w:unhideWhenUsed="0" w:uiPriority="64" w:semiHidden="0" w:name="Medium Shading 2 Accent 2"/>
+    <w:lsdException w:unhideWhenUsed="0" w:uiPriority="65" w:semiHidden="0" w:name="Medium List 1 Accent 2"/>
+    <w:lsdException w:unhideWhenUsed="0" w:uiPriority="66" w:semiHidden="0" w:name="Medium List 2 Accent 2"/>
+    <w:lsdException w:unhideWhenUsed="0" w:uiPriority="67" w:semiHidden="0" w:name="Medium Grid 1 Accent 2"/>
+    <w:lsdException w:unhideWhenUsed="0" w:uiPriority="68" w:semiHidden="0" w:name="Medium Grid 2 Accent 2"/>
+    <w:lsdException w:unhideWhenUsed="0" w:uiPriority="69" w:semiHidden="0" w:name="Medium Grid 3 Accent 2"/>
+    <w:lsdException w:unhideWhenUsed="0" w:uiPriority="70" w:semiHidden="0" w:name="Dark List Accent 2"/>
+    <w:lsdException w:unhideWhenUsed="0" w:uiPriority="71" w:semiHidden="0" w:name="Colorful Shading Accent 2"/>
+    <w:lsdException w:unhideWhenUsed="0" w:uiPriority="72" w:semiHidden="0" w:name="Colorful List Accent 2"/>
+    <w:lsdException w:unhideWhenUsed="0" w:uiPriority="73" w:semiHidden="0" w:name="Colorful Grid Accent 2"/>
+    <w:lsdException w:unhideWhenUsed="0" w:uiPriority="60" w:semiHidden="0" w:name="Light Shading Accent 3"/>
+    <w:lsdException w:unhideWhenUsed="0" w:uiPriority="61" w:semiHidden="0" w:name="Light List Accent 3"/>
+    <w:lsdException w:unhideWhenUsed="0" w:uiPriority="62" w:semiHidden="0" w:name="Light Grid Accent 3"/>
+    <w:lsdException w:unhideWhenUsed="0" w:uiPriority="63" w:semiHidden="0" w:name="Medium Shading 1 Accent 3"/>
+    <w:lsdException w:unhideWhenUsed="0" w:uiPriority="64" w:semiHidden="0" w:name="Medium Shading 2 Accent 3"/>
+    <w:lsdException w:unhideWhenUsed="0" w:uiPriority="65" w:semiHidden="0" w:name="Medium List 1 Accent 3"/>
+    <w:lsdException w:unhideWhenUsed="0" w:uiPriority="66" w:semiHidden="0" w:name="Medium List 2 Accent 3"/>
+    <w:lsdException w:unhideWhenUsed="0" w:uiPriority="67" w:semiHidden="0" w:name="Medium Grid 1 Accent 3"/>
+    <w:lsdException w:unhideWhenUsed="0" w:uiPriority="68" w:semiHidden="0" w:name="Medium Grid 2 Accent 3"/>
+    <w:lsdException w:unhideWhenUsed="0" w:uiPriority="69" w:semiHidden="0" w:name="Medium Grid 3 Accent 3"/>
+    <w:lsdException w:unhideWhenUsed="0" w:uiPriority="70" w:semiHidden="0" w:name="Dark List Accent 3"/>
+    <w:lsdException w:unhideWhenUsed="0" w:uiPriority="71" w:semiHidden="0" w:name="Colorful Shading Accent 3"/>
+    <w:lsdException w:unhideWhenUsed="0" w:uiPriority="72" w:semiHidden="0" w:name="Colorful List Accent 3"/>
+    <w:lsdException w:unhideWhenUsed="0" w:uiPriority="73" w:semiHidden="0" w:name="Colorful Grid Accent 3"/>
+    <w:lsdException w:unhideWhenUsed="0" w:uiPriority="60" w:semiHidden="0" w:name="Light Shading Accent 4"/>
+    <w:lsdException w:unhideWhenUsed="0" w:uiPriority="61" w:semiHidden="0" w:name="Light List Accent 4"/>
+    <w:lsdException w:unhideWhenUsed="0" w:uiPriority="62" w:semiHidden="0" w:name="Light Grid Accent 4"/>
+    <w:lsdException w:unhideWhenUsed="0" w:uiPriority="63" w:semiHidden="0" w:name="Medium Shading 1 Accent 4"/>
+    <w:lsdException w:unhideWhenUsed="0" w:uiPriority="64" w:semiHidden="0" w:name="Medium Shading 2 Accent 4"/>
+    <w:lsdException w:unhideWhenUsed="0" w:uiPriority="65" w:semiHidden="0" w:name="Medium List 1 Accent 4"/>
+    <w:lsdException w:unhideWhenUsed="0" w:uiPriority="66" w:semiHidden="0" w:name="Medium List 2 Accent 4"/>
+    <w:lsdException w:unhideWhenUsed="0" w:uiPriority="67" w:semiHidden="0" w:name="Medium Grid 1 Accent 4"/>
+    <w:lsdException w:unhideWhenUsed="0" w:uiPriority="68" w:semiHidden="0" w:name="Medium Grid 2 Accent 4"/>
+    <w:lsdException w:unhideWhenUsed="0" w:uiPriority="69" w:semiHidden="0" w:name="Medium Grid 3 Accent 4"/>
+    <w:lsdException w:unhideWhenUsed="0" w:uiPriority="70" w:semiHidden="0" w:name="Dark List Accent 4"/>
+    <w:lsdException w:unhideWhenUsed="0" w:uiPriority="71" w:semiHidden="0" w:name="Colorful Shading Accent 4"/>
+    <w:lsdException w:unhideWhenUsed="0" w:uiPriority="72" w:semiHidden="0" w:name="Colorful List Accent 4"/>
+    <w:lsdException w:unhideWhenUsed="0" w:uiPriority="73" w:semiHidden="0" w:name="Colorful Grid Accent 4"/>
+    <w:lsdException w:unhideWhenUsed="0" w:uiPriority="60" w:semiHidden="0" w:name="Light Shading Accent 5"/>
+    <w:lsdException w:unhideWhenUsed="0" w:uiPriority="61" w:semiHidden="0" w:name="Light List Accent 5"/>
+    <w:lsdException w:unhideWhenUsed="0" w:uiPriority="62" w:semiHidden="0" w:name="Light Grid Accent 5"/>
+    <w:lsdException w:unhideWhenUsed="0" w:uiPriority="63" w:semiHidden="0" w:name="Medium Shading 1 Accent 5"/>
+    <w:lsdException w:unhideWhenUsed="0" w:uiPriority="64" w:semiHidden="0" w:name="Medium Shading 2 Accent 5"/>
+    <w:lsdException w:unhideWhenUsed="0" w:uiPriority="65" w:semiHidden="0" w:name="Medium List 1 Accent 5"/>
+    <w:lsdException w:unhideWhenUsed="0" w:uiPriority="66" w:semiHidden="0" w:name="Medium List 2 Accent 5"/>
+    <w:lsdException w:unhideWhenUsed="0" w:uiPriority="67" w:semiHidden="0" w:name="Medium Grid 1 Accent 5"/>
+    <w:lsdException w:unhideWhenUsed="0" w:uiPriority="68" w:semiHidden="0" w:name="Medium Grid 2 Accent 5"/>
+    <w:lsdException w:unhideWhenUsed="0" w:uiPriority="69" w:semiHidden="0" w:name="Medium Grid 3 Accent 5"/>
+    <w:lsdException w:unhideWhenUsed="0" w:uiPriority="70" w:semiHidden="0" w:name="Dark List Accent 5"/>
+    <w:lsdException w:unhideWhenUsed="0" w:uiPriority="71" w:semiHidden="0" w:name="Colorful Shading Accent 5"/>
+    <w:lsdException w:unhideWhenUsed="0" w:uiPriority="72" w:semiHidden="0" w:name="Colorful List Accent 5"/>
+    <w:lsdException w:unhideWhenUsed="0" w:uiPriority="73" w:semiHidden="0" w:name="Colorful Grid Accent 5"/>
+    <w:lsdException w:unhideWhenUsed="0" w:uiPriority="60" w:semiHidden="0" w:name="Light Shading Accent 6"/>
+    <w:lsdException w:unhideWhenUsed="0" w:uiPriority="61" w:semiHidden="0" w:name="Light List Accent 6"/>
+    <w:lsdException w:unhideWhenUsed="0" w:uiPriority="62" w:semiHidden="0" w:name="Light Grid Accent 6"/>
+    <w:lsdException w:unhideWhenUsed="0" w:uiPriority="63" w:semiHidden="0" w:name="Medium Shading 1 Accent 6"/>
+    <w:lsdException w:unhideWhenUsed="0" w:uiPriority="64" w:semiHidden="0" w:name="Medium Shading 2 Accent 6"/>
+    <w:lsdException w:unhideWhenUsed="0" w:uiPriority="65" w:semiHidden="0" w:name="Medium List 1 Accent 6"/>
+    <w:lsdException w:unhideWhenUsed="0" w:uiPriority="66" w:semiHidden="0" w:name="Medium List 2 Accent 6"/>
+    <w:lsdException w:unhideWhenUsed="0" w:uiPriority="67" w:semiHidden="0" w:name="Medium Grid 1 Accent 6"/>
+    <w:lsdException w:unhideWhenUsed="0" w:uiPriority="68" w:semiHidden="0" w:name="Medium Grid 2 Accent 6"/>
+    <w:lsdException w:unhideWhenUsed="0" w:uiPriority="69" w:semiHidden="0" w:name="Medium Grid 3 Accent 6"/>
+    <w:lsdException w:unhideWhenUsed="0" w:uiPriority="70" w:semiHidden="0" w:name="Dark List Accent 6"/>
+    <w:lsdException w:unhideWhenUsed="0" w:uiPriority="71" w:semiHidden="0" w:name="Colorful Shading Accent 6"/>
+    <w:lsdException w:unhideWhenUsed="0" w:uiPriority="72" w:semiHidden="0" w:name="Colorful List Accent 6"/>
+    <w:lsdException w:unhideWhenUsed="0" w:uiPriority="73" w:semiHidden="0" w:name="Colorful Grid Accent 6"/>
   </w:latentStyles>
-  <w:style w:type="paragraph" w:default="1" w:styleId="a">
+  <w:style w:type="paragraph" w:default="1" w:styleId="1">
     <w:name w:val="Normal"/>
     <w:qFormat/>
+    <w:uiPriority w:val="0"/>
     <w:pPr>
       <w:kinsoku w:val="0"/>
       <w:autoSpaceDE w:val="0"/>
@@ -2902,23 +3418,25 @@
       <w:textAlignment w:val="baseline"/>
     </w:pPr>
     <w:rPr>
-      <w:rFonts w:ascii="Arial" w:hAnsi="Arial" w:cs="Arial"/>
+      <w:rFonts w:ascii="Arial" w:hAnsi="Arial" w:eastAsia="宋体" w:cs="Arial"/>
       <w:snapToGrid w:val="0"/>
       <w:color w:val="000000"/>
       <w:sz w:val="21"/>
       <w:szCs w:val="21"/>
-      <w:lang w:eastAsia="en-US"/>
+      <w:lang w:val="en-US" w:eastAsia="en-US" w:bidi="ar-SA"/>
     </w:rPr>
   </w:style>
-  <w:style w:type="paragraph" w:styleId="1">
+  <w:style w:type="paragraph" w:styleId="2">
     <w:name w:val="heading 1"/>
-    <w:basedOn w:val="a"/>
-    <w:next w:val="a"/>
+    <w:basedOn w:val="1"/>
+    <w:next w:val="1"/>
     <w:qFormat/>
+    <w:uiPriority w:val="0"/>
     <w:pPr>
       <w:keepNext/>
       <w:keepLines/>
       <w:numPr>
+        <w:ilvl w:val="0"/>
         <w:numId w:val="1"/>
       </w:numPr>
       <w:spacing w:before="340" w:after="330" w:line="576" w:lineRule="auto"/>
@@ -2930,12 +3448,13 @@
       <w:sz w:val="44"/>
     </w:rPr>
   </w:style>
-  <w:style w:type="paragraph" w:styleId="2">
+  <w:style w:type="paragraph" w:styleId="3">
     <w:name w:val="heading 2"/>
-    <w:basedOn w:val="a"/>
-    <w:next w:val="a"/>
+    <w:basedOn w:val="1"/>
+    <w:next w:val="1"/>
     <w:unhideWhenUsed/>
     <w:qFormat/>
+    <w:uiPriority w:val="0"/>
     <w:pPr>
       <w:keepNext/>
       <w:keepLines/>
@@ -2952,13 +3471,14 @@
       <w:sz w:val="32"/>
     </w:rPr>
   </w:style>
-  <w:style w:type="paragraph" w:styleId="3">
+  <w:style w:type="paragraph" w:styleId="4">
     <w:name w:val="heading 3"/>
-    <w:basedOn w:val="a"/>
-    <w:next w:val="a"/>
+    <w:basedOn w:val="1"/>
+    <w:next w:val="1"/>
     <w:semiHidden/>
     <w:unhideWhenUsed/>
     <w:qFormat/>
+    <w:uiPriority w:val="0"/>
     <w:pPr>
       <w:keepNext/>
       <w:keepLines/>
@@ -2974,12 +3494,13 @@
       <w:sz w:val="32"/>
     </w:rPr>
   </w:style>
-  <w:style w:type="paragraph" w:styleId="4">
+  <w:style w:type="paragraph" w:styleId="5">
     <w:name w:val="heading 4"/>
-    <w:basedOn w:val="a"/>
-    <w:next w:val="a"/>
+    <w:basedOn w:val="1"/>
+    <w:next w:val="1"/>
     <w:unhideWhenUsed/>
     <w:qFormat/>
+    <w:uiPriority w:val="0"/>
     <w:pPr>
       <w:keepNext/>
       <w:keepLines/>
@@ -2996,13 +3517,14 @@
       <w:sz w:val="28"/>
     </w:rPr>
   </w:style>
-  <w:style w:type="paragraph" w:styleId="5">
+  <w:style w:type="paragraph" w:styleId="6">
     <w:name w:val="heading 5"/>
-    <w:basedOn w:val="a"/>
-    <w:next w:val="a"/>
+    <w:basedOn w:val="1"/>
+    <w:next w:val="1"/>
     <w:semiHidden/>
     <w:unhideWhenUsed/>
     <w:qFormat/>
+    <w:uiPriority w:val="0"/>
     <w:pPr>
       <w:keepNext/>
       <w:keepLines/>
@@ -3018,13 +3540,14 @@
       <w:sz w:val="28"/>
     </w:rPr>
   </w:style>
-  <w:style w:type="paragraph" w:styleId="6">
+  <w:style w:type="paragraph" w:styleId="7">
     <w:name w:val="heading 6"/>
-    <w:basedOn w:val="a"/>
-    <w:next w:val="a"/>
+    <w:basedOn w:val="1"/>
+    <w:next w:val="1"/>
     <w:semiHidden/>
     <w:unhideWhenUsed/>
     <w:qFormat/>
+    <w:uiPriority w:val="0"/>
     <w:pPr>
       <w:keepNext/>
       <w:keepLines/>
@@ -3041,13 +3564,14 @@
       <w:sz w:val="24"/>
     </w:rPr>
   </w:style>
-  <w:style w:type="paragraph" w:styleId="7">
+  <w:style w:type="paragraph" w:styleId="8">
     <w:name w:val="heading 7"/>
-    <w:basedOn w:val="a"/>
-    <w:next w:val="a"/>
+    <w:basedOn w:val="1"/>
+    <w:next w:val="1"/>
     <w:semiHidden/>
     <w:unhideWhenUsed/>
     <w:qFormat/>
+    <w:uiPriority w:val="0"/>
     <w:pPr>
       <w:keepNext/>
       <w:keepLines/>
@@ -3063,13 +3587,14 @@
       <w:sz w:val="24"/>
     </w:rPr>
   </w:style>
-  <w:style w:type="paragraph" w:styleId="8">
+  <w:style w:type="paragraph" w:styleId="9">
     <w:name w:val="heading 8"/>
-    <w:basedOn w:val="a"/>
-    <w:next w:val="a"/>
+    <w:basedOn w:val="1"/>
+    <w:next w:val="1"/>
     <w:semiHidden/>
     <w:unhideWhenUsed/>
     <w:qFormat/>
+    <w:uiPriority w:val="0"/>
     <w:pPr>
       <w:keepNext/>
       <w:keepLines/>
@@ -3085,13 +3610,14 @@
       <w:sz w:val="24"/>
     </w:rPr>
   </w:style>
-  <w:style w:type="paragraph" w:styleId="9">
+  <w:style w:type="paragraph" w:styleId="10">
     <w:name w:val="heading 9"/>
-    <w:basedOn w:val="a"/>
-    <w:next w:val="a"/>
+    <w:basedOn w:val="1"/>
+    <w:next w:val="1"/>
     <w:semiHidden/>
     <w:unhideWhenUsed/>
     <w:qFormat/>
+    <w:uiPriority w:val="0"/>
     <w:pPr>
       <w:keepNext/>
       <w:keepLines/>
@@ -3106,19 +3632,18 @@
       <w:rFonts w:eastAsia="黑体"/>
     </w:rPr>
   </w:style>
-  <w:style w:type="character" w:default="1" w:styleId="a0">
+  <w:style w:type="character" w:default="1" w:styleId="22">
     <w:name w:val="Default Paragraph Font"/>
-    <w:uiPriority w:val="1"/>
     <w:semiHidden/>
     <w:unhideWhenUsed/>
+    <w:uiPriority w:val="1"/>
   </w:style>
-  <w:style w:type="table" w:default="1" w:styleId="a1">
+  <w:style w:type="table" w:default="1" w:styleId="20">
     <w:name w:val="Normal Table"/>
-    <w:uiPriority w:val="99"/>
     <w:semiHidden/>
     <w:unhideWhenUsed/>
+    <w:uiPriority w:val="99"/>
     <w:tblPr>
-      <w:tblInd w:w="0" w:type="dxa"/>
       <w:tblCellMar>
         <w:top w:w="0" w:type="dxa"/>
         <w:left w:w="108" w:type="dxa"/>
@@ -3127,39 +3652,37 @@
       </w:tblCellMar>
     </w:tblPr>
   </w:style>
-  <w:style w:type="numbering" w:default="1" w:styleId="a2">
-    <w:name w:val="No List"/>
-    <w:uiPriority w:val="99"/>
-    <w:semiHidden/>
-    <w:unhideWhenUsed/>
+  <w:style w:type="paragraph" w:styleId="11">
+    <w:name w:val="annotation text"/>
+    <w:basedOn w:val="1"/>
+    <w:qFormat/>
+    <w:uiPriority w:val="0"/>
   </w:style>
-  <w:style w:type="paragraph" w:styleId="a3">
-    <w:name w:val="annotation text"/>
-    <w:basedOn w:val="a"/>
-    <w:qFormat/>
-  </w:style>
-  <w:style w:type="paragraph" w:styleId="a4">
+  <w:style w:type="paragraph" w:styleId="12">
     <w:name w:val="Body Text"/>
-    <w:basedOn w:val="a"/>
+    <w:basedOn w:val="1"/>
     <w:semiHidden/>
     <w:qFormat/>
+    <w:uiPriority w:val="0"/>
     <w:rPr>
       <w:rFonts w:eastAsia="Arial"/>
     </w:rPr>
   </w:style>
-  <w:style w:type="paragraph" w:styleId="TOC3">
+  <w:style w:type="paragraph" w:styleId="13">
     <w:name w:val="toc 3"/>
-    <w:basedOn w:val="a"/>
-    <w:next w:val="a"/>
+    <w:basedOn w:val="1"/>
+    <w:next w:val="1"/>
     <w:qFormat/>
+    <w:uiPriority w:val="0"/>
     <w:pPr>
-      <w:ind w:leftChars="400" w:left="840"/>
+      <w:ind w:left="840" w:leftChars="400"/>
     </w:pPr>
   </w:style>
-  <w:style w:type="paragraph" w:styleId="a5">
+  <w:style w:type="paragraph" w:styleId="14">
     <w:name w:val="footer"/>
-    <w:basedOn w:val="a"/>
+    <w:basedOn w:val="1"/>
     <w:qFormat/>
+    <w:uiPriority w:val="0"/>
     <w:pPr>
       <w:tabs>
         <w:tab w:val="center" w:pos="4153"/>
@@ -3170,16 +3693,17 @@
       <w:sz w:val="18"/>
     </w:rPr>
   </w:style>
-  <w:style w:type="paragraph" w:styleId="a6">
+  <w:style w:type="paragraph" w:styleId="15">
     <w:name w:val="header"/>
-    <w:basedOn w:val="a"/>
+    <w:basedOn w:val="1"/>
     <w:qFormat/>
+    <w:uiPriority w:val="0"/>
     <w:pPr>
       <w:pBdr>
-        <w:top w:val="nil"/>
-        <w:left w:val="nil"/>
-        <w:bottom w:val="nil"/>
-        <w:right w:val="nil"/>
+        <w:top w:val="none" w:color="auto" w:sz="0" w:space="0"/>
+        <w:left w:val="none" w:color="auto" w:sz="0" w:space="0"/>
+        <w:bottom w:val="none" w:color="auto" w:sz="0" w:space="0"/>
+        <w:right w:val="none" w:color="auto" w:sz="0" w:space="0"/>
       </w:pBdr>
       <w:tabs>
         <w:tab w:val="center" w:pos="4153"/>
@@ -3192,37 +3716,41 @@
       <w:sz w:val="18"/>
     </w:rPr>
   </w:style>
-  <w:style w:type="paragraph" w:styleId="TOC1">
+  <w:style w:type="paragraph" w:styleId="16">
     <w:name w:val="toc 1"/>
-    <w:basedOn w:val="a"/>
-    <w:next w:val="a"/>
+    <w:basedOn w:val="1"/>
+    <w:next w:val="1"/>
     <w:qFormat/>
+    <w:uiPriority w:val="0"/>
     <w:rPr>
       <w:rFonts w:eastAsia="Microsoft JhengHei"/>
       <w:sz w:val="24"/>
     </w:rPr>
   </w:style>
-  <w:style w:type="paragraph" w:styleId="TOC2">
+  <w:style w:type="paragraph" w:styleId="17">
     <w:name w:val="toc 2"/>
-    <w:basedOn w:val="a"/>
-    <w:next w:val="a"/>
+    <w:basedOn w:val="1"/>
+    <w:next w:val="1"/>
     <w:qFormat/>
+    <w:uiPriority w:val="0"/>
     <w:pPr>
-      <w:ind w:leftChars="200" w:left="420"/>
+      <w:ind w:left="420" w:leftChars="200"/>
     </w:pPr>
   </w:style>
-  <w:style w:type="paragraph" w:styleId="a7">
+  <w:style w:type="paragraph" w:styleId="18">
     <w:name w:val="Normal (Web)"/>
-    <w:basedOn w:val="a"/>
+    <w:basedOn w:val="1"/>
     <w:qFormat/>
+    <w:uiPriority w:val="0"/>
     <w:rPr>
       <w:sz w:val="24"/>
     </w:rPr>
   </w:style>
-  <w:style w:type="paragraph" w:styleId="a8">
+  <w:style w:type="paragraph" w:styleId="19">
     <w:name w:val="Title"/>
-    <w:basedOn w:val="a"/>
+    <w:basedOn w:val="1"/>
     <w:qFormat/>
+    <w:uiPriority w:val="0"/>
     <w:pPr>
       <w:spacing w:before="240" w:after="60"/>
       <w:jc w:val="center"/>
@@ -3233,68 +3761,73 @@
       <w:sz w:val="32"/>
     </w:rPr>
   </w:style>
-  <w:style w:type="table" w:styleId="a9">
+  <w:style w:type="table" w:styleId="21">
     <w:name w:val="Table Grid"/>
-    <w:basedOn w:val="a1"/>
+    <w:basedOn w:val="20"/>
     <w:qFormat/>
+    <w:uiPriority w:val="0"/>
     <w:pPr>
       <w:widowControl w:val="0"/>
       <w:jc w:val="both"/>
     </w:pPr>
     <w:tblPr>
       <w:tblBorders>
-        <w:top w:val="single" w:sz="4" w:space="0" w:color="auto"/>
-        <w:left w:val="single" w:sz="4" w:space="0" w:color="auto"/>
-        <w:bottom w:val="single" w:sz="4" w:space="0" w:color="auto"/>
-        <w:right w:val="single" w:sz="4" w:space="0" w:color="auto"/>
-        <w:insideH w:val="single" w:sz="4" w:space="0" w:color="auto"/>
-        <w:insideV w:val="single" w:sz="4" w:space="0" w:color="auto"/>
+        <w:top w:val="single" w:color="auto" w:sz="4" w:space="0"/>
+        <w:left w:val="single" w:color="auto" w:sz="4" w:space="0"/>
+        <w:bottom w:val="single" w:color="auto" w:sz="4" w:space="0"/>
+        <w:right w:val="single" w:color="auto" w:sz="4" w:space="0"/>
+        <w:insideH w:val="single" w:color="auto" w:sz="4" w:space="0"/>
+        <w:insideV w:val="single" w:color="auto" w:sz="4" w:space="0"/>
       </w:tblBorders>
     </w:tblPr>
   </w:style>
-  <w:style w:type="character" w:styleId="aa">
+  <w:style w:type="character" w:styleId="23">
     <w:name w:val="Strong"/>
-    <w:basedOn w:val="a0"/>
+    <w:basedOn w:val="22"/>
     <w:qFormat/>
+    <w:uiPriority w:val="0"/>
     <w:rPr>
       <w:b/>
     </w:rPr>
   </w:style>
-  <w:style w:type="paragraph" w:customStyle="1" w:styleId="ab">
+  <w:style w:type="paragraph" w:customStyle="1" w:styleId="24">
     <w:name w:val="柴_公司名"/>
-    <w:basedOn w:val="a8"/>
+    <w:basedOn w:val="19"/>
     <w:qFormat/>
+    <w:uiPriority w:val="0"/>
     <w:pPr>
-      <w:spacing w:afterLines="600" w:after="600"/>
+      <w:spacing w:after="600" w:afterLines="600"/>
     </w:pPr>
     <w:rPr>
-      <w:rFonts w:ascii="宋体" w:hAnsi="宋体" w:cs="宋体" w:hint="eastAsia"/>
+      <w:rFonts w:hint="eastAsia" w:ascii="宋体" w:hAnsi="宋体" w:cs="宋体"/>
       <w:bCs/>
       <w:spacing w:val="-6"/>
       <w:sz w:val="52"/>
       <w:szCs w:val="52"/>
     </w:rPr>
   </w:style>
-  <w:style w:type="paragraph" w:customStyle="1" w:styleId="ac">
+  <w:style w:type="paragraph" w:customStyle="1" w:styleId="25">
     <w:name w:val="柴_文档名"/>
-    <w:basedOn w:val="a8"/>
+    <w:basedOn w:val="19"/>
     <w:qFormat/>
+    <w:uiPriority w:val="0"/>
     <w:pPr>
-      <w:spacing w:afterLines="900" w:after="900"/>
+      <w:spacing w:after="900" w:afterLines="900"/>
     </w:pPr>
     <w:rPr>
-      <w:rFonts w:ascii="黑体" w:eastAsia="黑体" w:hAnsi="黑体" w:cs="黑体"/>
+      <w:rFonts w:ascii="黑体" w:hAnsi="黑体" w:eastAsia="黑体" w:cs="黑体"/>
       <w:bCs/>
       <w:spacing w:val="-7"/>
       <w:sz w:val="52"/>
       <w:szCs w:val="52"/>
     </w:rPr>
   </w:style>
-  <w:style w:type="table" w:customStyle="1" w:styleId="TableNormal0">
+  <w:style w:type="table" w:customStyle="1" w:styleId="26">
     <w:name w:val="Table Normal_0"/>
     <w:semiHidden/>
     <w:unhideWhenUsed/>
     <w:qFormat/>
+    <w:uiPriority w:val="0"/>
     <w:tblPr>
       <w:tblCellMar>
         <w:top w:w="0" w:type="dxa"/>
@@ -3304,21 +3837,23 @@
       </w:tblCellMar>
     </w:tblPr>
   </w:style>
-  <w:style w:type="paragraph" w:customStyle="1" w:styleId="TableText">
+  <w:style w:type="paragraph" w:customStyle="1" w:styleId="27">
     <w:name w:val="Table Text"/>
-    <w:basedOn w:val="a"/>
+    <w:basedOn w:val="1"/>
     <w:semiHidden/>
     <w:qFormat/>
+    <w:uiPriority w:val="0"/>
     <w:rPr>
       <w:rFonts w:ascii="宋体" w:hAnsi="宋体" w:cs="宋体"/>
     </w:rPr>
   </w:style>
-  <w:style w:type="paragraph" w:customStyle="1" w:styleId="10">
+  <w:style w:type="paragraph" w:customStyle="1" w:styleId="28">
     <w:name w:val="柴_标题1"/>
-    <w:basedOn w:val="1"/>
-    <w:next w:val="ad"/>
-    <w:link w:val="1Char"/>
+    <w:basedOn w:val="2"/>
+    <w:next w:val="29"/>
+    <w:link w:val="38"/>
     <w:qFormat/>
+    <w:uiPriority w:val="0"/>
     <w:pPr>
       <w:spacing w:before="100" w:after="90" w:line="360" w:lineRule="auto"/>
     </w:pPr>
@@ -3326,13 +3861,14 @@
       <w:sz w:val="32"/>
     </w:rPr>
   </w:style>
-  <w:style w:type="paragraph" w:customStyle="1" w:styleId="ad">
+  <w:style w:type="paragraph" w:customStyle="1" w:styleId="29">
     <w:name w:val="柴_正文"/>
-    <w:basedOn w:val="a4"/>
-    <w:link w:val="Char"/>
+    <w:basedOn w:val="12"/>
+    <w:link w:val="41"/>
     <w:qFormat/>
+    <w:uiPriority w:val="0"/>
     <w:pPr>
-      <w:ind w:firstLineChars="200" w:firstLine="470"/>
+      <w:ind w:firstLine="470" w:firstLineChars="200"/>
     </w:pPr>
     <w:rPr>
       <w:rFonts w:eastAsia="宋体"/>
@@ -3340,11 +3876,12 @@
       <w:lang w:eastAsia="zh-CN"/>
     </w:rPr>
   </w:style>
-  <w:style w:type="paragraph" w:customStyle="1" w:styleId="20">
+  <w:style w:type="paragraph" w:customStyle="1" w:styleId="30">
     <w:name w:val="柴_标题2"/>
-    <w:basedOn w:val="2"/>
-    <w:next w:val="ad"/>
+    <w:basedOn w:val="3"/>
+    <w:next w:val="29"/>
     <w:qFormat/>
+    <w:uiPriority w:val="0"/>
     <w:pPr>
       <w:spacing w:line="360" w:lineRule="auto"/>
     </w:pPr>
@@ -3353,14 +3890,15 @@
       <w:sz w:val="28"/>
     </w:rPr>
   </w:style>
-  <w:style w:type="paragraph" w:customStyle="1" w:styleId="30">
+  <w:style w:type="paragraph" w:customStyle="1" w:styleId="31">
     <w:name w:val="柴_标题3"/>
-    <w:basedOn w:val="3"/>
-    <w:next w:val="ad"/>
+    <w:basedOn w:val="4"/>
+    <w:next w:val="29"/>
     <w:qFormat/>
+    <w:uiPriority w:val="0"/>
     <w:pPr>
       <w:spacing w:line="360" w:lineRule="auto"/>
-      <w:ind w:left="0" w:firstLineChars="200" w:firstLine="472"/>
+      <w:ind w:left="0" w:firstLine="472" w:firstLineChars="200"/>
     </w:pPr>
     <w:rPr>
       <w:rFonts w:ascii="宋体" w:hAnsi="宋体" w:cs="宋体"/>
@@ -3369,11 +3907,12 @@
       <w:szCs w:val="24"/>
     </w:rPr>
   </w:style>
-  <w:style w:type="paragraph" w:customStyle="1" w:styleId="ae">
+  <w:style w:type="paragraph" w:customStyle="1" w:styleId="32">
     <w:name w:val="柴_目录"/>
-    <w:basedOn w:val="a"/>
-    <w:next w:val="a4"/>
+    <w:basedOn w:val="1"/>
+    <w:next w:val="12"/>
     <w:qFormat/>
+    <w:uiPriority w:val="0"/>
     <w:pPr>
       <w:tabs>
         <w:tab w:val="right" w:leader="dot" w:pos="8442"/>
@@ -3384,37 +3923,54 @@
       <w:sz w:val="24"/>
     </w:rPr>
   </w:style>
-  <w:style w:type="paragraph" w:customStyle="1" w:styleId="WPSOffice1">
+  <w:style w:type="paragraph" w:customStyle="1" w:styleId="33">
     <w:name w:val="WPSOffice手动目录 1"/>
     <w:qFormat/>
+    <w:uiPriority w:val="0"/>
+    <w:rPr>
+      <w:rFonts w:ascii="Times New Roman" w:hAnsi="Times New Roman" w:eastAsia="宋体" w:cs="Times New Roman"/>
+      <w:lang w:val="en-US" w:eastAsia="zh-CN" w:bidi="ar-SA"/>
+    </w:rPr>
   </w:style>
-  <w:style w:type="paragraph" w:customStyle="1" w:styleId="WPSOffice2">
+  <w:style w:type="paragraph" w:customStyle="1" w:styleId="34">
     <w:name w:val="WPSOffice手动目录 2"/>
     <w:qFormat/>
+    <w:uiPriority w:val="0"/>
     <w:pPr>
-      <w:ind w:leftChars="200" w:left="200"/>
+      <w:ind w:left="200" w:leftChars="200"/>
     </w:pPr>
+    <w:rPr>
+      <w:rFonts w:ascii="Times New Roman" w:hAnsi="Times New Roman" w:eastAsia="宋体" w:cs="Times New Roman"/>
+      <w:lang w:val="en-US" w:eastAsia="zh-CN" w:bidi="ar-SA"/>
+    </w:rPr>
   </w:style>
-  <w:style w:type="paragraph" w:customStyle="1" w:styleId="WPSOffice3">
+  <w:style w:type="paragraph" w:customStyle="1" w:styleId="35">
     <w:name w:val="WPSOffice手动目录 3"/>
     <w:qFormat/>
+    <w:uiPriority w:val="0"/>
     <w:pPr>
-      <w:ind w:leftChars="400" w:left="400"/>
+      <w:ind w:left="400" w:leftChars="400"/>
     </w:pPr>
+    <w:rPr>
+      <w:rFonts w:ascii="Times New Roman" w:hAnsi="Times New Roman" w:eastAsia="宋体" w:cs="Times New Roman"/>
+      <w:lang w:val="en-US" w:eastAsia="zh-CN" w:bidi="ar-SA"/>
+    </w:rPr>
   </w:style>
-  <w:style w:type="paragraph" w:customStyle="1" w:styleId="Compact">
+  <w:style w:type="paragraph" w:customStyle="1" w:styleId="36">
     <w:name w:val="Compact"/>
-    <w:basedOn w:val="a4"/>
+    <w:basedOn w:val="12"/>
     <w:qFormat/>
+    <w:uiPriority w:val="0"/>
     <w:pPr>
       <w:spacing w:before="36" w:after="36"/>
     </w:pPr>
   </w:style>
-  <w:style w:type="table" w:customStyle="1" w:styleId="Table">
+  <w:style w:type="table" w:customStyle="1" w:styleId="37">
     <w:name w:val="Table"/>
     <w:semiHidden/>
     <w:unhideWhenUsed/>
     <w:qFormat/>
+    <w:uiPriority w:val="0"/>
     <w:tblPr>
       <w:tblCellMar>
         <w:top w:w="0" w:type="dxa"/>
@@ -3424,28 +3980,29 @@
       </w:tblCellMar>
     </w:tblPr>
     <w:tblStylePr w:type="firstRow">
-      <w:tblPr/>
       <w:tcPr>
         <w:tcBorders>
-          <w:bottom w:val="single" w:sz="0" w:space="0" w:color="auto"/>
+          <w:bottom w:val="single" w:color="auto" w:sz="0" w:space="0"/>
         </w:tcBorders>
         <w:vAlign w:val="bottom"/>
       </w:tcPr>
     </w:tblStylePr>
   </w:style>
-  <w:style w:type="character" w:customStyle="1" w:styleId="1Char">
+  <w:style w:type="character" w:customStyle="1" w:styleId="38">
     <w:name w:val="柴_标题1 Char"/>
-    <w:link w:val="10"/>
+    <w:link w:val="28"/>
     <w:qFormat/>
+    <w:uiPriority w:val="0"/>
     <w:rPr>
-      <w:rFonts w:ascii="Arial" w:eastAsia="宋体" w:hAnsi="Arial"/>
+      <w:rFonts w:ascii="Arial" w:hAnsi="Arial" w:eastAsia="宋体"/>
       <w:sz w:val="32"/>
     </w:rPr>
   </w:style>
-  <w:style w:type="paragraph" w:customStyle="1" w:styleId="af">
+  <w:style w:type="paragraph" w:customStyle="1" w:styleId="39">
     <w:name w:val="柴_正文_无缩进"/>
-    <w:basedOn w:val="a"/>
+    <w:basedOn w:val="1"/>
     <w:qFormat/>
+    <w:uiPriority w:val="0"/>
     <w:rPr>
       <w:sz w:val="24"/>
       <w:lang w:eastAsia="zh-CN"/>
@@ -3453,27 +4010,29 @@
   </w:style>
   <w:style w:type="paragraph" w:customStyle="1" w:styleId="40">
     <w:name w:val="柴_标题4"/>
-    <w:basedOn w:val="4"/>
-    <w:next w:val="a"/>
+    <w:basedOn w:val="5"/>
+    <w:next w:val="1"/>
     <w:qFormat/>
+    <w:uiPriority w:val="0"/>
     <w:pPr>
       <w:widowControl w:val="0"/>
       <w:spacing w:before="160" w:line="360" w:lineRule="auto"/>
-      <w:ind w:leftChars="300" w:left="981" w:hanging="862"/>
+      <w:ind w:left="981" w:leftChars="300" w:hanging="862"/>
     </w:pPr>
     <w:rPr>
-      <w:rFonts w:ascii="Calibri" w:eastAsia="宋体" w:hAnsi="Calibri" w:cs="宋体" w:hint="eastAsia"/>
+      <w:rFonts w:hint="eastAsia" w:ascii="Calibri" w:hAnsi="Calibri" w:eastAsia="宋体" w:cs="宋体"/>
       <w:sz w:val="24"/>
       <w:szCs w:val="24"/>
       <w:lang w:eastAsia="zh-CN" w:bidi="zh-CN"/>
     </w:rPr>
   </w:style>
-  <w:style w:type="character" w:customStyle="1" w:styleId="Char">
+  <w:style w:type="character" w:customStyle="1" w:styleId="41">
     <w:name w:val="柴_正文 Char"/>
-    <w:link w:val="ad"/>
+    <w:link w:val="29"/>
     <w:qFormat/>
+    <w:uiPriority w:val="0"/>
     <w:rPr>
-      <w:rFonts w:ascii="Arial" w:eastAsia="宋体" w:hAnsi="Arial"/>
+      <w:rFonts w:ascii="Arial" w:hAnsi="Arial" w:eastAsia="宋体"/>
       <w:sz w:val="24"/>
       <w:lang w:eastAsia="zh-CN"/>
     </w:rPr>
@@ -3725,6 +4284,5 @@
     </a:fmtScheme>
   </a:themeElements>
   <a:objectDefaults/>
-  <a:extraClrSchemeLst/>
 </a:theme>
 </file>